--- a/비즈니스모델(BM).docx
+++ b/비즈니스모델(BM).docx
@@ -20,7 +20,7 @@
         <mc:AlternateContent>
           <mc:Choice Requires="wps">
             <w:drawing>
-              <wp:anchor distT="0" distB="0" distL="0" distR="0" simplePos="0" relativeHeight="251658240" behindDoc="1" locked="0" layoutInCell="1" hidden="0" allowOverlap="1" wp14:anchorId="154A89E6" wp14:editId="67990409">
+              <wp:anchor distT="0" distB="0" distL="0" distR="0" simplePos="0" relativeHeight="251659264" behindDoc="1" locked="0" layoutInCell="1" hidden="0" allowOverlap="1" wp14:anchorId="1D0DD3EC" wp14:editId="3687D43C">
                 <wp:simplePos x="0" y="0"/>
                 <wp:positionH relativeFrom="page">
                   <wp:posOffset>862012</wp:posOffset>
@@ -137,7 +137,7 @@
           </mc:Choice>
           <mc:Fallback>
             <w:pict>
-              <v:shape w14:anchorId="0EFEE038" id="자유형: 도형 2095518425" o:spid="_x0000_s1026" style="position:absolute;margin-left:67.85pt;margin-top:92.65pt;width:462pt;height:672.75pt;z-index:-251658240;visibility:visible;mso-wrap-style:square;mso-wrap-distance-left:0;mso-wrap-distance-top:0;mso-wrap-distance-right:0;mso-wrap-distance-bottom:0;mso-position-horizontal:absolute;mso-position-horizontal-relative:page;mso-position-vertical:absolute;mso-position-vertical-relative:page;v-text-anchor:middle" coordsize="5724525,8439150" o:gfxdata="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" path="m1523,r,8438723em5721070,r,8438723em,l5724118,em,8438723r5724118,em5721070,r,8438723em1523,r,8438723em,8438723r5724118,em,l5724118,e" filled="f">
+              <v:shape w14:anchorId="056F1453" id="자유형: 도형 2095518425" o:spid="_x0000_s1026" style="position:absolute;margin-left:67.85pt;margin-top:92.65pt;width:462pt;height:672.75pt;z-index:-251657216;visibility:visible;mso-wrap-style:square;mso-wrap-distance-left:0;mso-wrap-distance-top:0;mso-wrap-distance-right:0;mso-wrap-distance-bottom:0;mso-position-horizontal:absolute;mso-position-horizontal-relative:page;mso-position-vertical:absolute;mso-position-vertical-relative:page;v-text-anchor:middle" coordsize="5724525,8439150" o:gfxdata="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" path="m1523,r,8438723em5721070,r,8438723em,l5724118,em,8438723r5724118,em5721070,r,8438723em1523,r,8438723em,8438723r5724118,em,l5724118,e" filled="f">
                 <v:stroke startarrowwidth="narrow" startarrowlength="short" endarrowwidth="narrow" endarrowlength="short"/>
                 <v:path arrowok="t" o:extrusionok="f"/>
                 <w10:wrap anchorx="page" anchory="page"/>
@@ -240,6 +240,7 @@
           <w:szCs w:val="26"/>
         </w:rPr>
       </w:pPr>
+      <w:proofErr w:type="gramStart"/>
       <w:r>
         <w:rPr>
           <w:rFonts w:ascii="맑은 고딕" w:eastAsia="맑은 고딕" w:hAnsi="맑은 고딕" w:cs="맑은 고딕"/>
@@ -247,8 +248,19 @@
           <w:sz w:val="26"/>
           <w:szCs w:val="26"/>
         </w:rPr>
-        <w:t xml:space="preserve">[ 시스템명: </w:t>
+        <w:t>[ 시스템명</w:t>
       </w:r>
+      <w:proofErr w:type="gramEnd"/>
+      <w:r>
+        <w:rPr>
+          <w:rFonts w:ascii="맑은 고딕" w:eastAsia="맑은 고딕" w:hAnsi="맑은 고딕" w:cs="맑은 고딕"/>
+          <w:b/>
+          <w:sz w:val="26"/>
+          <w:szCs w:val="26"/>
+        </w:rPr>
+        <w:t xml:space="preserve">: </w:t>
+      </w:r>
+      <w:proofErr w:type="spellStart"/>
       <w:r>
         <w:rPr>
           <w:rFonts w:ascii="맑은 고딕" w:eastAsia="맑은 고딕" w:hAnsi="맑은 고딕" w:cs="맑은 고딕" w:hint="eastAsia"/>
@@ -257,7 +269,29 @@
           <w:sz w:val="26"/>
           <w:szCs w:val="26"/>
         </w:rPr>
-        <w:t>플래시톡 시</w:t>
+        <w:t>플래시톡</w:t>
+      </w:r>
+      <w:proofErr w:type="spellEnd"/>
+      <w:r>
+        <w:rPr>
+          <w:rFonts w:ascii="맑은 고딕" w:eastAsia="맑은 고딕" w:hAnsi="맑은 고딕" w:cs="맑은 고딕" w:hint="eastAsia"/>
+          <w:b/>
+          <w:color w:val="0000FF"/>
+          <w:sz w:val="26"/>
+          <w:szCs w:val="26"/>
+        </w:rPr>
+        <w:t xml:space="preserve"> </w:t>
+      </w:r>
+      <w:proofErr w:type="gramStart"/>
+      <w:r>
+        <w:rPr>
+          <w:rFonts w:ascii="맑은 고딕" w:eastAsia="맑은 고딕" w:hAnsi="맑은 고딕" w:cs="맑은 고딕" w:hint="eastAsia"/>
+          <w:b/>
+          <w:color w:val="0000FF"/>
+          <w:sz w:val="26"/>
+          <w:szCs w:val="26"/>
+        </w:rPr>
+        <w:t>시</w:t>
       </w:r>
       <w:r>
         <w:rPr>
@@ -278,6 +312,7 @@
         </w:rPr>
         <w:t>]</w:t>
       </w:r>
+      <w:proofErr w:type="gramEnd"/>
     </w:p>
     <w:p>
       <w:pPr>
@@ -304,7 +339,7 @@
         <mc:AlternateContent>
           <mc:Choice Requires="wps">
             <w:drawing>
-              <wp:anchor distT="0" distB="0" distL="114300" distR="114300" simplePos="0" relativeHeight="251659264" behindDoc="0" locked="0" layoutInCell="1" hidden="0" allowOverlap="1" wp14:anchorId="743CB20C" wp14:editId="57875BF6">
+              <wp:anchor distT="0" distB="0" distL="114300" distR="114300" simplePos="0" relativeHeight="251660288" behindDoc="0" locked="0" layoutInCell="1" hidden="0" allowOverlap="1" wp14:anchorId="13E5D0ED" wp14:editId="728CC061">
                 <wp:simplePos x="0" y="0"/>
                 <wp:positionH relativeFrom="column">
                   <wp:posOffset>687705</wp:posOffset>
@@ -373,7 +408,7 @@
           </mc:Choice>
           <mc:Fallback>
             <w:pict>
-              <v:shape w14:anchorId="544C6E31" id="자유형: 도형 2095518421" o:spid="_x0000_s1026" style="position:absolute;margin-left:54.15pt;margin-top:3.2pt;width:.1pt;height:1pt;z-index:251659264;visibility:visible;mso-wrap-style:square;mso-wrap-distance-left:9pt;mso-wrap-distance-top:0;mso-wrap-distance-right:9pt;mso-wrap-distance-bottom:0;mso-position-horizontal:absolute;mso-position-horizontal-relative:text;mso-position-vertical:absolute;mso-position-vertical-relative:text;v-text-anchor:middle" coordsize="4720590,1270" o:gfxdata="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" path="m,l4720335,em,l4720335,e" filled="f">
+              <v:shape w14:anchorId="49EC6771" id="자유형: 도형 2095518421" o:spid="_x0000_s1026" style="position:absolute;margin-left:54.15pt;margin-top:3.2pt;width:.1pt;height:1pt;z-index:251660288;visibility:visible;mso-wrap-style:square;mso-wrap-distance-left:9pt;mso-wrap-distance-top:0;mso-wrap-distance-right:9pt;mso-wrap-distance-bottom:0;mso-position-horizontal:absolute;mso-position-horizontal-relative:text;mso-position-vertical:absolute;mso-position-vertical-relative:text;v-text-anchor:middle" coordsize="4720590,1270" o:gfxdata="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" path="m,l4720335,em,l4720335,e" filled="f">
                 <v:stroke startarrowwidth="narrow" startarrowlength="short" endarrowwidth="narrow" endarrowlength="short"/>
                 <v:path arrowok="t" o:extrusionok="f"/>
                 <w10:wrap type="topAndBottom"/>
@@ -439,7 +474,7 @@
         <mc:AlternateContent>
           <mc:Choice Requires="wps">
             <w:drawing>
-              <wp:anchor distT="0" distB="0" distL="114300" distR="114300" simplePos="0" relativeHeight="251660288" behindDoc="0" locked="0" layoutInCell="1" hidden="0" allowOverlap="1" wp14:anchorId="7EDFD1E4" wp14:editId="6B841CC0">
+              <wp:anchor distT="0" distB="0" distL="114300" distR="114300" simplePos="0" relativeHeight="251661312" behindDoc="0" locked="0" layoutInCell="1" hidden="0" allowOverlap="1" wp14:anchorId="1CBD307E" wp14:editId="20FA10F1">
                 <wp:simplePos x="0" y="0"/>
                 <wp:positionH relativeFrom="column">
                   <wp:posOffset>687705</wp:posOffset>
@@ -508,7 +543,7 @@
           </mc:Choice>
           <mc:Fallback>
             <w:pict>
-              <v:shape w14:anchorId="57F84380" id="자유형: 도형 2095518424" o:spid="_x0000_s1026" style="position:absolute;margin-left:54.15pt;margin-top:18.65pt;width:.1pt;height:1pt;z-index:251660288;visibility:visible;mso-wrap-style:square;mso-wrap-distance-left:9pt;mso-wrap-distance-top:0;mso-wrap-distance-right:9pt;mso-wrap-distance-bottom:0;mso-position-horizontal:absolute;mso-position-horizontal-relative:text;mso-position-vertical:absolute;mso-position-vertical-relative:text;v-text-anchor:middle" coordsize="4720590,1270" o:gfxdata="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" path="m,l4720335,em,l4720335,e" filled="f">
+              <v:shape w14:anchorId="11578A32" id="자유형: 도형 2095518424" o:spid="_x0000_s1026" style="position:absolute;margin-left:54.15pt;margin-top:18.65pt;width:.1pt;height:1pt;z-index:251661312;visibility:visible;mso-wrap-style:square;mso-wrap-distance-left:9pt;mso-wrap-distance-top:0;mso-wrap-distance-right:9pt;mso-wrap-distance-bottom:0;mso-position-horizontal:absolute;mso-position-horizontal-relative:text;mso-position-vertical:absolute;mso-position-vertical-relative:text;v-text-anchor:middle" coordsize="4720590,1270" o:gfxdata="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" path="m,l4720335,em,l4720335,e" filled="f">
                 <v:stroke startarrowwidth="narrow" startarrowlength="short" endarrowwidth="narrow" endarrowlength="short"/>
                 <v:path arrowok="t" o:extrusionok="f"/>
                 <w10:wrap type="topAndBottom"/>
@@ -654,16 +689,7 @@
           <w:sz w:val="32"/>
           <w:szCs w:val="32"/>
         </w:rPr>
-        <w:t>0</w:t>
-      </w:r>
-      <w:r>
-        <w:rPr>
-          <w:rFonts w:ascii="맑은 고딕" w:eastAsia="맑은 고딕" w:hAnsi="맑은 고딕" w:cs="맑은 고딕" w:hint="eastAsia"/>
-          <w:color w:val="0000FF"/>
-          <w:sz w:val="32"/>
-          <w:szCs w:val="32"/>
-        </w:rPr>
-        <w:t>9</w:t>
+        <w:t>11</w:t>
       </w:r>
       <w:r>
         <w:rPr>
@@ -728,10 +754,8 @@
     </w:p>
     <w:tbl>
       <w:tblPr>
-        <w:tblStyle w:val="affff2"/>
         <w:tblpPr w:leftFromText="142" w:rightFromText="142" w:vertAnchor="text" w:tblpX="4588" w:tblpY="401"/>
         <w:tblW w:w="4692" w:type="dxa"/>
-        <w:tblInd w:w="0" w:type="dxa"/>
         <w:tblBorders>
           <w:top w:val="single" w:sz="12" w:space="0" w:color="000000"/>
           <w:left w:val="single" w:sz="12" w:space="0" w:color="000000"/>
@@ -934,6 +958,7 @@
                 <w:szCs w:val="26"/>
               </w:rPr>
             </w:pPr>
+            <w:proofErr w:type="spellStart"/>
             <w:r>
               <w:rPr>
                 <w:rFonts w:ascii="맑은 고딕" w:eastAsia="맑은 고딕" w:hAnsi="맑은 고딕" w:cs="맑은 고딕" w:hint="eastAsia"/>
@@ -944,6 +969,7 @@
               </w:rPr>
               <w:t>말모이</w:t>
             </w:r>
+            <w:proofErr w:type="spellEnd"/>
           </w:p>
         </w:tc>
       </w:tr>
@@ -1072,7 +1098,7 @@
               <w:spacing w:before="66"/>
               <w:ind w:left="203"/>
               <w:rPr>
-                <w:rFonts w:ascii="맑은 고딕" w:eastAsia="맑은 고딕" w:hAnsi="맑은 고딕" w:cs="맑은 고딕" w:hint="eastAsia"/>
+                <w:rFonts w:ascii="맑은 고딕" w:eastAsia="맑은 고딕" w:hAnsi="맑은 고딕" w:cs="맑은 고딕"/>
                 <w:b/>
                 <w:color w:val="000000"/>
                 <w:sz w:val="26"/>
@@ -1087,8 +1113,9 @@
                 <w:sz w:val="26"/>
                 <w:szCs w:val="26"/>
               </w:rPr>
-              <w:t>2633610</w:t>
-            </w:r>
+              <w:t xml:space="preserve">2633610 </w:t>
+            </w:r>
+            <w:proofErr w:type="spellStart"/>
             <w:r>
               <w:rPr>
                 <w:rFonts w:ascii="맑은 고딕" w:eastAsia="맑은 고딕" w:hAnsi="맑은 고딕" w:cs="맑은 고딕" w:hint="eastAsia"/>
@@ -1097,8 +1124,9 @@
                 <w:sz w:val="26"/>
                 <w:szCs w:val="26"/>
               </w:rPr>
-              <w:t xml:space="preserve"> 임효진</w:t>
-            </w:r>
+              <w:t>임효진</w:t>
+            </w:r>
+            <w:proofErr w:type="spellEnd"/>
           </w:p>
         </w:tc>
       </w:tr>
@@ -1137,8 +1165,8 @@
           <w:szCs w:val="20"/>
         </w:rPr>
         <w:sectPr>
-          <w:headerReference w:type="default" r:id="rId8"/>
-          <w:footerReference w:type="default" r:id="rId9"/>
+          <w:headerReference w:type="default" r:id="rId7"/>
+          <w:footerReference w:type="default" r:id="rId8"/>
           <w:pgSz w:w="11900" w:h="16820"/>
           <w:pgMar w:top="1820" w:right="1320" w:bottom="1060" w:left="1300" w:header="1095" w:footer="867" w:gutter="0"/>
           <w:pgNumType w:start="1"/>
@@ -1174,7 +1202,7 @@
         <mc:AlternateContent>
           <mc:Choice Requires="wps">
             <w:drawing>
-              <wp:anchor distT="0" distB="0" distL="0" distR="0" simplePos="0" relativeHeight="251661312" behindDoc="1" locked="0" layoutInCell="1" hidden="0" allowOverlap="1" wp14:anchorId="464FD495" wp14:editId="7F9B2214">
+              <wp:anchor distT="0" distB="0" distL="0" distR="0" simplePos="0" relativeHeight="251662336" behindDoc="1" locked="0" layoutInCell="1" hidden="0" allowOverlap="1" wp14:anchorId="3468A5BF" wp14:editId="2DAB7312">
                 <wp:simplePos x="0" y="0"/>
                 <wp:positionH relativeFrom="page">
                   <wp:posOffset>922657</wp:posOffset>
@@ -1291,7 +1319,7 @@
           </mc:Choice>
           <mc:Fallback>
             <w:pict>
-              <v:shape w14:anchorId="5B50CDBD" id="자유형: 도형 2095518422" o:spid="_x0000_s1026" style="position:absolute;margin-left:72.65pt;margin-top:92.15pt;width:453.75pt;height:670.5pt;z-index:-251655168;visibility:visible;mso-wrap-style:square;mso-wrap-distance-left:0;mso-wrap-distance-top:0;mso-wrap-distance-right:0;mso-wrap-distance-bottom:0;mso-position-horizontal:absolute;mso-position-horizontal-relative:page;mso-position-vertical:absolute;mso-position-vertical-relative:page;v-text-anchor:middle" coordsize="5724525,8477250" o:gfxdata="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" path="m1523,r,8477198em5721070,r,8477198em,l5724118,em,8477198r5724118,em5721070,r,8477198em1523,r,8477198em,8477198r5724118,em,l5724118,e" filled="f">
+              <v:shape w14:anchorId="07F2FCF7" id="자유형: 도형 2095518422" o:spid="_x0000_s1026" style="position:absolute;margin-left:72.65pt;margin-top:92.15pt;width:453.75pt;height:670.5pt;z-index:-251654144;visibility:visible;mso-wrap-style:square;mso-wrap-distance-left:0;mso-wrap-distance-top:0;mso-wrap-distance-right:0;mso-wrap-distance-bottom:0;mso-position-horizontal:absolute;mso-position-horizontal-relative:page;mso-position-vertical:absolute;mso-position-vertical-relative:page;v-text-anchor:middle" coordsize="5724525,8477250" o:gfxdata="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" path="m1523,r,8477198em5721070,r,8477198em,l5724118,em,8477198r5724118,em5721070,r,8477198em1523,r,8477198em,8477198r5724118,em,l5724118,e" filled="f">
                 <v:stroke startarrowwidth="narrow" startarrowlength="short" endarrowwidth="narrow" endarrowlength="short"/>
                 <v:path arrowok="t" o:extrusionok="f"/>
                 <w10:wrap anchorx="page" anchory="page"/>
@@ -1329,8 +1357,21 @@
           <w:szCs w:val="32"/>
           <w:u w:val="single"/>
         </w:rPr>
-        <w:t>문서 제/개정 이력표</w:t>
+        <w:t xml:space="preserve">문서 제/개정 </w:t>
       </w:r>
+      <w:proofErr w:type="spellStart"/>
+      <w:r>
+        <w:rPr>
+          <w:rFonts w:ascii="맑은 고딕" w:eastAsia="맑은 고딕" w:hAnsi="맑은 고딕" w:cs="맑은 고딕"/>
+          <w:b/>
+          <w:color w:val="000000"/>
+          <w:sz w:val="32"/>
+          <w:szCs w:val="32"/>
+          <w:u w:val="single"/>
+        </w:rPr>
+        <w:t>이력표</w:t>
+      </w:r>
+      <w:proofErr w:type="spellEnd"/>
     </w:p>
     <w:p>
       <w:pPr>
@@ -1370,7 +1411,6 @@
     </w:p>
     <w:tbl>
       <w:tblPr>
-        <w:tblStyle w:val="affff3"/>
         <w:tblW w:w="8550" w:type="dxa"/>
         <w:tblInd w:w="395" w:type="dxa"/>
         <w:tblBorders>
@@ -3477,6 +3517,7 @@
         <w:tc>
           <w:tcPr>
             <w:tcW w:w="510" w:type="dxa"/>
+            <w:vAlign w:val="center"/>
           </w:tcPr>
           <w:p>
             <w:pPr>
@@ -3489,17 +3530,27 @@
               </w:pBdr>
               <w:jc w:val="center"/>
               <w:rPr>
-                <w:rFonts w:ascii="맑은 고딕" w:eastAsia="맑은 고딕" w:hAnsi="맑은 고딕" w:cs="맑은 고딕"/>
+                <w:rFonts w:ascii="맑은 고딕" w:eastAsia="맑은 고딕" w:hAnsi="맑은 고딕" w:cs="맑은 고딕" w:hint="eastAsia"/>
                 <w:color w:val="000000"/>
                 <w:sz w:val="20"/>
                 <w:szCs w:val="20"/>
               </w:rPr>
             </w:pPr>
+            <w:r>
+              <w:rPr>
+                <w:rFonts w:ascii="맑은 고딕" w:eastAsia="맑은 고딕" w:hAnsi="맑은 고딕" w:cs="맑은 고딕" w:hint="eastAsia"/>
+                <w:color w:val="000000"/>
+                <w:sz w:val="20"/>
+                <w:szCs w:val="20"/>
+              </w:rPr>
+              <w:t>0.2</w:t>
+            </w:r>
           </w:p>
         </w:tc>
         <w:tc>
           <w:tcPr>
             <w:tcW w:w="1260" w:type="dxa"/>
+            <w:vAlign w:val="center"/>
           </w:tcPr>
           <w:p>
             <w:pPr>
@@ -3512,17 +3563,27 @@
               </w:pBdr>
               <w:jc w:val="center"/>
               <w:rPr>
-                <w:rFonts w:ascii="맑은 고딕" w:eastAsia="맑은 고딕" w:hAnsi="맑은 고딕" w:cs="맑은 고딕"/>
+                <w:rFonts w:ascii="맑은 고딕" w:eastAsia="맑은 고딕" w:hAnsi="맑은 고딕" w:cs="맑은 고딕" w:hint="eastAsia"/>
                 <w:color w:val="000000"/>
                 <w:sz w:val="20"/>
                 <w:szCs w:val="20"/>
               </w:rPr>
             </w:pPr>
+            <w:r>
+              <w:rPr>
+                <w:rFonts w:ascii="맑은 고딕" w:eastAsia="맑은 고딕" w:hAnsi="맑은 고딕" w:cs="맑은 고딕" w:hint="eastAsia"/>
+                <w:color w:val="000000"/>
+                <w:sz w:val="20"/>
+                <w:szCs w:val="20"/>
+              </w:rPr>
+              <w:t>2026. 04. 11</w:t>
+            </w:r>
           </w:p>
         </w:tc>
         <w:tc>
           <w:tcPr>
             <w:tcW w:w="1560" w:type="dxa"/>
+            <w:vAlign w:val="center"/>
           </w:tcPr>
           <w:p>
             <w:pPr>
@@ -3541,11 +3602,23 @@
                 <w:szCs w:val="20"/>
               </w:rPr>
             </w:pPr>
+            <w:proofErr w:type="spellStart"/>
+            <w:r>
+              <w:rPr>
+                <w:rFonts w:ascii="맑은 고딕" w:eastAsia="맑은 고딕" w:hAnsi="맑은 고딕" w:cs="맑은 고딕" w:hint="eastAsia"/>
+                <w:color w:val="000000"/>
+                <w:sz w:val="20"/>
+                <w:szCs w:val="20"/>
+              </w:rPr>
+              <w:t>임효진</w:t>
+            </w:r>
+            <w:proofErr w:type="spellEnd"/>
           </w:p>
         </w:tc>
         <w:tc>
           <w:tcPr>
             <w:tcW w:w="3211" w:type="dxa"/>
+            <w:vAlign w:val="center"/>
           </w:tcPr>
           <w:p>
             <w:pPr>
@@ -3558,17 +3631,56 @@
               </w:pBdr>
               <w:jc w:val="center"/>
               <w:rPr>
-                <w:rFonts w:ascii="맑은 고딕" w:eastAsia="맑은 고딕" w:hAnsi="맑은 고딕" w:cs="맑은 고딕"/>
+                <w:rFonts w:ascii="맑은 고딕" w:eastAsia="맑은 고딕" w:hAnsi="맑은 고딕" w:cs="맑은 고딕" w:hint="eastAsia"/>
                 <w:color w:val="000000"/>
                 <w:sz w:val="20"/>
                 <w:szCs w:val="20"/>
               </w:rPr>
             </w:pPr>
+            <w:r>
+              <w:rPr>
+                <w:rFonts w:ascii="맑은 고딕" w:eastAsia="맑은 고딕" w:hAnsi="맑은 고딕" w:cs="맑은 고딕" w:hint="eastAsia"/>
+                <w:color w:val="000000"/>
+                <w:sz w:val="20"/>
+                <w:szCs w:val="20"/>
+              </w:rPr>
+              <w:t>BM 문서 수정</w:t>
+            </w:r>
+            <w:r>
+              <w:rPr>
+                <w:rFonts w:ascii="맑은 고딕" w:eastAsia="맑은 고딕" w:hAnsi="맑은 고딕" w:cs="맑은 고딕" w:hint="eastAsia"/>
+                <w:color w:val="000000"/>
+                <w:sz w:val="20"/>
+                <w:szCs w:val="20"/>
+              </w:rPr>
+              <w:t xml:space="preserve">(비즈니스 </w:t>
+            </w:r>
+            <w:proofErr w:type="spellStart"/>
+            <w:r>
+              <w:rPr>
+                <w:rFonts w:ascii="맑은 고딕" w:eastAsia="맑은 고딕" w:hAnsi="맑은 고딕" w:cs="맑은 고딕" w:hint="eastAsia"/>
+                <w:color w:val="000000"/>
+                <w:sz w:val="20"/>
+                <w:szCs w:val="20"/>
+              </w:rPr>
+              <w:t>유스케이스</w:t>
+            </w:r>
+            <w:proofErr w:type="spellEnd"/>
+            <w:r>
+              <w:rPr>
+                <w:rFonts w:ascii="맑은 고딕" w:eastAsia="맑은 고딕" w:hAnsi="맑은 고딕" w:cs="맑은 고딕" w:hint="eastAsia"/>
+                <w:color w:val="000000"/>
+                <w:sz w:val="20"/>
+                <w:szCs w:val="20"/>
+              </w:rPr>
+              <w:t xml:space="preserve"> 다이어그램, 목록)</w:t>
+            </w:r>
           </w:p>
         </w:tc>
         <w:tc>
           <w:tcPr>
             <w:tcW w:w="2009" w:type="dxa"/>
+            <w:vAlign w:val="center"/>
           </w:tcPr>
           <w:p>
             <w:pPr>
@@ -3583,10 +3695,19 @@
               <w:rPr>
                 <w:rFonts w:ascii="맑은 고딕" w:eastAsia="맑은 고딕" w:hAnsi="맑은 고딕" w:cs="맑은 고딕"/>
                 <w:color w:val="000000"/>
-                <w:sz w:val="18"/>
-                <w:szCs w:val="18"/>
-              </w:rPr>
-            </w:pPr>
+                <w:sz w:val="20"/>
+                <w:szCs w:val="20"/>
+              </w:rPr>
+            </w:pPr>
+            <w:r>
+              <w:rPr>
+                <w:rFonts w:ascii="맑은 고딕" w:eastAsia="맑은 고딕" w:hAnsi="맑은 고딕" w:cs="맑은 고딕" w:hint="eastAsia"/>
+                <w:color w:val="000000"/>
+                <w:sz w:val="20"/>
+                <w:szCs w:val="20"/>
+              </w:rPr>
+              <w:t>고객 대표 서명(인)</w:t>
+            </w:r>
           </w:p>
         </w:tc>
       </w:tr>
@@ -3597,6 +3718,7 @@
         <w:tc>
           <w:tcPr>
             <w:tcW w:w="510" w:type="dxa"/>
+            <w:vAlign w:val="center"/>
           </w:tcPr>
           <w:p>
             <w:pPr>
@@ -3629,6 +3751,7 @@
         <w:tc>
           <w:tcPr>
             <w:tcW w:w="1260" w:type="dxa"/>
+            <w:vAlign w:val="center"/>
           </w:tcPr>
           <w:p>
             <w:pPr>
@@ -3641,7 +3764,7 @@
               </w:pBdr>
               <w:jc w:val="center"/>
               <w:rPr>
-                <w:rFonts w:ascii="맑은 고딕" w:eastAsia="맑은 고딕" w:hAnsi="맑은 고딕" w:cs="맑은 고딕"/>
+                <w:rFonts w:ascii="맑은 고딕" w:eastAsia="맑은 고딕" w:hAnsi="맑은 고딕" w:cs="맑은 고딕" w:hint="eastAsia"/>
                 <w:color w:val="000000"/>
                 <w:sz w:val="20"/>
                 <w:szCs w:val="20"/>
@@ -3654,13 +3777,59 @@
                 <w:sz w:val="20"/>
                 <w:szCs w:val="20"/>
               </w:rPr>
-              <w:t>2025. 09. 29</w:t>
+              <w:t>202</w:t>
+            </w:r>
+            <w:r>
+              <w:rPr>
+                <w:rFonts w:ascii="맑은 고딕" w:eastAsia="맑은 고딕" w:hAnsi="맑은 고딕" w:cs="맑은 고딕" w:hint="eastAsia"/>
+                <w:color w:val="000000"/>
+                <w:sz w:val="20"/>
+                <w:szCs w:val="20"/>
+              </w:rPr>
+              <w:t>6</w:t>
+            </w:r>
+            <w:r>
+              <w:rPr>
+                <w:rFonts w:ascii="맑은 고딕" w:eastAsia="맑은 고딕" w:hAnsi="맑은 고딕" w:cs="맑은 고딕"/>
+                <w:color w:val="000000"/>
+                <w:sz w:val="20"/>
+                <w:szCs w:val="20"/>
+              </w:rPr>
+              <w:t>. 0</w:t>
+            </w:r>
+            <w:r>
+              <w:rPr>
+                <w:rFonts w:ascii="맑은 고딕" w:eastAsia="맑은 고딕" w:hAnsi="맑은 고딕" w:cs="맑은 고딕" w:hint="eastAsia"/>
+                <w:color w:val="000000"/>
+                <w:sz w:val="20"/>
+                <w:szCs w:val="20"/>
+              </w:rPr>
+              <w:t>4</w:t>
+            </w:r>
+            <w:r>
+              <w:rPr>
+                <w:rFonts w:ascii="맑은 고딕" w:eastAsia="맑은 고딕" w:hAnsi="맑은 고딕" w:cs="맑은 고딕"/>
+                <w:color w:val="000000"/>
+                <w:sz w:val="20"/>
+                <w:szCs w:val="20"/>
+              </w:rPr>
+              <w:t xml:space="preserve">. </w:t>
+            </w:r>
+            <w:r>
+              <w:rPr>
+                <w:rFonts w:ascii="맑은 고딕" w:eastAsia="맑은 고딕" w:hAnsi="맑은 고딕" w:cs="맑은 고딕" w:hint="eastAsia"/>
+                <w:color w:val="000000"/>
+                <w:sz w:val="20"/>
+                <w:szCs w:val="20"/>
+              </w:rPr>
+              <w:t>09</w:t>
             </w:r>
           </w:p>
         </w:tc>
         <w:tc>
           <w:tcPr>
             <w:tcW w:w="1560" w:type="dxa"/>
+            <w:vAlign w:val="center"/>
           </w:tcPr>
           <w:p>
             <w:pPr>
@@ -3679,20 +3848,23 @@
                 <w:szCs w:val="20"/>
               </w:rPr>
             </w:pPr>
-            <w:r>
-              <w:rPr>
-                <w:rFonts w:ascii="맑은 고딕" w:eastAsia="맑은 고딕" w:hAnsi="맑은 고딕" w:cs="맑은 고딕"/>
+            <w:proofErr w:type="spellStart"/>
+            <w:r>
+              <w:rPr>
+                <w:rFonts w:ascii="맑은 고딕" w:eastAsia="맑은 고딕" w:hAnsi="맑은 고딕" w:cs="맑은 고딕" w:hint="eastAsia"/>
                 <w:color w:val="000000"/>
                 <w:sz w:val="20"/>
                 <w:szCs w:val="20"/>
               </w:rPr>
-              <w:t>이태호</w:t>
-            </w:r>
+              <w:t>임효진</w:t>
+            </w:r>
+            <w:proofErr w:type="spellEnd"/>
           </w:p>
         </w:tc>
         <w:tc>
           <w:tcPr>
             <w:tcW w:w="3211" w:type="dxa"/>
+            <w:vAlign w:val="center"/>
           </w:tcPr>
           <w:p>
             <w:pPr>
@@ -3725,6 +3897,7 @@
         <w:tc>
           <w:tcPr>
             <w:tcW w:w="2009" w:type="dxa"/>
+            <w:vAlign w:val="center"/>
           </w:tcPr>
           <w:p>
             <w:pPr>
@@ -3992,7 +4165,43 @@
           <w:sz w:val="28"/>
           <w:szCs w:val="28"/>
         </w:rPr>
-        <w:t>1. 비즈니스 유스케이스 다이어그램……………………………………………...4</w:t>
+        <w:t xml:space="preserve">1. 비즈니스 </w:t>
+      </w:r>
+      <w:proofErr w:type="spellStart"/>
+      <w:r>
+        <w:rPr>
+          <w:rFonts w:ascii="맑은 고딕" w:eastAsia="맑은 고딕" w:hAnsi="맑은 고딕" w:cs="맑은 고딕"/>
+          <w:sz w:val="28"/>
+          <w:szCs w:val="28"/>
+        </w:rPr>
+        <w:t>유스케이스</w:t>
+      </w:r>
+      <w:proofErr w:type="spellEnd"/>
+      <w:r>
+        <w:rPr>
+          <w:rFonts w:ascii="맑은 고딕" w:eastAsia="맑은 고딕" w:hAnsi="맑은 고딕" w:cs="맑은 고딕"/>
+          <w:sz w:val="28"/>
+          <w:szCs w:val="28"/>
+        </w:rPr>
+        <w:t xml:space="preserve"> 다이어그램………………………………………</w:t>
+      </w:r>
+      <w:proofErr w:type="gramStart"/>
+      <w:r>
+        <w:rPr>
+          <w:rFonts w:ascii="맑은 고딕" w:eastAsia="맑은 고딕" w:hAnsi="맑은 고딕" w:cs="맑은 고딕"/>
+          <w:sz w:val="28"/>
+          <w:szCs w:val="28"/>
+        </w:rPr>
+        <w:t>……...</w:t>
+      </w:r>
+      <w:proofErr w:type="gramEnd"/>
+      <w:r>
+        <w:rPr>
+          <w:rFonts w:ascii="맑은 고딕" w:eastAsia="맑은 고딕" w:hAnsi="맑은 고딕" w:cs="맑은 고딕"/>
+          <w:sz w:val="28"/>
+          <w:szCs w:val="28"/>
+        </w:rPr>
+        <w:t>4</w:t>
       </w:r>
     </w:p>
     <w:p>
@@ -4042,7 +4251,43 @@
           <w:sz w:val="28"/>
           <w:szCs w:val="28"/>
         </w:rPr>
-        <w:t>2. 비즈니스 유스케이스 목록………………………………………………………...5</w:t>
+        <w:t xml:space="preserve">2. 비즈니스 </w:t>
+      </w:r>
+      <w:proofErr w:type="spellStart"/>
+      <w:r>
+        <w:rPr>
+          <w:rFonts w:ascii="맑은 고딕" w:eastAsia="맑은 고딕" w:hAnsi="맑은 고딕" w:cs="맑은 고딕"/>
+          <w:sz w:val="28"/>
+          <w:szCs w:val="28"/>
+        </w:rPr>
+        <w:t>유스케이스</w:t>
+      </w:r>
+      <w:proofErr w:type="spellEnd"/>
+      <w:r>
+        <w:rPr>
+          <w:rFonts w:ascii="맑은 고딕" w:eastAsia="맑은 고딕" w:hAnsi="맑은 고딕" w:cs="맑은 고딕"/>
+          <w:sz w:val="28"/>
+          <w:szCs w:val="28"/>
+        </w:rPr>
+        <w:t xml:space="preserve"> 목록…………………………………………………</w:t>
+      </w:r>
+      <w:proofErr w:type="gramStart"/>
+      <w:r>
+        <w:rPr>
+          <w:rFonts w:ascii="맑은 고딕" w:eastAsia="맑은 고딕" w:hAnsi="맑은 고딕" w:cs="맑은 고딕"/>
+          <w:sz w:val="28"/>
+          <w:szCs w:val="28"/>
+        </w:rPr>
+        <w:t>……...</w:t>
+      </w:r>
+      <w:proofErr w:type="gramEnd"/>
+      <w:r>
+        <w:rPr>
+          <w:rFonts w:ascii="맑은 고딕" w:eastAsia="맑은 고딕" w:hAnsi="맑은 고딕" w:cs="맑은 고딕" w:hint="eastAsia"/>
+          <w:sz w:val="28"/>
+          <w:szCs w:val="28"/>
+        </w:rPr>
+        <w:t>6</w:t>
       </w:r>
     </w:p>
     <w:p>
@@ -4092,7 +4337,33 @@
           <w:sz w:val="28"/>
           <w:szCs w:val="28"/>
         </w:rPr>
-        <w:t>3. 비즈니스 유스케이스 시나리오…………………………………………………6</w:t>
+        <w:t xml:space="preserve">3. 비즈니스 </w:t>
+      </w:r>
+      <w:proofErr w:type="spellStart"/>
+      <w:r>
+        <w:rPr>
+          <w:rFonts w:ascii="맑은 고딕" w:eastAsia="맑은 고딕" w:hAnsi="맑은 고딕" w:cs="맑은 고딕"/>
+          <w:sz w:val="28"/>
+          <w:szCs w:val="28"/>
+        </w:rPr>
+        <w:t>유스케이스</w:t>
+      </w:r>
+      <w:proofErr w:type="spellEnd"/>
+      <w:r>
+        <w:rPr>
+          <w:rFonts w:ascii="맑은 고딕" w:eastAsia="맑은 고딕" w:hAnsi="맑은 고딕" w:cs="맑은 고딕"/>
+          <w:sz w:val="28"/>
+          <w:szCs w:val="28"/>
+        </w:rPr>
+        <w:t xml:space="preserve"> 시나리오…………………………………………………</w:t>
+      </w:r>
+      <w:r>
+        <w:rPr>
+          <w:rFonts w:ascii="맑은 고딕" w:eastAsia="맑은 고딕" w:hAnsi="맑은 고딕" w:cs="맑은 고딕" w:hint="eastAsia"/>
+          <w:sz w:val="28"/>
+          <w:szCs w:val="28"/>
+        </w:rPr>
+        <w:t>7</w:t>
       </w:r>
     </w:p>
     <w:p>
@@ -4142,7 +4413,15 @@
           <w:sz w:val="28"/>
           <w:szCs w:val="28"/>
         </w:rPr>
-        <w:t>4. 비즈니스 객체 다이어그램………………………………………………………10</w:t>
+        <w:t>4. 비즈니스 객체 다이어그램………………………………………………………</w:t>
+      </w:r>
+      <w:r>
+        <w:rPr>
+          <w:rFonts w:ascii="맑은 고딕" w:eastAsia="맑은 고딕" w:hAnsi="맑은 고딕" w:cs="맑은 고딕" w:hint="eastAsia"/>
+          <w:sz w:val="28"/>
+          <w:szCs w:val="28"/>
+        </w:rPr>
+        <w:t>11</w:t>
       </w:r>
     </w:p>
     <w:p>
@@ -4192,7 +4471,61 @@
           <w:sz w:val="28"/>
           <w:szCs w:val="28"/>
         </w:rPr>
-        <w:t>5. 비즈니스 객체/ 관계 목록/ 설명……………………………………………..10</w:t>
+        <w:t xml:space="preserve">5. 비즈니스 </w:t>
+      </w:r>
+      <w:proofErr w:type="gramStart"/>
+      <w:r>
+        <w:rPr>
+          <w:rFonts w:ascii="맑은 고딕" w:eastAsia="맑은 고딕" w:hAnsi="맑은 고딕" w:cs="맑은 고딕"/>
+          <w:sz w:val="28"/>
+          <w:szCs w:val="28"/>
+        </w:rPr>
+        <w:t>객체/ 관계</w:t>
+      </w:r>
+      <w:proofErr w:type="gramEnd"/>
+      <w:r>
+        <w:rPr>
+          <w:rFonts w:ascii="맑은 고딕" w:eastAsia="맑은 고딕" w:hAnsi="맑은 고딕" w:cs="맑은 고딕"/>
+          <w:sz w:val="28"/>
+          <w:szCs w:val="28"/>
+        </w:rPr>
+        <w:t xml:space="preserve"> </w:t>
+      </w:r>
+      <w:proofErr w:type="gramStart"/>
+      <w:r>
+        <w:rPr>
+          <w:rFonts w:ascii="맑은 고딕" w:eastAsia="맑은 고딕" w:hAnsi="맑은 고딕" w:cs="맑은 고딕"/>
+          <w:sz w:val="28"/>
+          <w:szCs w:val="28"/>
+        </w:rPr>
+        <w:t>목록/ 설명</w:t>
+      </w:r>
+      <w:proofErr w:type="gramEnd"/>
+      <w:r>
+        <w:rPr>
+          <w:rFonts w:ascii="맑은 고딕" w:eastAsia="맑은 고딕" w:hAnsi="맑은 고딕" w:cs="맑은 고딕"/>
+          <w:sz w:val="28"/>
+          <w:szCs w:val="28"/>
+        </w:rPr>
+        <w:t>………………………………………</w:t>
+      </w:r>
+      <w:proofErr w:type="gramStart"/>
+      <w:r>
+        <w:rPr>
+          <w:rFonts w:ascii="맑은 고딕" w:eastAsia="맑은 고딕" w:hAnsi="맑은 고딕" w:cs="맑은 고딕"/>
+          <w:sz w:val="28"/>
+          <w:szCs w:val="28"/>
+        </w:rPr>
+        <w:t>……..</w:t>
+      </w:r>
+      <w:proofErr w:type="gramEnd"/>
+      <w:r>
+        <w:rPr>
+          <w:rFonts w:ascii="맑은 고딕" w:eastAsia="맑은 고딕" w:hAnsi="맑은 고딕" w:cs="맑은 고딕" w:hint="eastAsia"/>
+          <w:sz w:val="28"/>
+          <w:szCs w:val="28"/>
+        </w:rPr>
+        <w:t>11</w:t>
       </w:r>
     </w:p>
     <w:p>
@@ -4242,7 +4575,15 @@
           <w:sz w:val="28"/>
           <w:szCs w:val="28"/>
         </w:rPr>
-        <w:t>6. 용어집………………………………………………………………………………………13</w:t>
+        <w:t>6. 용어집………………………………………………………………………………………1</w:t>
+      </w:r>
+      <w:r>
+        <w:rPr>
+          <w:rFonts w:ascii="맑은 고딕" w:eastAsia="맑은 고딕" w:hAnsi="맑은 고딕" w:cs="맑은 고딕" w:hint="eastAsia"/>
+          <w:sz w:val="28"/>
+          <w:szCs w:val="28"/>
+        </w:rPr>
+        <w:t>4</w:t>
       </w:r>
     </w:p>
     <w:p>
@@ -4274,7 +4615,23 @@
           <w:b/>
         </w:rPr>
         <w:lastRenderedPageBreak/>
-        <w:t>비즈니스 유스케이스 다이어그램</w:t>
+        <w:t xml:space="preserve">비즈니스 </w:t>
+      </w:r>
+      <w:proofErr w:type="spellStart"/>
+      <w:r>
+        <w:rPr>
+          <w:rFonts w:ascii="맑은 고딕" w:eastAsia="맑은 고딕" w:hAnsi="맑은 고딕" w:cs="맑은 고딕"/>
+          <w:b/>
+        </w:rPr>
+        <w:t>유스케이스</w:t>
+      </w:r>
+      <w:proofErr w:type="spellEnd"/>
+      <w:r>
+        <w:rPr>
+          <w:rFonts w:ascii="맑은 고딕" w:eastAsia="맑은 고딕" w:hAnsi="맑은 고딕" w:cs="맑은 고딕"/>
+          <w:b/>
+        </w:rPr>
+        <w:t xml:space="preserve"> 다이어그램</w:t>
       </w:r>
     </w:p>
     <w:p>
@@ -4287,17 +4644,41 @@
           <w:color w:val="00B0F0"/>
         </w:rPr>
       </w:pPr>
+      <w:proofErr w:type="spellStart"/>
+      <w:r>
+        <w:rPr>
+          <w:rFonts w:ascii="나눔고딕 ExtraBold" w:eastAsia="나눔고딕 ExtraBold" w:hAnsi="나눔고딕 ExtraBold" w:cs="나눔고딕 ExtraBold" w:hint="eastAsia"/>
+          <w:color w:val="00B0F0"/>
+        </w:rPr>
+        <w:t>플래시톡</w:t>
+      </w:r>
+      <w:proofErr w:type="spellEnd"/>
       <w:r>
         <w:rPr>
           <w:rFonts w:ascii="나눔고딕 ExtraBold" w:eastAsia="나눔고딕 ExtraBold" w:hAnsi="나눔고딕 ExtraBold" w:cs="나눔고딕 ExtraBold"/>
           <w:color w:val="00B0F0"/>
         </w:rPr>
-        <w:t>엘리베이터 자판기 시스템- 유스케이스 다이어그램</w:t>
+        <w:t xml:space="preserve"> 시스템- </w:t>
+      </w:r>
+      <w:proofErr w:type="spellStart"/>
+      <w:r>
+        <w:rPr>
+          <w:rFonts w:ascii="나눔고딕 ExtraBold" w:eastAsia="나눔고딕 ExtraBold" w:hAnsi="나눔고딕 ExtraBold" w:cs="나눔고딕 ExtraBold"/>
+          <w:color w:val="00B0F0"/>
+        </w:rPr>
+        <w:t>유스케이스</w:t>
+      </w:r>
+      <w:proofErr w:type="spellEnd"/>
+      <w:r>
+        <w:rPr>
+          <w:rFonts w:ascii="나눔고딕 ExtraBold" w:eastAsia="나눔고딕 ExtraBold" w:hAnsi="나눔고딕 ExtraBold" w:cs="나눔고딕 ExtraBold"/>
+          <w:color w:val="00B0F0"/>
+        </w:rPr>
+        <w:t xml:space="preserve"> 다이어그램</w:t>
       </w:r>
     </w:p>
     <w:tbl>
       <w:tblPr>
-        <w:tblStyle w:val="affff4"/>
         <w:tblW w:w="10335" w:type="dxa"/>
         <w:tblInd w:w="-657" w:type="dxa"/>
         <w:tblBorders>
@@ -4321,9 +4702,11 @@
         <w:tc>
           <w:tcPr>
             <w:tcW w:w="10335" w:type="dxa"/>
-          </w:tcPr>
-          <w:p>
-            <w:pPr>
+            <w:vAlign w:val="center"/>
+          </w:tcPr>
+          <w:p>
+            <w:pPr>
+              <w:jc w:val="center"/>
               <w:rPr>
                 <w:rFonts w:ascii="맑은 고딕" w:eastAsia="맑은 고딕" w:hAnsi="맑은 고딕" w:cs="맑은 고딕"/>
                 <w:b/>
@@ -4334,23 +4717,31 @@
                 <w:rFonts w:ascii="맑은 고딕" w:eastAsia="맑은 고딕" w:hAnsi="맑은 고딕" w:cs="맑은 고딕"/>
                 <w:b/>
                 <w:noProof/>
+                <w14:ligatures w14:val="standardContextual"/>
               </w:rPr>
               <w:drawing>
-                <wp:inline distT="0" distB="0" distL="0" distR="0" wp14:anchorId="7D77642E" wp14:editId="684B2FEB">
-                  <wp:extent cx="6470015" cy="3761105"/>
+                <wp:inline distT="0" distB="0" distL="0" distR="0" wp14:anchorId="3F219A58" wp14:editId="55A965A4">
+                  <wp:extent cx="6425565" cy="4575810"/>
                   <wp:effectExtent l="0" t="0" r="0" b="0"/>
-                  <wp:docPr id="2095518426" name="image2.png"/>
-                  <wp:cNvGraphicFramePr/>
+                  <wp:docPr id="1634231908" name="그림 7"/>
+                  <wp:cNvGraphicFramePr>
+                    <a:graphicFrameLocks xmlns:a="http://schemas.openxmlformats.org/drawingml/2006/main" noChangeAspect="1"/>
+                  </wp:cNvGraphicFramePr>
                   <a:graphic xmlns:a="http://schemas.openxmlformats.org/drawingml/2006/main">
                     <a:graphicData uri="http://schemas.openxmlformats.org/drawingml/2006/picture">
                       <pic:pic xmlns:pic="http://schemas.openxmlformats.org/drawingml/2006/picture">
                         <pic:nvPicPr>
-                          <pic:cNvPr id="0" name="image2.png"/>
-                          <pic:cNvPicPr preferRelativeResize="0"/>
+                          <pic:cNvPr id="1634231908" name="그림 1634231908"/>
+                          <pic:cNvPicPr/>
                         </pic:nvPicPr>
                         <pic:blipFill>
-                          <a:blip r:embed="rId10"/>
-                          <a:srcRect/>
+                          <a:blip r:embed="rId9">
+                            <a:extLst>
+                              <a:ext uri="{28A0092B-C50C-407E-A947-70E740481C1C}">
+                                <a14:useLocalDpi xmlns:a14="http://schemas.microsoft.com/office/drawing/2010/main" val="0"/>
+                              </a:ext>
+                            </a:extLst>
+                          </a:blip>
                           <a:stretch>
                             <a:fillRect/>
                           </a:stretch>
@@ -4358,12 +4749,11 @@
                         <pic:spPr>
                           <a:xfrm>
                             <a:off x="0" y="0"/>
-                            <a:ext cx="6470015" cy="3761105"/>
+                            <a:ext cx="6425565" cy="4575810"/>
                           </a:xfrm>
                           <a:prstGeom prst="rect">
                             <a:avLst/>
                           </a:prstGeom>
-                          <a:ln/>
                         </pic:spPr>
                       </pic:pic>
                     </a:graphicData>
@@ -4444,46 +4834,6 @@
     </w:p>
     <w:p>
       <w:pPr>
-        <w:rPr>
-          <w:rFonts w:ascii="휴먼둥근헤드라인" w:eastAsia="휴먼둥근헤드라인" w:hAnsi="휴먼둥근헤드라인" w:cs="휴먼둥근헤드라인"/>
-          <w:color w:val="000000"/>
-        </w:rPr>
-      </w:pPr>
-    </w:p>
-    <w:p>
-      <w:pPr>
-        <w:rPr>
-          <w:rFonts w:ascii="휴먼둥근헤드라인" w:eastAsia="휴먼둥근헤드라인" w:hAnsi="휴먼둥근헤드라인" w:cs="휴먼둥근헤드라인"/>
-          <w:color w:val="000000"/>
-        </w:rPr>
-      </w:pPr>
-    </w:p>
-    <w:p>
-      <w:pPr>
-        <w:rPr>
-          <w:rFonts w:ascii="휴먼둥근헤드라인" w:eastAsia="휴먼둥근헤드라인" w:hAnsi="휴먼둥근헤드라인" w:cs="휴먼둥근헤드라인"/>
-          <w:color w:val="000000"/>
-        </w:rPr>
-      </w:pPr>
-    </w:p>
-    <w:p>
-      <w:pPr>
-        <w:rPr>
-          <w:rFonts w:ascii="휴먼둥근헤드라인" w:eastAsia="휴먼둥근헤드라인" w:hAnsi="휴먼둥근헤드라인" w:cs="휴먼둥근헤드라인"/>
-          <w:color w:val="000000"/>
-        </w:rPr>
-      </w:pPr>
-    </w:p>
-    <w:p>
-      <w:pPr>
-        <w:rPr>
-          <w:rFonts w:ascii="휴먼둥근헤드라인" w:eastAsia="휴먼둥근헤드라인" w:hAnsi="휴먼둥근헤드라인" w:cs="휴먼둥근헤드라인"/>
-          <w:color w:val="000000"/>
-        </w:rPr>
-      </w:pPr>
-    </w:p>
-    <w:p>
-      <w:pPr>
         <w:widowControl/>
         <w:numPr>
           <w:ilvl w:val="0"/>
@@ -4501,7 +4851,23 @@
           <w:b/>
         </w:rPr>
         <w:lastRenderedPageBreak/>
-        <w:t>비즈니스 유스케이스 목록</w:t>
+        <w:t xml:space="preserve">비즈니스 </w:t>
+      </w:r>
+      <w:proofErr w:type="spellStart"/>
+      <w:r>
+        <w:rPr>
+          <w:rFonts w:ascii="맑은 고딕" w:eastAsia="맑은 고딕" w:hAnsi="맑은 고딕" w:cs="맑은 고딕"/>
+          <w:b/>
+        </w:rPr>
+        <w:t>유스케이스</w:t>
+      </w:r>
+      <w:proofErr w:type="spellEnd"/>
+      <w:r>
+        <w:rPr>
+          <w:rFonts w:ascii="맑은 고딕" w:eastAsia="맑은 고딕" w:hAnsi="맑은 고딕" w:cs="맑은 고딕"/>
+          <w:b/>
+        </w:rPr>
+        <w:t xml:space="preserve"> 목록</w:t>
       </w:r>
     </w:p>
     <w:p>
@@ -4522,13 +4888,31 @@
           <w:color w:val="00B0F0"/>
         </w:rPr>
       </w:pPr>
+      <w:proofErr w:type="spellStart"/>
+      <w:r>
+        <w:rPr>
+          <w:rFonts w:ascii="맑은 고딕" w:eastAsia="맑은 고딕" w:hAnsi="맑은 고딕" w:cs="맑은 고딕" w:hint="eastAsia"/>
+          <w:b/>
+          <w:color w:val="00B0F0"/>
+        </w:rPr>
+        <w:t>플래시톡</w:t>
+      </w:r>
+      <w:proofErr w:type="spellEnd"/>
+      <w:r>
+        <w:rPr>
+          <w:rFonts w:ascii="나눔고딕 ExtraBold" w:eastAsia="나눔고딕 ExtraBold" w:hAnsi="나눔고딕 ExtraBold" w:cs="나눔고딕 ExtraBold"/>
+          <w:b/>
+          <w:color w:val="00B0F0"/>
+        </w:rPr>
+        <w:t xml:space="preserve"> </w:t>
+      </w:r>
       <w:r>
         <w:rPr>
           <w:rFonts w:ascii="맑은 고딕" w:eastAsia="맑은 고딕" w:hAnsi="맑은 고딕" w:cs="맑은 고딕"/>
           <w:b/>
           <w:color w:val="00B0F0"/>
         </w:rPr>
-        <w:t>엘리베이터</w:t>
+        <w:t>시스템</w:t>
       </w:r>
       <w:r>
         <w:rPr>
@@ -4536,48 +4920,18 @@
           <w:b/>
           <w:color w:val="00B0F0"/>
         </w:rPr>
-        <w:t xml:space="preserve"> </w:t>
+        <w:t xml:space="preserve">- </w:t>
       </w:r>
+      <w:proofErr w:type="spellStart"/>
       <w:r>
         <w:rPr>
           <w:rFonts w:ascii="맑은 고딕" w:eastAsia="맑은 고딕" w:hAnsi="맑은 고딕" w:cs="맑은 고딕"/>
           <w:b/>
           <w:color w:val="00B0F0"/>
         </w:rPr>
-        <w:t>자판기</w:t>
-      </w:r>
-      <w:r>
-        <w:rPr>
-          <w:rFonts w:ascii="나눔고딕 ExtraBold" w:eastAsia="나눔고딕 ExtraBold" w:hAnsi="나눔고딕 ExtraBold" w:cs="나눔고딕 ExtraBold"/>
-          <w:b/>
-          <w:color w:val="00B0F0"/>
-        </w:rPr>
-        <w:t xml:space="preserve"> </w:t>
-      </w:r>
-      <w:r>
-        <w:rPr>
-          <w:rFonts w:ascii="맑은 고딕" w:eastAsia="맑은 고딕" w:hAnsi="맑은 고딕" w:cs="맑은 고딕"/>
-          <w:b/>
-          <w:color w:val="00B0F0"/>
-        </w:rPr>
-        <w:t>시스템</w:t>
-      </w:r>
-      <w:r>
-        <w:rPr>
-          <w:rFonts w:ascii="나눔고딕 ExtraBold" w:eastAsia="나눔고딕 ExtraBold" w:hAnsi="나눔고딕 ExtraBold" w:cs="나눔고딕 ExtraBold"/>
-          <w:b/>
-          <w:color w:val="00B0F0"/>
-        </w:rPr>
-        <w:t xml:space="preserve">- </w:t>
-      </w:r>
-      <w:r>
-        <w:rPr>
-          <w:rFonts w:ascii="맑은 고딕" w:eastAsia="맑은 고딕" w:hAnsi="맑은 고딕" w:cs="맑은 고딕"/>
-          <w:b/>
-          <w:color w:val="00B0F0"/>
-        </w:rPr>
         <w:t>유스케이스</w:t>
       </w:r>
+      <w:proofErr w:type="spellEnd"/>
       <w:r>
         <w:rPr>
           <w:rFonts w:ascii="나눔고딕 ExtraBold" w:eastAsia="나눔고딕 ExtraBold" w:hAnsi="나눔고딕 ExtraBold" w:cs="나눔고딕 ExtraBold"/>
@@ -4597,11 +4951,9 @@
     </w:p>
     <w:tbl>
       <w:tblPr>
-        <w:tblStyle w:val="affff5"/>
         <w:tblpPr w:leftFromText="142" w:rightFromText="142" w:vertAnchor="text" w:tblpXSpec="center" w:tblpY="165"/>
         <w:tblW w:w="10884" w:type="dxa"/>
         <w:jc w:val="center"/>
-        <w:tblInd w:w="0" w:type="dxa"/>
         <w:tblBorders>
           <w:top w:val="single" w:sz="4" w:space="0" w:color="000000"/>
           <w:left w:val="single" w:sz="4" w:space="0" w:color="000000"/>
@@ -4636,11 +4988,19 @@
                 <w:rFonts w:ascii="맑은 고딕" w:eastAsia="맑은 고딕" w:hAnsi="맑은 고딕" w:cs="맑은 고딕"/>
               </w:rPr>
             </w:pPr>
-            <w:r>
-              <w:rPr>
-                <w:rFonts w:ascii="맑은 고딕" w:eastAsia="맑은 고딕" w:hAnsi="맑은 고딕" w:cs="맑은 고딕"/>
-              </w:rPr>
-              <w:t>유스케이스 ID</w:t>
+            <w:proofErr w:type="spellStart"/>
+            <w:r>
+              <w:rPr>
+                <w:rFonts w:ascii="맑은 고딕" w:eastAsia="맑은 고딕" w:hAnsi="맑은 고딕" w:cs="맑은 고딕"/>
+              </w:rPr>
+              <w:t>유스케이스</w:t>
+            </w:r>
+            <w:proofErr w:type="spellEnd"/>
+            <w:r>
+              <w:rPr>
+                <w:rFonts w:ascii="맑은 고딕" w:eastAsia="맑은 고딕" w:hAnsi="맑은 고딕" w:cs="맑은 고딕"/>
+              </w:rPr>
+              <w:t xml:space="preserve"> ID</w:t>
             </w:r>
           </w:p>
         </w:tc>
@@ -4655,11 +5015,19 @@
                 <w:rFonts w:ascii="맑은 고딕" w:eastAsia="맑은 고딕" w:hAnsi="맑은 고딕" w:cs="맑은 고딕"/>
               </w:rPr>
             </w:pPr>
-            <w:r>
-              <w:rPr>
-                <w:rFonts w:ascii="맑은 고딕" w:eastAsia="맑은 고딕" w:hAnsi="맑은 고딕" w:cs="맑은 고딕"/>
-              </w:rPr>
-              <w:t>유스케이스 명</w:t>
+            <w:proofErr w:type="spellStart"/>
+            <w:r>
+              <w:rPr>
+                <w:rFonts w:ascii="맑은 고딕" w:eastAsia="맑은 고딕" w:hAnsi="맑은 고딕" w:cs="맑은 고딕"/>
+              </w:rPr>
+              <w:t>유스케이스</w:t>
+            </w:r>
+            <w:proofErr w:type="spellEnd"/>
+            <w:r>
+              <w:rPr>
+                <w:rFonts w:ascii="맑은 고딕" w:eastAsia="맑은 고딕" w:hAnsi="맑은 고딕" w:cs="맑은 고딕"/>
+              </w:rPr>
+              <w:t xml:space="preserve"> 명</w:t>
             </w:r>
           </w:p>
         </w:tc>
@@ -4678,8 +5046,16 @@
               <w:rPr>
                 <w:rFonts w:ascii="맑은 고딕" w:eastAsia="맑은 고딕" w:hAnsi="맑은 고딕" w:cs="맑은 고딕"/>
               </w:rPr>
-              <w:t>주요 액터</w:t>
-            </w:r>
+              <w:t xml:space="preserve">주요 </w:t>
+            </w:r>
+            <w:proofErr w:type="spellStart"/>
+            <w:r>
+              <w:rPr>
+                <w:rFonts w:ascii="맑은 고딕" w:eastAsia="맑은 고딕" w:hAnsi="맑은 고딕" w:cs="맑은 고딕"/>
+              </w:rPr>
+              <w:t>액터</w:t>
+            </w:r>
+            <w:proofErr w:type="spellEnd"/>
           </w:p>
         </w:tc>
         <w:tc>
@@ -4758,9 +5134,9 @@
             </w:pPr>
             <w:r>
               <w:rPr>
-                <w:rFonts w:ascii="맑은 고딕" w:eastAsia="맑은 고딕" w:hAnsi="맑은 고딕" w:cs="맑은 고딕"/>
-              </w:rPr>
-              <w:t>상품 선택</w:t>
+                <w:rFonts w:ascii="맑은 고딕" w:eastAsia="맑은 고딕" w:hAnsi="맑은 고딕" w:cs="맑은 고딕" w:hint="eastAsia"/>
+              </w:rPr>
+              <w:t>회원가입 및 로그인</w:t>
             </w:r>
           </w:p>
         </w:tc>
@@ -4796,9 +5172,9 @@
             </w:pPr>
             <w:r>
               <w:rPr>
-                <w:rFonts w:ascii="맑은 고딕" w:eastAsia="맑은 고딕" w:hAnsi="맑은 고딕" w:cs="맑은 고딕"/>
-              </w:rPr>
-              <w:t>화면에서 상품 정보·가격·재고를 확인하고 원하는 상품을 선택한다.</w:t>
+                <w:rFonts w:ascii="맑은 고딕" w:eastAsia="맑은 고딕" w:hAnsi="맑은 고딕" w:cs="맑은 고딕" w:hint="eastAsia"/>
+              </w:rPr>
+              <w:t xml:space="preserve">학번, 이름, 이메일 인증에 따라 회원가입 및 로그인을 한다. </w:t>
             </w:r>
           </w:p>
         </w:tc>
@@ -4813,12 +5189,6 @@
                 <w:rFonts w:ascii="맑은 고딕" w:eastAsia="맑은 고딕" w:hAnsi="맑은 고딕" w:cs="맑은 고딕"/>
               </w:rPr>
             </w:pPr>
-            <w:r>
-              <w:rPr>
-                <w:rFonts w:ascii="맑은 고딕" w:eastAsia="맑은 고딕" w:hAnsi="맑은 고딕" w:cs="맑은 고딕"/>
-              </w:rPr>
-              <w:t>include → BUC-02</w:t>
-            </w:r>
           </w:p>
         </w:tc>
       </w:tr>
@@ -4857,11 +5227,19 @@
                 <w:rFonts w:ascii="맑은 고딕" w:eastAsia="맑은 고딕" w:hAnsi="맑은 고딕" w:cs="맑은 고딕"/>
               </w:rPr>
             </w:pPr>
-            <w:r>
-              <w:rPr>
-                <w:rFonts w:ascii="맑은 고딕" w:eastAsia="맑은 고딕" w:hAnsi="맑은 고딕" w:cs="맑은 고딕"/>
-              </w:rPr>
-              <w:t>결제 수행</w:t>
+            <w:proofErr w:type="spellStart"/>
+            <w:r>
+              <w:rPr>
+                <w:rFonts w:ascii="맑은 고딕" w:eastAsia="맑은 고딕" w:hAnsi="맑은 고딕" w:cs="맑은 고딕" w:hint="eastAsia"/>
+              </w:rPr>
+              <w:t>접속자</w:t>
+            </w:r>
+            <w:proofErr w:type="spellEnd"/>
+            <w:r>
+              <w:rPr>
+                <w:rFonts w:ascii="맑은 고딕" w:eastAsia="맑은 고딕" w:hAnsi="맑은 고딕" w:cs="맑은 고딕" w:hint="eastAsia"/>
+              </w:rPr>
+              <w:t xml:space="preserve"> 조회 및 검색</w:t>
             </w:r>
           </w:p>
         </w:tc>
@@ -4897,9 +5275,23 @@
             </w:pPr>
             <w:r>
               <w:rPr>
-                <w:rFonts w:ascii="맑은 고딕" w:eastAsia="맑은 고딕" w:hAnsi="맑은 고딕" w:cs="맑은 고딕"/>
-              </w:rPr>
-              <w:t>카드/현금/QR 등으로 결제 승인·정산을 진행하고 실패 시 재시도/취소를 처리한다.</w:t>
+                <w:rFonts w:ascii="맑은 고딕" w:eastAsia="맑은 고딕" w:hAnsi="맑은 고딕" w:cs="맑은 고딕" w:hint="eastAsia"/>
+              </w:rPr>
+              <w:t xml:space="preserve">현재 접속 중인 사용자 기반 </w:t>
+            </w:r>
+            <w:proofErr w:type="spellStart"/>
+            <w:r>
+              <w:rPr>
+                <w:rFonts w:ascii="맑은 고딕" w:eastAsia="맑은 고딕" w:hAnsi="맑은 고딕" w:cs="맑은 고딕" w:hint="eastAsia"/>
+              </w:rPr>
+              <w:t>접속자</w:t>
+            </w:r>
+            <w:proofErr w:type="spellEnd"/>
+            <w:r>
+              <w:rPr>
+                <w:rFonts w:ascii="맑은 고딕" w:eastAsia="맑은 고딕" w:hAnsi="맑은 고딕" w:cs="맑은 고딕" w:hint="eastAsia"/>
+              </w:rPr>
+              <w:t xml:space="preserve"> 전체 목록 확인 및 학번 및 이름 검색 기준에 따라 조건 검색을 한다. </w:t>
             </w:r>
           </w:p>
         </w:tc>
@@ -4918,7 +5310,49 @@
               <w:rPr>
                 <w:rFonts w:ascii="맑은 고딕" w:eastAsia="맑은 고딕" w:hAnsi="맑은 고딕" w:cs="맑은 고딕"/>
               </w:rPr>
-              <w:t>included ← BUC-01, include → BUC-03,include → BUC-04,extend → BUC-05</w:t>
+              <w:t>included ← BUC-0</w:t>
+            </w:r>
+            <w:r>
+              <w:rPr>
+                <w:rFonts w:ascii="맑은 고딕" w:eastAsia="맑은 고딕" w:hAnsi="맑은 고딕" w:cs="맑은 고딕" w:hint="eastAsia"/>
+              </w:rPr>
+              <w:t>3</w:t>
+            </w:r>
+            <w:r>
+              <w:rPr>
+                <w:rFonts w:ascii="맑은 고딕" w:eastAsia="맑은 고딕" w:hAnsi="맑은 고딕" w:cs="맑은 고딕"/>
+              </w:rPr>
+              <w:t>,</w:t>
+            </w:r>
+            <w:r>
+              <w:rPr>
+                <w:rFonts w:ascii="맑은 고딕" w:eastAsia="맑은 고딕" w:hAnsi="맑은 고딕" w:cs="맑은 고딕" w:hint="eastAsia"/>
+              </w:rPr>
+              <w:t xml:space="preserve"> included </w:t>
+            </w:r>
+            <w:r>
+              <w:rPr>
+                <w:rFonts w:ascii="맑은 고딕" w:eastAsia="맑은 고딕" w:hAnsi="맑은 고딕" w:cs="맑은 고딕"/>
+              </w:rPr>
+              <w:t>←</w:t>
+            </w:r>
+            <w:r>
+              <w:rPr>
+                <w:rFonts w:ascii="맑은 고딕" w:eastAsia="맑은 고딕" w:hAnsi="맑은 고딕" w:cs="맑은 고딕" w:hint="eastAsia"/>
+              </w:rPr>
+              <w:t xml:space="preserve"> BUC-04, included </w:t>
+            </w:r>
+            <w:r>
+              <w:rPr>
+                <w:rFonts w:ascii="맑은 고딕" w:eastAsia="맑은 고딕" w:hAnsi="맑은 고딕" w:cs="맑은 고딕"/>
+              </w:rPr>
+              <w:t>←</w:t>
+            </w:r>
+            <w:r>
+              <w:rPr>
+                <w:rFonts w:ascii="맑은 고딕" w:eastAsia="맑은 고딕" w:hAnsi="맑은 고딕" w:cs="맑은 고딕" w:hint="eastAsia"/>
+              </w:rPr>
+              <w:t xml:space="preserve"> BUC-6</w:t>
             </w:r>
           </w:p>
         </w:tc>
@@ -4960,9 +5394,9 @@
             </w:pPr>
             <w:r>
               <w:rPr>
-                <w:rFonts w:ascii="맑은 고딕" w:eastAsia="맑은 고딕" w:hAnsi="맑은 고딕" w:cs="맑은 고딕"/>
-              </w:rPr>
-              <w:t>사용자 수령 안내</w:t>
+                <w:rFonts w:ascii="맑은 고딕" w:eastAsia="맑은 고딕" w:hAnsi="맑은 고딕" w:cs="맑은 고딕" w:hint="eastAsia"/>
+              </w:rPr>
+              <w:t>1:1 채팅</w:t>
             </w:r>
           </w:p>
         </w:tc>
@@ -5001,9 +5435,9 @@
             </w:pPr>
             <w:r>
               <w:rPr>
-                <w:rFonts w:ascii="맑은 고딕" w:eastAsia="맑은 고딕" w:hAnsi="맑은 고딕" w:cs="맑은 고딕"/>
-              </w:rPr>
-              <w:t>결제 완료 후 수령 방법과 주의사항(안전 센서 경고 등)을 화면·알림으로 안내한다.</w:t>
+                <w:rFonts w:ascii="맑은 고딕" w:eastAsia="맑은 고딕" w:hAnsi="맑은 고딕" w:cs="맑은 고딕" w:hint="eastAsia"/>
+              </w:rPr>
+              <w:t xml:space="preserve">현재 접속 중인 사용자 중 한 명을 선택해 1:1 채팅을 한다. </w:t>
             </w:r>
           </w:p>
         </w:tc>
@@ -5020,9 +5454,69 @@
             </w:pPr>
             <w:r>
               <w:rPr>
-                <w:rFonts w:ascii="맑은 고딕" w:eastAsia="맑은 고딕" w:hAnsi="맑은 고딕" w:cs="맑은 고딕"/>
-              </w:rPr>
-              <w:t>included ← BUC-02</w:t>
+                <w:rFonts w:ascii="맑은 고딕" w:eastAsia="맑은 고딕" w:hAnsi="맑은 고딕" w:cs="맑은 고딕" w:hint="eastAsia"/>
+              </w:rPr>
+              <w:t xml:space="preserve">include </w:t>
+            </w:r>
+            <w:r>
+              <w:rPr>
+                <w:rFonts w:ascii="맑은 고딕" w:eastAsia="맑은 고딕" w:hAnsi="맑은 고딕" w:cs="맑은 고딕"/>
+              </w:rPr>
+              <w:t>→</w:t>
+            </w:r>
+            <w:r>
+              <w:rPr>
+                <w:rFonts w:ascii="맑은 고딕" w:eastAsia="맑은 고딕" w:hAnsi="맑은 고딕" w:cs="맑은 고딕" w:hint="eastAsia"/>
+              </w:rPr>
+              <w:t xml:space="preserve"> BUC-02, include </w:t>
+            </w:r>
+            <w:r>
+              <w:rPr>
+                <w:rFonts w:ascii="맑은 고딕" w:eastAsia="맑은 고딕" w:hAnsi="맑은 고딕" w:cs="맑은 고딕"/>
+              </w:rPr>
+              <w:t>→</w:t>
+            </w:r>
+            <w:r>
+              <w:rPr>
+                <w:rFonts w:ascii="맑은 고딕" w:eastAsia="맑은 고딕" w:hAnsi="맑은 고딕" w:cs="맑은 고딕" w:hint="eastAsia"/>
+              </w:rPr>
+              <w:t xml:space="preserve"> BUC-05, extend </w:t>
+            </w:r>
+            <w:r>
+              <w:rPr>
+                <w:rFonts w:ascii="맑은 고딕" w:eastAsia="맑은 고딕" w:hAnsi="맑은 고딕" w:cs="맑은 고딕"/>
+              </w:rPr>
+              <w:t>→</w:t>
+            </w:r>
+            <w:r>
+              <w:rPr>
+                <w:rFonts w:ascii="맑은 고딕" w:eastAsia="맑은 고딕" w:hAnsi="맑은 고딕" w:cs="맑은 고딕" w:hint="eastAsia"/>
+              </w:rPr>
+              <w:t xml:space="preserve"> BUC-06, extend </w:t>
+            </w:r>
+            <w:r>
+              <w:rPr>
+                <w:rFonts w:ascii="맑은 고딕" w:eastAsia="맑은 고딕" w:hAnsi="맑은 고딕" w:cs="맑은 고딕"/>
+              </w:rPr>
+              <w:t>→</w:t>
+            </w:r>
+            <w:r>
+              <w:rPr>
+                <w:rFonts w:ascii="맑은 고딕" w:eastAsia="맑은 고딕" w:hAnsi="맑은 고딕" w:cs="맑은 고딕" w:hint="eastAsia"/>
+              </w:rPr>
+              <w:t xml:space="preserve"> BUC-07, extend </w:t>
+            </w:r>
+            <w:r>
+              <w:rPr>
+                <w:rFonts w:ascii="맑은 고딕" w:eastAsia="맑은 고딕" w:hAnsi="맑은 고딕" w:cs="맑은 고딕"/>
+              </w:rPr>
+              <w:t>→</w:t>
+            </w:r>
+            <w:r>
+              <w:rPr>
+                <w:rFonts w:ascii="맑은 고딕" w:eastAsia="맑은 고딕" w:hAnsi="맑은 고딕" w:cs="맑은 고딕" w:hint="eastAsia"/>
+              </w:rPr>
+              <w:t xml:space="preserve"> BUC-08</w:t>
             </w:r>
           </w:p>
         </w:tc>
@@ -5064,9 +5558,9 @@
             </w:pPr>
             <w:r>
               <w:rPr>
-                <w:rFonts w:ascii="맑은 고딕" w:eastAsia="맑은 고딕" w:hAnsi="맑은 고딕" w:cs="맑은 고딕"/>
-              </w:rPr>
-              <w:t>상품 이동/추출</w:t>
+                <w:rFonts w:ascii="맑은 고딕" w:eastAsia="맑은 고딕" w:hAnsi="맑은 고딕" w:cs="맑은 고딕" w:hint="eastAsia"/>
+              </w:rPr>
+              <w:t>그룹 채팅</w:t>
             </w:r>
           </w:p>
         </w:tc>
@@ -5081,6 +5575,12 @@
                 <w:rFonts w:ascii="맑은 고딕" w:eastAsia="맑은 고딕" w:hAnsi="맑은 고딕" w:cs="맑은 고딕"/>
               </w:rPr>
             </w:pPr>
+            <w:r>
+              <w:rPr>
+                <w:rFonts w:ascii="맑은 고딕" w:eastAsia="맑은 고딕" w:hAnsi="맑은 고딕" w:cs="맑은 고딕" w:hint="eastAsia"/>
+              </w:rPr>
+              <w:t>사용자</w:t>
+            </w:r>
           </w:p>
         </w:tc>
         <w:tc>
@@ -5096,9 +5596,9 @@
             </w:pPr>
             <w:r>
               <w:rPr>
-                <w:rFonts w:ascii="맑은 고딕" w:eastAsia="맑은 고딕" w:hAnsi="맑은 고딕" w:cs="맑은 고딕"/>
-              </w:rPr>
-              <w:t>엘리베이터가 해당 선반으로 이동해 상품을 안전하게 추출·배출구로 이송한다.</w:t>
+                <w:rFonts w:ascii="맑은 고딕" w:eastAsia="맑은 고딕" w:hAnsi="맑은 고딕" w:cs="맑은 고딕" w:hint="eastAsia"/>
+              </w:rPr>
+              <w:t xml:space="preserve">그룹 대화방 생성 과정에 따라 다수의 사용자와 그룹 채팅을 한다. </w:t>
             </w:r>
           </w:p>
         </w:tc>
@@ -5115,9 +5615,69 @@
             </w:pPr>
             <w:r>
               <w:rPr>
-                <w:rFonts w:ascii="맑은 고딕" w:eastAsia="맑은 고딕" w:hAnsi="맑은 고딕" w:cs="맑은 고딕"/>
-              </w:rPr>
-              <w:t>included ← BUC-02, extend → BUC-05</w:t>
+                <w:rFonts w:ascii="맑은 고딕" w:eastAsia="맑은 고딕" w:hAnsi="맑은 고딕" w:cs="맑은 고딕" w:hint="eastAsia"/>
+              </w:rPr>
+              <w:t xml:space="preserve">include </w:t>
+            </w:r>
+            <w:r>
+              <w:rPr>
+                <w:rFonts w:ascii="맑은 고딕" w:eastAsia="맑은 고딕" w:hAnsi="맑은 고딕" w:cs="맑은 고딕"/>
+              </w:rPr>
+              <w:t>→</w:t>
+            </w:r>
+            <w:r>
+              <w:rPr>
+                <w:rFonts w:ascii="맑은 고딕" w:eastAsia="맑은 고딕" w:hAnsi="맑은 고딕" w:cs="맑은 고딕" w:hint="eastAsia"/>
+              </w:rPr>
+              <w:t xml:space="preserve"> BUC-02, include </w:t>
+            </w:r>
+            <w:r>
+              <w:rPr>
+                <w:rFonts w:ascii="맑은 고딕" w:eastAsia="맑은 고딕" w:hAnsi="맑은 고딕" w:cs="맑은 고딕"/>
+              </w:rPr>
+              <w:t>→</w:t>
+            </w:r>
+            <w:r>
+              <w:rPr>
+                <w:rFonts w:ascii="맑은 고딕" w:eastAsia="맑은 고딕" w:hAnsi="맑은 고딕" w:cs="맑은 고딕" w:hint="eastAsia"/>
+              </w:rPr>
+              <w:t xml:space="preserve"> BUC-05, extend </w:t>
+            </w:r>
+            <w:r>
+              <w:rPr>
+                <w:rFonts w:ascii="맑은 고딕" w:eastAsia="맑은 고딕" w:hAnsi="맑은 고딕" w:cs="맑은 고딕"/>
+              </w:rPr>
+              <w:t>→</w:t>
+            </w:r>
+            <w:r>
+              <w:rPr>
+                <w:rFonts w:ascii="맑은 고딕" w:eastAsia="맑은 고딕" w:hAnsi="맑은 고딕" w:cs="맑은 고딕" w:hint="eastAsia"/>
+              </w:rPr>
+              <w:t xml:space="preserve"> BUC-06, extend </w:t>
+            </w:r>
+            <w:r>
+              <w:rPr>
+                <w:rFonts w:ascii="맑은 고딕" w:eastAsia="맑은 고딕" w:hAnsi="맑은 고딕" w:cs="맑은 고딕"/>
+              </w:rPr>
+              <w:t>→</w:t>
+            </w:r>
+            <w:r>
+              <w:rPr>
+                <w:rFonts w:ascii="맑은 고딕" w:eastAsia="맑은 고딕" w:hAnsi="맑은 고딕" w:cs="맑은 고딕" w:hint="eastAsia"/>
+              </w:rPr>
+              <w:t xml:space="preserve"> BUC-07, extend </w:t>
+            </w:r>
+            <w:r>
+              <w:rPr>
+                <w:rFonts w:ascii="맑은 고딕" w:eastAsia="맑은 고딕" w:hAnsi="맑은 고딕" w:cs="맑은 고딕"/>
+              </w:rPr>
+              <w:t>→</w:t>
+            </w:r>
+            <w:r>
+              <w:rPr>
+                <w:rFonts w:ascii="맑은 고딕" w:eastAsia="맑은 고딕" w:hAnsi="맑은 고딕" w:cs="맑은 고딕" w:hint="eastAsia"/>
+              </w:rPr>
+              <w:t xml:space="preserve"> BUC-08</w:t>
             </w:r>
           </w:p>
         </w:tc>
@@ -5159,9 +5719,9 @@
             </w:pPr>
             <w:r>
               <w:rPr>
-                <w:rFonts w:ascii="맑은 고딕" w:eastAsia="맑은 고딕" w:hAnsi="맑은 고딕" w:cs="맑은 고딕"/>
-              </w:rPr>
-              <w:t>관리자 정보 연계</w:t>
+                <w:rFonts w:ascii="맑은 고딕" w:eastAsia="맑은 고딕" w:hAnsi="맑은 고딕" w:cs="맑은 고딕" w:hint="eastAsia"/>
+              </w:rPr>
+              <w:t>대화방 생성</w:t>
             </w:r>
           </w:p>
         </w:tc>
@@ -5176,9 +5736,669 @@
                 <w:rFonts w:ascii="맑은 고딕" w:eastAsia="맑은 고딕" w:hAnsi="맑은 고딕" w:cs="맑은 고딕"/>
               </w:rPr>
             </w:pPr>
-            <w:r>
-              <w:rPr>
-                <w:rFonts w:ascii="맑은 고딕" w:eastAsia="맑은 고딕" w:hAnsi="맑은 고딕" w:cs="맑은 고딕"/>
+          </w:p>
+        </w:tc>
+        <w:tc>
+          <w:tcPr>
+            <w:tcW w:w="4202" w:type="dxa"/>
+            <w:vAlign w:val="center"/>
+          </w:tcPr>
+          <w:p>
+            <w:pPr>
+              <w:rPr>
+                <w:rFonts w:ascii="맑은 고딕" w:eastAsia="맑은 고딕" w:hAnsi="맑은 고딕" w:cs="맑은 고딕"/>
+              </w:rPr>
+            </w:pPr>
+            <w:r>
+              <w:rPr>
+                <w:rFonts w:ascii="맑은 고딕" w:eastAsia="맑은 고딕" w:hAnsi="맑은 고딕" w:cs="맑은 고딕" w:hint="eastAsia"/>
+              </w:rPr>
+              <w:t xml:space="preserve">1:1채팅 또는 그룹 채팅에 따라 고유한 식별 번호를 가진 대화방을 생성해 참여할 사용자의 학번을 해당 방에 매핑해 논리적인 대화 공간을 구축한다. </w:t>
+            </w:r>
+          </w:p>
+        </w:tc>
+        <w:tc>
+          <w:tcPr>
+            <w:tcW w:w="2009" w:type="dxa"/>
+            <w:vAlign w:val="center"/>
+          </w:tcPr>
+          <w:p>
+            <w:pPr>
+              <w:rPr>
+                <w:rFonts w:ascii="맑은 고딕" w:eastAsia="맑은 고딕" w:hAnsi="맑은 고딕" w:cs="맑은 고딕"/>
+              </w:rPr>
+            </w:pPr>
+            <w:r>
+              <w:rPr>
+                <w:rFonts w:ascii="맑은 고딕" w:eastAsia="맑은 고딕" w:hAnsi="맑은 고딕" w:cs="맑은 고딕" w:hint="eastAsia"/>
+              </w:rPr>
+              <w:t xml:space="preserve">include </w:t>
+            </w:r>
+            <w:r>
+              <w:rPr>
+                <w:rFonts w:ascii="맑은 고딕" w:eastAsia="맑은 고딕" w:hAnsi="맑은 고딕" w:cs="맑은 고딕"/>
+              </w:rPr>
+              <w:t>→</w:t>
+            </w:r>
+            <w:r>
+              <w:rPr>
+                <w:rFonts w:ascii="맑은 고딕" w:eastAsia="맑은 고딕" w:hAnsi="맑은 고딕" w:cs="맑은 고딕" w:hint="eastAsia"/>
+              </w:rPr>
+              <w:t xml:space="preserve"> BUC-02, included </w:t>
+            </w:r>
+            <w:r>
+              <w:rPr>
+                <w:rFonts w:ascii="맑은 고딕" w:eastAsia="맑은 고딕" w:hAnsi="맑은 고딕" w:cs="맑은 고딕"/>
+              </w:rPr>
+              <w:t>←</w:t>
+            </w:r>
+            <w:r>
+              <w:rPr>
+                <w:rFonts w:ascii="맑은 고딕" w:eastAsia="맑은 고딕" w:hAnsi="맑은 고딕" w:cs="맑은 고딕" w:hint="eastAsia"/>
+              </w:rPr>
+              <w:t xml:space="preserve"> BUC-03, included </w:t>
+            </w:r>
+            <w:r>
+              <w:rPr>
+                <w:rFonts w:ascii="맑은 고딕" w:eastAsia="맑은 고딕" w:hAnsi="맑은 고딕" w:cs="맑은 고딕"/>
+              </w:rPr>
+              <w:t>←</w:t>
+            </w:r>
+            <w:r>
+              <w:rPr>
+                <w:rFonts w:ascii="맑은 고딕" w:eastAsia="맑은 고딕" w:hAnsi="맑은 고딕" w:cs="맑은 고딕" w:hint="eastAsia"/>
+              </w:rPr>
+              <w:t xml:space="preserve"> BUC-04</w:t>
+            </w:r>
+          </w:p>
+        </w:tc>
+      </w:tr>
+      <w:tr>
+        <w:trPr>
+          <w:trHeight w:val="1552"/>
+          <w:jc w:val="center"/>
+        </w:trPr>
+        <w:tc>
+          <w:tcPr>
+            <w:tcW w:w="1696" w:type="dxa"/>
+            <w:vAlign w:val="center"/>
+          </w:tcPr>
+          <w:p>
+            <w:pPr>
+              <w:rPr>
+                <w:rFonts w:ascii="맑은 고딕" w:eastAsia="맑은 고딕" w:hAnsi="맑은 고딕" w:cs="맑은 고딕"/>
+              </w:rPr>
+            </w:pPr>
+            <w:r>
+              <w:rPr>
+                <w:rFonts w:ascii="맑은 고딕" w:eastAsia="맑은 고딕" w:hAnsi="맑은 고딕" w:cs="맑은 고딕" w:hint="eastAsia"/>
+              </w:rPr>
+              <w:t>BUC-06</w:t>
+            </w:r>
+          </w:p>
+        </w:tc>
+        <w:tc>
+          <w:tcPr>
+            <w:tcW w:w="1418" w:type="dxa"/>
+            <w:vAlign w:val="center"/>
+          </w:tcPr>
+          <w:p>
+            <w:pPr>
+              <w:rPr>
+                <w:rFonts w:ascii="맑은 고딕" w:eastAsia="맑은 고딕" w:hAnsi="맑은 고딕" w:cs="맑은 고딕"/>
+              </w:rPr>
+            </w:pPr>
+            <w:r>
+              <w:rPr>
+                <w:rFonts w:ascii="맑은 고딕" w:eastAsia="맑은 고딕" w:hAnsi="맑은 고딕" w:cs="맑은 고딕" w:hint="eastAsia"/>
+              </w:rPr>
+              <w:t>대화방 초대</w:t>
+            </w:r>
+          </w:p>
+        </w:tc>
+        <w:tc>
+          <w:tcPr>
+            <w:tcW w:w="1559" w:type="dxa"/>
+            <w:vAlign w:val="center"/>
+          </w:tcPr>
+          <w:p>
+            <w:pPr>
+              <w:rPr>
+                <w:rFonts w:ascii="맑은 고딕" w:eastAsia="맑은 고딕" w:hAnsi="맑은 고딕" w:cs="맑은 고딕"/>
+              </w:rPr>
+            </w:pPr>
+          </w:p>
+        </w:tc>
+        <w:tc>
+          <w:tcPr>
+            <w:tcW w:w="4202" w:type="dxa"/>
+            <w:vAlign w:val="center"/>
+          </w:tcPr>
+          <w:p>
+            <w:pPr>
+              <w:rPr>
+                <w:rFonts w:ascii="맑은 고딕" w:eastAsia="맑은 고딕" w:hAnsi="맑은 고딕" w:cs="맑은 고딕"/>
+              </w:rPr>
+            </w:pPr>
+            <w:r>
+              <w:rPr>
+                <w:rFonts w:ascii="맑은 고딕" w:eastAsia="맑은 고딕" w:hAnsi="맑은 고딕" w:cs="맑은 고딕" w:hint="eastAsia"/>
+              </w:rPr>
+              <w:t xml:space="preserve">사용자가 현재 참여 중인 대화방에 다른 사용자를 초대한다. </w:t>
+            </w:r>
+          </w:p>
+        </w:tc>
+        <w:tc>
+          <w:tcPr>
+            <w:tcW w:w="2009" w:type="dxa"/>
+            <w:vAlign w:val="center"/>
+          </w:tcPr>
+          <w:p>
+            <w:pPr>
+              <w:rPr>
+                <w:rFonts w:ascii="맑은 고딕" w:eastAsia="맑은 고딕" w:hAnsi="맑은 고딕" w:cs="맑은 고딕"/>
+              </w:rPr>
+            </w:pPr>
+            <w:r>
+              <w:rPr>
+                <w:rFonts w:ascii="맑은 고딕" w:eastAsia="맑은 고딕" w:hAnsi="맑은 고딕" w:cs="맑은 고딕" w:hint="eastAsia"/>
+              </w:rPr>
+              <w:t xml:space="preserve">include </w:t>
+            </w:r>
+            <w:r>
+              <w:rPr>
+                <w:rFonts w:ascii="맑은 고딕" w:eastAsia="맑은 고딕" w:hAnsi="맑은 고딕" w:cs="맑은 고딕"/>
+              </w:rPr>
+              <w:t>→</w:t>
+            </w:r>
+            <w:r>
+              <w:rPr>
+                <w:rFonts w:ascii="맑은 고딕" w:eastAsia="맑은 고딕" w:hAnsi="맑은 고딕" w:cs="맑은 고딕" w:hint="eastAsia"/>
+              </w:rPr>
+              <w:t xml:space="preserve"> BUC</w:t>
+            </w:r>
+            <w:r>
+              <w:rPr>
+                <w:rFonts w:ascii="맑은 고딕" w:eastAsia="맑은 고딕" w:hAnsi="맑은 고딕" w:cs="맑은 고딕"/>
+              </w:rPr>
+              <w:t>–</w:t>
+            </w:r>
+            <w:r>
+              <w:rPr>
+                <w:rFonts w:ascii="맑은 고딕" w:eastAsia="맑은 고딕" w:hAnsi="맑은 고딕" w:cs="맑은 고딕" w:hint="eastAsia"/>
+              </w:rPr>
+              <w:t xml:space="preserve">02, extended </w:t>
+            </w:r>
+            <w:r>
+              <w:rPr>
+                <w:rFonts w:ascii="맑은 고딕" w:eastAsia="맑은 고딕" w:hAnsi="맑은 고딕" w:cs="맑은 고딕"/>
+              </w:rPr>
+              <w:t>←</w:t>
+            </w:r>
+            <w:r>
+              <w:rPr>
+                <w:rFonts w:ascii="맑은 고딕" w:eastAsia="맑은 고딕" w:hAnsi="맑은 고딕" w:cs="맑은 고딕" w:hint="eastAsia"/>
+              </w:rPr>
+              <w:t xml:space="preserve"> BUC-04</w:t>
+            </w:r>
+          </w:p>
+        </w:tc>
+      </w:tr>
+      <w:tr>
+        <w:trPr>
+          <w:trHeight w:val="1089"/>
+          <w:jc w:val="center"/>
+        </w:trPr>
+        <w:tc>
+          <w:tcPr>
+            <w:tcW w:w="1696" w:type="dxa"/>
+            <w:vAlign w:val="center"/>
+          </w:tcPr>
+          <w:p>
+            <w:pPr>
+              <w:rPr>
+                <w:rFonts w:ascii="맑은 고딕" w:eastAsia="맑은 고딕" w:hAnsi="맑은 고딕" w:cs="맑은 고딕"/>
+              </w:rPr>
+            </w:pPr>
+            <w:r>
+              <w:rPr>
+                <w:rFonts w:ascii="맑은 고딕" w:eastAsia="맑은 고딕" w:hAnsi="맑은 고딕" w:cs="맑은 고딕" w:hint="eastAsia"/>
+              </w:rPr>
+              <w:lastRenderedPageBreak/>
+              <w:t>BUC-07</w:t>
+            </w:r>
+          </w:p>
+        </w:tc>
+        <w:tc>
+          <w:tcPr>
+            <w:tcW w:w="1418" w:type="dxa"/>
+            <w:vAlign w:val="center"/>
+          </w:tcPr>
+          <w:p>
+            <w:pPr>
+              <w:rPr>
+                <w:rFonts w:ascii="맑은 고딕" w:eastAsia="맑은 고딕" w:hAnsi="맑은 고딕" w:cs="맑은 고딕"/>
+              </w:rPr>
+            </w:pPr>
+            <w:r>
+              <w:rPr>
+                <w:rFonts w:ascii="맑은 고딕" w:eastAsia="맑은 고딕" w:hAnsi="맑은 고딕" w:cs="맑은 고딕" w:hint="eastAsia"/>
+              </w:rPr>
+              <w:t>지도 검색</w:t>
+            </w:r>
+          </w:p>
+        </w:tc>
+        <w:tc>
+          <w:tcPr>
+            <w:tcW w:w="1559" w:type="dxa"/>
+            <w:vAlign w:val="center"/>
+          </w:tcPr>
+          <w:p>
+            <w:pPr>
+              <w:rPr>
+                <w:rFonts w:ascii="맑은 고딕" w:eastAsia="맑은 고딕" w:hAnsi="맑은 고딕" w:cs="맑은 고딕"/>
+              </w:rPr>
+            </w:pPr>
+            <w:r>
+              <w:rPr>
+                <w:rFonts w:ascii="맑은 고딕" w:eastAsia="맑은 고딕" w:hAnsi="맑은 고딕" w:cs="맑은 고딕" w:hint="eastAsia"/>
+              </w:rPr>
+              <w:t>외부 지도 연계 시스템</w:t>
+            </w:r>
+          </w:p>
+        </w:tc>
+        <w:tc>
+          <w:tcPr>
+            <w:tcW w:w="4202" w:type="dxa"/>
+            <w:vAlign w:val="center"/>
+          </w:tcPr>
+          <w:p>
+            <w:pPr>
+              <w:rPr>
+                <w:rFonts w:ascii="맑은 고딕" w:eastAsia="맑은 고딕" w:hAnsi="맑은 고딕" w:cs="맑은 고딕"/>
+              </w:rPr>
+            </w:pPr>
+            <w:r>
+              <w:rPr>
+                <w:rFonts w:ascii="맑은 고딕" w:eastAsia="맑은 고딕" w:hAnsi="맑은 고딕" w:cs="맑은 고딕" w:hint="eastAsia"/>
+              </w:rPr>
+              <w:t xml:space="preserve">사용자가 검색한 위치에 기반한 정보를 해당 대화방에 전송한다. </w:t>
+            </w:r>
+          </w:p>
+        </w:tc>
+        <w:tc>
+          <w:tcPr>
+            <w:tcW w:w="2009" w:type="dxa"/>
+            <w:vAlign w:val="center"/>
+          </w:tcPr>
+          <w:p>
+            <w:pPr>
+              <w:rPr>
+                <w:rFonts w:ascii="맑은 고딕" w:eastAsia="맑은 고딕" w:hAnsi="맑은 고딕" w:cs="맑은 고딕"/>
+              </w:rPr>
+            </w:pPr>
+            <w:r>
+              <w:rPr>
+                <w:rFonts w:ascii="맑은 고딕" w:eastAsia="맑은 고딕" w:hAnsi="맑은 고딕" w:cs="맑은 고딕" w:hint="eastAsia"/>
+              </w:rPr>
+              <w:t xml:space="preserve">extended </w:t>
+            </w:r>
+            <w:r>
+              <w:rPr>
+                <w:rFonts w:ascii="맑은 고딕" w:eastAsia="맑은 고딕" w:hAnsi="맑은 고딕" w:cs="맑은 고딕"/>
+              </w:rPr>
+              <w:t>←</w:t>
+            </w:r>
+            <w:r>
+              <w:rPr>
+                <w:rFonts w:ascii="맑은 고딕" w:eastAsia="맑은 고딕" w:hAnsi="맑은 고딕" w:cs="맑은 고딕" w:hint="eastAsia"/>
+              </w:rPr>
+              <w:t xml:space="preserve"> BUC-03, extended </w:t>
+            </w:r>
+            <w:r>
+              <w:rPr>
+                <w:rFonts w:ascii="맑은 고딕" w:eastAsia="맑은 고딕" w:hAnsi="맑은 고딕" w:cs="맑은 고딕"/>
+              </w:rPr>
+              <w:t>←</w:t>
+            </w:r>
+            <w:r>
+              <w:rPr>
+                <w:rFonts w:ascii="맑은 고딕" w:eastAsia="맑은 고딕" w:hAnsi="맑은 고딕" w:cs="맑은 고딕" w:hint="eastAsia"/>
+              </w:rPr>
+              <w:t xml:space="preserve"> BUC-04</w:t>
+            </w:r>
+          </w:p>
+        </w:tc>
+      </w:tr>
+      <w:tr>
+        <w:trPr>
+          <w:trHeight w:val="1443"/>
+          <w:jc w:val="center"/>
+        </w:trPr>
+        <w:tc>
+          <w:tcPr>
+            <w:tcW w:w="1696" w:type="dxa"/>
+            <w:vAlign w:val="center"/>
+          </w:tcPr>
+          <w:p>
+            <w:pPr>
+              <w:rPr>
+                <w:rFonts w:ascii="맑은 고딕" w:eastAsia="맑은 고딕" w:hAnsi="맑은 고딕" w:cs="맑은 고딕"/>
+              </w:rPr>
+            </w:pPr>
+            <w:r>
+              <w:rPr>
+                <w:rFonts w:ascii="맑은 고딕" w:eastAsia="맑은 고딕" w:hAnsi="맑은 고딕" w:cs="맑은 고딕" w:hint="eastAsia"/>
+              </w:rPr>
+              <w:t>BUC-08</w:t>
+            </w:r>
+          </w:p>
+        </w:tc>
+        <w:tc>
+          <w:tcPr>
+            <w:tcW w:w="1418" w:type="dxa"/>
+            <w:vAlign w:val="center"/>
+          </w:tcPr>
+          <w:p>
+            <w:pPr>
+              <w:rPr>
+                <w:rFonts w:ascii="맑은 고딕" w:eastAsia="맑은 고딕" w:hAnsi="맑은 고딕" w:cs="맑은 고딕"/>
+              </w:rPr>
+            </w:pPr>
+            <w:r>
+              <w:rPr>
+                <w:rFonts w:ascii="맑은 고딕" w:eastAsia="맑은 고딕" w:hAnsi="맑은 고딕" w:cs="맑은 고딕" w:hint="eastAsia"/>
+              </w:rPr>
+              <w:t>파일 전송</w:t>
+            </w:r>
+          </w:p>
+        </w:tc>
+        <w:tc>
+          <w:tcPr>
+            <w:tcW w:w="1559" w:type="dxa"/>
+            <w:vAlign w:val="center"/>
+          </w:tcPr>
+          <w:p>
+            <w:pPr>
+              <w:rPr>
+                <w:rFonts w:ascii="맑은 고딕" w:eastAsia="맑은 고딕" w:hAnsi="맑은 고딕" w:cs="맑은 고딕"/>
+              </w:rPr>
+            </w:pPr>
+            <w:r>
+              <w:rPr>
+                <w:rFonts w:ascii="맑은 고딕" w:eastAsia="맑은 고딕" w:hAnsi="맑은 고딕" w:cs="맑은 고딕" w:hint="eastAsia"/>
+              </w:rPr>
+              <w:t>외부 파일 연계 시스템</w:t>
+            </w:r>
+          </w:p>
+        </w:tc>
+        <w:tc>
+          <w:tcPr>
+            <w:tcW w:w="4202" w:type="dxa"/>
+            <w:vAlign w:val="center"/>
+          </w:tcPr>
+          <w:p>
+            <w:pPr>
+              <w:rPr>
+                <w:rFonts w:ascii="맑은 고딕" w:eastAsia="맑은 고딕" w:hAnsi="맑은 고딕" w:cs="맑은 고딕"/>
+              </w:rPr>
+            </w:pPr>
+            <w:r>
+              <w:rPr>
+                <w:rFonts w:ascii="맑은 고딕" w:eastAsia="맑은 고딕" w:hAnsi="맑은 고딕" w:cs="맑은 고딕" w:hint="eastAsia"/>
+              </w:rPr>
+              <w:t xml:space="preserve">사용자가 현재 참여 중인 대화방에 보내고자 하는 파일의 정보에 따라 해당 파일을 대화방에 전송한다. </w:t>
+            </w:r>
+          </w:p>
+        </w:tc>
+        <w:tc>
+          <w:tcPr>
+            <w:tcW w:w="2009" w:type="dxa"/>
+            <w:vAlign w:val="center"/>
+          </w:tcPr>
+          <w:p>
+            <w:pPr>
+              <w:rPr>
+                <w:rFonts w:ascii="맑은 고딕" w:eastAsia="맑은 고딕" w:hAnsi="맑은 고딕" w:cs="맑은 고딕"/>
+              </w:rPr>
+            </w:pPr>
+            <w:r>
+              <w:rPr>
+                <w:rFonts w:ascii="맑은 고딕" w:eastAsia="맑은 고딕" w:hAnsi="맑은 고딕" w:cs="맑은 고딕" w:hint="eastAsia"/>
+              </w:rPr>
+              <w:t xml:space="preserve">extended </w:t>
+            </w:r>
+            <w:r>
+              <w:rPr>
+                <w:rFonts w:ascii="맑은 고딕" w:eastAsia="맑은 고딕" w:hAnsi="맑은 고딕" w:cs="맑은 고딕"/>
+              </w:rPr>
+              <w:t>←</w:t>
+            </w:r>
+            <w:r>
+              <w:rPr>
+                <w:rFonts w:ascii="맑은 고딕" w:eastAsia="맑은 고딕" w:hAnsi="맑은 고딕" w:cs="맑은 고딕" w:hint="eastAsia"/>
+              </w:rPr>
+              <w:t xml:space="preserve"> BUC-03, extended </w:t>
+            </w:r>
+            <w:r>
+              <w:rPr>
+                <w:rFonts w:ascii="맑은 고딕" w:eastAsia="맑은 고딕" w:hAnsi="맑은 고딕" w:cs="맑은 고딕"/>
+              </w:rPr>
+              <w:t>←</w:t>
+            </w:r>
+            <w:r>
+              <w:rPr>
+                <w:rFonts w:ascii="맑은 고딕" w:eastAsia="맑은 고딕" w:hAnsi="맑은 고딕" w:cs="맑은 고딕" w:hint="eastAsia"/>
+              </w:rPr>
+              <w:t xml:space="preserve"> BUC-04</w:t>
+            </w:r>
+          </w:p>
+        </w:tc>
+      </w:tr>
+      <w:tr>
+        <w:trPr>
+          <w:trHeight w:val="70"/>
+          <w:jc w:val="center"/>
+        </w:trPr>
+        <w:tc>
+          <w:tcPr>
+            <w:tcW w:w="1696" w:type="dxa"/>
+            <w:vAlign w:val="center"/>
+          </w:tcPr>
+          <w:p>
+            <w:pPr>
+              <w:rPr>
+                <w:rFonts w:ascii="맑은 고딕" w:eastAsia="맑은 고딕" w:hAnsi="맑은 고딕" w:cs="맑은 고딕"/>
+              </w:rPr>
+            </w:pPr>
+            <w:r>
+              <w:rPr>
+                <w:rFonts w:ascii="맑은 고딕" w:eastAsia="맑은 고딕" w:hAnsi="맑은 고딕" w:cs="맑은 고딕" w:hint="eastAsia"/>
+              </w:rPr>
+              <w:t>BUC-09</w:t>
+            </w:r>
+          </w:p>
+        </w:tc>
+        <w:tc>
+          <w:tcPr>
+            <w:tcW w:w="1418" w:type="dxa"/>
+            <w:vAlign w:val="center"/>
+          </w:tcPr>
+          <w:p>
+            <w:pPr>
+              <w:rPr>
+                <w:rFonts w:ascii="맑은 고딕" w:eastAsia="맑은 고딕" w:hAnsi="맑은 고딕" w:cs="맑은 고딕"/>
+              </w:rPr>
+            </w:pPr>
+            <w:r>
+              <w:rPr>
+                <w:rFonts w:ascii="맑은 고딕" w:eastAsia="맑은 고딕" w:hAnsi="맑은 고딕" w:cs="맑은 고딕" w:hint="eastAsia"/>
+              </w:rPr>
+              <w:t xml:space="preserve">AI </w:t>
+            </w:r>
+            <w:proofErr w:type="spellStart"/>
+            <w:r>
+              <w:rPr>
+                <w:rFonts w:ascii="맑은 고딕" w:eastAsia="맑은 고딕" w:hAnsi="맑은 고딕" w:cs="맑은 고딕" w:hint="eastAsia"/>
+              </w:rPr>
+              <w:t>챗봇</w:t>
+            </w:r>
+            <w:proofErr w:type="spellEnd"/>
+          </w:p>
+        </w:tc>
+        <w:tc>
+          <w:tcPr>
+            <w:tcW w:w="1559" w:type="dxa"/>
+            <w:vAlign w:val="center"/>
+          </w:tcPr>
+          <w:p>
+            <w:pPr>
+              <w:rPr>
+                <w:rFonts w:ascii="맑은 고딕" w:eastAsia="맑은 고딕" w:hAnsi="맑은 고딕" w:cs="맑은 고딕"/>
+              </w:rPr>
+            </w:pPr>
+            <w:r>
+              <w:rPr>
+                <w:rFonts w:ascii="맑은 고딕" w:eastAsia="맑은 고딕" w:hAnsi="맑은 고딕" w:cs="맑은 고딕" w:hint="eastAsia"/>
+              </w:rPr>
+              <w:t>외부 대화형 AI 시스템</w:t>
+            </w:r>
+          </w:p>
+        </w:tc>
+        <w:tc>
+          <w:tcPr>
+            <w:tcW w:w="4202" w:type="dxa"/>
+            <w:vAlign w:val="center"/>
+          </w:tcPr>
+          <w:p>
+            <w:pPr>
+              <w:rPr>
+                <w:rFonts w:ascii="맑은 고딕" w:eastAsia="맑은 고딕" w:hAnsi="맑은 고딕" w:cs="맑은 고딕"/>
+              </w:rPr>
+            </w:pPr>
+            <w:r>
+              <w:rPr>
+                <w:rFonts w:ascii="맑은 고딕" w:eastAsia="맑은 고딕" w:hAnsi="맑은 고딕" w:cs="맑은 고딕" w:hint="eastAsia"/>
+              </w:rPr>
+              <w:t xml:space="preserve">사용자가 AI </w:t>
+            </w:r>
+            <w:proofErr w:type="spellStart"/>
+            <w:r>
+              <w:rPr>
+                <w:rFonts w:ascii="맑은 고딕" w:eastAsia="맑은 고딕" w:hAnsi="맑은 고딕" w:cs="맑은 고딕" w:hint="eastAsia"/>
+              </w:rPr>
+              <w:t>챗봇을</w:t>
+            </w:r>
+            <w:proofErr w:type="spellEnd"/>
+            <w:r>
+              <w:rPr>
+                <w:rFonts w:ascii="맑은 고딕" w:eastAsia="맑은 고딕" w:hAnsi="맑은 고딕" w:cs="맑은 고딕" w:hint="eastAsia"/>
+              </w:rPr>
+              <w:t xml:space="preserve"> 호출했을 때, 해당 프롬프트에 따라 생성된 답변을 대화방에 전송한다. </w:t>
+            </w:r>
+          </w:p>
+        </w:tc>
+        <w:tc>
+          <w:tcPr>
+            <w:tcW w:w="2009" w:type="dxa"/>
+            <w:vAlign w:val="center"/>
+          </w:tcPr>
+          <w:p>
+            <w:pPr>
+              <w:rPr>
+                <w:rFonts w:ascii="맑은 고딕" w:eastAsia="맑은 고딕" w:hAnsi="맑은 고딕" w:cs="맑은 고딕"/>
+              </w:rPr>
+            </w:pPr>
+            <w:r>
+              <w:rPr>
+                <w:rFonts w:ascii="맑은 고딕" w:eastAsia="맑은 고딕" w:hAnsi="맑은 고딕" w:cs="맑은 고딕" w:hint="eastAsia"/>
+              </w:rPr>
+              <w:t xml:space="preserve">extended </w:t>
+            </w:r>
+            <w:r>
+              <w:rPr>
+                <w:rFonts w:ascii="맑은 고딕" w:eastAsia="맑은 고딕" w:hAnsi="맑은 고딕" w:cs="맑은 고딕"/>
+              </w:rPr>
+              <w:t>←</w:t>
+            </w:r>
+            <w:r>
+              <w:rPr>
+                <w:rFonts w:ascii="맑은 고딕" w:eastAsia="맑은 고딕" w:hAnsi="맑은 고딕" w:cs="맑은 고딕" w:hint="eastAsia"/>
+              </w:rPr>
+              <w:t xml:space="preserve"> BUC-03, extended </w:t>
+            </w:r>
+            <w:r>
+              <w:rPr>
+                <w:rFonts w:ascii="맑은 고딕" w:eastAsia="맑은 고딕" w:hAnsi="맑은 고딕" w:cs="맑은 고딕"/>
+              </w:rPr>
+              <w:t>←</w:t>
+            </w:r>
+            <w:r>
+              <w:rPr>
+                <w:rFonts w:ascii="맑은 고딕" w:eastAsia="맑은 고딕" w:hAnsi="맑은 고딕" w:cs="맑은 고딕" w:hint="eastAsia"/>
+              </w:rPr>
+              <w:t xml:space="preserve"> BUC-04</w:t>
+            </w:r>
+          </w:p>
+        </w:tc>
+      </w:tr>
+      <w:tr>
+        <w:trPr>
+          <w:trHeight w:val="70"/>
+          <w:jc w:val="center"/>
+        </w:trPr>
+        <w:tc>
+          <w:tcPr>
+            <w:tcW w:w="1696" w:type="dxa"/>
+            <w:vAlign w:val="center"/>
+          </w:tcPr>
+          <w:p>
+            <w:pPr>
+              <w:rPr>
+                <w:rFonts w:ascii="맑은 고딕" w:eastAsia="맑은 고딕" w:hAnsi="맑은 고딕" w:cs="맑은 고딕"/>
+              </w:rPr>
+            </w:pPr>
+            <w:r>
+              <w:rPr>
+                <w:rFonts w:ascii="맑은 고딕" w:eastAsia="맑은 고딕" w:hAnsi="맑은 고딕" w:cs="맑은 고딕" w:hint="eastAsia"/>
+              </w:rPr>
+              <w:t>BUC-10</w:t>
+            </w:r>
+          </w:p>
+        </w:tc>
+        <w:tc>
+          <w:tcPr>
+            <w:tcW w:w="1418" w:type="dxa"/>
+            <w:vAlign w:val="center"/>
+          </w:tcPr>
+          <w:p>
+            <w:pPr>
+              <w:rPr>
+                <w:rFonts w:ascii="맑은 고딕" w:eastAsia="맑은 고딕" w:hAnsi="맑은 고딕" w:cs="맑은 고딕"/>
+              </w:rPr>
+            </w:pPr>
+            <w:r>
+              <w:rPr>
+                <w:rFonts w:ascii="맑은 고딕" w:eastAsia="맑은 고딕" w:hAnsi="맑은 고딕" w:cs="맑은 고딕" w:hint="eastAsia"/>
+              </w:rPr>
+              <w:t>사용자 정보 조회 및 검색</w:t>
+            </w:r>
+          </w:p>
+        </w:tc>
+        <w:tc>
+          <w:tcPr>
+            <w:tcW w:w="1559" w:type="dxa"/>
+            <w:vAlign w:val="center"/>
+          </w:tcPr>
+          <w:p>
+            <w:pPr>
+              <w:rPr>
+                <w:rFonts w:ascii="맑은 고딕" w:eastAsia="맑은 고딕" w:hAnsi="맑은 고딕" w:cs="맑은 고딕"/>
+              </w:rPr>
+            </w:pPr>
+            <w:r>
+              <w:rPr>
+                <w:rFonts w:ascii="맑은 고딕" w:eastAsia="맑은 고딕" w:hAnsi="맑은 고딕" w:cs="맑은 고딕" w:hint="eastAsia"/>
               </w:rPr>
               <w:t>관리자</w:t>
             </w:r>
@@ -5197,9 +6417,9 @@
             </w:pPr>
             <w:r>
               <w:rPr>
-                <w:rFonts w:ascii="맑은 고딕" w:eastAsia="맑은 고딕" w:hAnsi="맑은 고딕" w:cs="맑은 고딕"/>
-              </w:rPr>
-              <w:t>엘리베이터가 해당 선반으로 이동해 상품을 안전하게 추출·배출구로 이송한다.</w:t>
+                <w:rFonts w:ascii="맑은 고딕" w:eastAsia="맑은 고딕" w:hAnsi="맑은 고딕" w:cs="맑은 고딕" w:hint="eastAsia"/>
+              </w:rPr>
+              <w:t xml:space="preserve">관리자가 전체 가입자 목록 확인 및 학번, 상태, 접속 여부 검색 기준에 따라 조건 검색을 한다. </w:t>
             </w:r>
           </w:p>
         </w:tc>
@@ -5214,12 +6434,107 @@
                 <w:rFonts w:ascii="맑은 고딕" w:eastAsia="맑은 고딕" w:hAnsi="맑은 고딕" w:cs="맑은 고딕"/>
               </w:rPr>
             </w:pPr>
-            <w:r>
-              <w:rPr>
-                <w:rFonts w:ascii="맑은 고딕" w:eastAsia="맑은 고딕" w:hAnsi="맑은 고딕" w:cs="맑은 고딕"/>
-              </w:rPr>
-              <w:t>extended ← BUC-02, extended ← BUC-04</w:t>
-            </w:r>
+          </w:p>
+        </w:tc>
+      </w:tr>
+      <w:tr>
+        <w:trPr>
+          <w:trHeight w:val="70"/>
+          <w:jc w:val="center"/>
+        </w:trPr>
+        <w:tc>
+          <w:tcPr>
+            <w:tcW w:w="1696" w:type="dxa"/>
+            <w:vAlign w:val="center"/>
+          </w:tcPr>
+          <w:p>
+            <w:pPr>
+              <w:rPr>
+                <w:rFonts w:ascii="맑은 고딕" w:eastAsia="맑은 고딕" w:hAnsi="맑은 고딕" w:cs="맑은 고딕"/>
+              </w:rPr>
+            </w:pPr>
+            <w:r>
+              <w:rPr>
+                <w:rFonts w:ascii="맑은 고딕" w:eastAsia="맑은 고딕" w:hAnsi="맑은 고딕" w:cs="맑은 고딕" w:hint="eastAsia"/>
+              </w:rPr>
+              <w:t>BUC-1</w:t>
+            </w:r>
+            <w:r>
+              <w:rPr>
+                <w:rFonts w:ascii="맑은 고딕" w:eastAsia="맑은 고딕" w:hAnsi="맑은 고딕" w:cs="맑은 고딕" w:hint="eastAsia"/>
+              </w:rPr>
+              <w:t>1</w:t>
+            </w:r>
+          </w:p>
+        </w:tc>
+        <w:tc>
+          <w:tcPr>
+            <w:tcW w:w="1418" w:type="dxa"/>
+            <w:vAlign w:val="center"/>
+          </w:tcPr>
+          <w:p>
+            <w:pPr>
+              <w:rPr>
+                <w:rFonts w:ascii="맑은 고딕" w:eastAsia="맑은 고딕" w:hAnsi="맑은 고딕" w:cs="맑은 고딕"/>
+              </w:rPr>
+            </w:pPr>
+            <w:r>
+              <w:rPr>
+                <w:rFonts w:ascii="맑은 고딕" w:eastAsia="맑은 고딕" w:hAnsi="맑은 고딕" w:cs="맑은 고딕" w:hint="eastAsia"/>
+              </w:rPr>
+              <w:t>사용자 정보 삭제</w:t>
+            </w:r>
+          </w:p>
+        </w:tc>
+        <w:tc>
+          <w:tcPr>
+            <w:tcW w:w="1559" w:type="dxa"/>
+            <w:vAlign w:val="center"/>
+          </w:tcPr>
+          <w:p>
+            <w:pPr>
+              <w:rPr>
+                <w:rFonts w:ascii="맑은 고딕" w:eastAsia="맑은 고딕" w:hAnsi="맑은 고딕" w:cs="맑은 고딕"/>
+              </w:rPr>
+            </w:pPr>
+            <w:r>
+              <w:rPr>
+                <w:rFonts w:ascii="맑은 고딕" w:eastAsia="맑은 고딕" w:hAnsi="맑은 고딕" w:cs="맑은 고딕" w:hint="eastAsia"/>
+              </w:rPr>
+              <w:t>관리자</w:t>
+            </w:r>
+          </w:p>
+        </w:tc>
+        <w:tc>
+          <w:tcPr>
+            <w:tcW w:w="4202" w:type="dxa"/>
+            <w:vAlign w:val="center"/>
+          </w:tcPr>
+          <w:p>
+            <w:pPr>
+              <w:rPr>
+                <w:rFonts w:ascii="맑은 고딕" w:eastAsia="맑은 고딕" w:hAnsi="맑은 고딕" w:cs="맑은 고딕"/>
+              </w:rPr>
+            </w:pPr>
+            <w:r>
+              <w:rPr>
+                <w:rFonts w:ascii="맑은 고딕" w:eastAsia="맑은 고딕" w:hAnsi="맑은 고딕" w:cs="맑은 고딕" w:hint="eastAsia"/>
+              </w:rPr>
+              <w:t xml:space="preserve">관리자가 사용자의 정보 등을 시스템에서 삭제한다. </w:t>
+            </w:r>
+          </w:p>
+        </w:tc>
+        <w:tc>
+          <w:tcPr>
+            <w:tcW w:w="2009" w:type="dxa"/>
+            <w:vAlign w:val="center"/>
+          </w:tcPr>
+          <w:p>
+            <w:pPr>
+              <w:rPr>
+                <w:rFonts w:ascii="맑은 고딕" w:eastAsia="맑은 고딕" w:hAnsi="맑은 고딕" w:cs="맑은 고딕"/>
+              </w:rPr>
+            </w:pPr>
           </w:p>
         </w:tc>
       </w:tr>
@@ -5308,6 +6623,39 @@
         <w:ind w:left="360"/>
         <w:rPr>
           <w:rFonts w:ascii="맑은 고딕" w:eastAsia="맑은 고딕" w:hAnsi="맑은 고딕" w:cs="맑은 고딕"/>
+          <w:b/>
+        </w:rPr>
+      </w:pPr>
+    </w:p>
+    <w:p>
+      <w:pPr>
+        <w:widowControl/>
+        <w:spacing w:after="200" w:line="276" w:lineRule="auto"/>
+        <w:ind w:left="360"/>
+        <w:rPr>
+          <w:rFonts w:ascii="맑은 고딕" w:eastAsia="맑은 고딕" w:hAnsi="맑은 고딕" w:cs="맑은 고딕"/>
+          <w:b/>
+        </w:rPr>
+      </w:pPr>
+    </w:p>
+    <w:p>
+      <w:pPr>
+        <w:widowControl/>
+        <w:spacing w:after="200" w:line="276" w:lineRule="auto"/>
+        <w:ind w:left="360"/>
+        <w:rPr>
+          <w:rFonts w:ascii="맑은 고딕" w:eastAsia="맑은 고딕" w:hAnsi="맑은 고딕" w:cs="맑은 고딕"/>
+          <w:b/>
+        </w:rPr>
+      </w:pPr>
+    </w:p>
+    <w:p>
+      <w:pPr>
+        <w:widowControl/>
+        <w:spacing w:after="200" w:line="276" w:lineRule="auto"/>
+        <w:ind w:left="360"/>
+        <w:rPr>
+          <w:rFonts w:ascii="맑은 고딕" w:eastAsia="맑은 고딕" w:hAnsi="맑은 고딕" w:cs="맑은 고딕" w:hint="eastAsia"/>
           <w:b/>
         </w:rPr>
       </w:pPr>
@@ -5331,7 +6679,23 @@
           <w:b/>
         </w:rPr>
         <w:lastRenderedPageBreak/>
-        <w:t>비즈니스 유스케이스 시나리오</w:t>
+        <w:t xml:space="preserve">비즈니스 </w:t>
+      </w:r>
+      <w:proofErr w:type="spellStart"/>
+      <w:r>
+        <w:rPr>
+          <w:rFonts w:ascii="맑은 고딕" w:eastAsia="맑은 고딕" w:hAnsi="맑은 고딕" w:cs="맑은 고딕"/>
+          <w:b/>
+        </w:rPr>
+        <w:t>유스케이스</w:t>
+      </w:r>
+      <w:proofErr w:type="spellEnd"/>
+      <w:r>
+        <w:rPr>
+          <w:rFonts w:ascii="맑은 고딕" w:eastAsia="맑은 고딕" w:hAnsi="맑은 고딕" w:cs="맑은 고딕"/>
+          <w:b/>
+        </w:rPr>
+        <w:t xml:space="preserve"> 시나리오</w:t>
       </w:r>
     </w:p>
     <w:p>
@@ -5345,13 +6709,41 @@
           <w:color w:val="00B0F0"/>
         </w:rPr>
       </w:pPr>
+      <w:proofErr w:type="spellStart"/>
+      <w:r>
+        <w:rPr>
+          <w:rFonts w:ascii="나눔고딕 ExtraBold" w:eastAsia="나눔고딕 ExtraBold" w:hAnsi="나눔고딕 ExtraBold" w:cs="나눔고딕 ExtraBold" w:hint="eastAsia"/>
+          <w:b/>
+          <w:color w:val="00B0F0"/>
+        </w:rPr>
+        <w:t>플래시톡</w:t>
+      </w:r>
+      <w:proofErr w:type="spellEnd"/>
       <w:r>
         <w:rPr>
           <w:rFonts w:ascii="나눔고딕 ExtraBold" w:eastAsia="나눔고딕 ExtraBold" w:hAnsi="나눔고딕 ExtraBold" w:cs="나눔고딕 ExtraBold"/>
           <w:b/>
           <w:color w:val="00B0F0"/>
         </w:rPr>
-        <w:t>엘리베이터 자판기 시스템- 유스케이스 시나리오</w:t>
+        <w:t xml:space="preserve"> 시스템- </w:t>
+      </w:r>
+      <w:proofErr w:type="spellStart"/>
+      <w:r>
+        <w:rPr>
+          <w:rFonts w:ascii="나눔고딕 ExtraBold" w:eastAsia="나눔고딕 ExtraBold" w:hAnsi="나눔고딕 ExtraBold" w:cs="나눔고딕 ExtraBold"/>
+          <w:b/>
+          <w:color w:val="00B0F0"/>
+        </w:rPr>
+        <w:t>유스케이스</w:t>
+      </w:r>
+      <w:proofErr w:type="spellEnd"/>
+      <w:r>
+        <w:rPr>
+          <w:rFonts w:ascii="나눔고딕 ExtraBold" w:eastAsia="나눔고딕 ExtraBold" w:hAnsi="나눔고딕 ExtraBold" w:cs="나눔고딕 ExtraBold"/>
+          <w:b/>
+          <w:color w:val="00B0F0"/>
+        </w:rPr>
+        <w:t xml:space="preserve"> 시나리오</w:t>
       </w:r>
     </w:p>
     <w:p>
@@ -5370,7 +6762,7 @@
         <w:spacing w:line="276" w:lineRule="auto"/>
       </w:pPr>
       <w:r>
-        <w:pict w14:anchorId="277A4A47">
+        <w:pict w14:anchorId="710EE9F5">
           <v:rect id="_x0000_i1025" style="width:0;height:1.5pt" o:hralign="center" o:hrstd="t" o:hr="t" fillcolor="#a0a0a0" stroked="f"/>
         </w:pict>
       </w:r>
@@ -5425,7 +6817,6 @@
     </w:p>
     <w:tbl>
       <w:tblPr>
-        <w:tblStyle w:val="affff6"/>
         <w:tblW w:w="8522" w:type="dxa"/>
         <w:tblInd w:w="-115" w:type="dxa"/>
         <w:tblBorders>
@@ -5617,12 +7008,14 @@
               </w:rPr>
               <w:t xml:space="preserve"> </w:t>
             </w:r>
+            <w:proofErr w:type="spellStart"/>
             <w:r>
               <w:rPr>
                 <w:b/>
               </w:rPr>
               <w:t>액터</w:t>
             </w:r>
+            <w:proofErr w:type="spellEnd"/>
           </w:p>
         </w:tc>
         <w:tc>
@@ -5792,11 +7185,16 @@
               <w:spacing w:line="276" w:lineRule="auto"/>
               <w:jc w:val="both"/>
             </w:pPr>
+            <w:proofErr w:type="gramStart"/>
             <w:r>
               <w:t>성공</w:t>
             </w:r>
             <w:r>
-              <w:t xml:space="preserve"> : </w:t>
+              <w:t xml:space="preserve"> :</w:t>
+            </w:r>
+            <w:proofErr w:type="gramEnd"/>
+            <w:r>
+              <w:t xml:space="preserve"> </w:t>
             </w:r>
             <w:r>
               <w:t>결제</w:t>
@@ -5822,11 +7220,16 @@
               <w:spacing w:line="276" w:lineRule="auto"/>
               <w:jc w:val="both"/>
             </w:pPr>
+            <w:proofErr w:type="gramStart"/>
             <w:r>
               <w:t>실패</w:t>
             </w:r>
             <w:r>
-              <w:t xml:space="preserve"> : </w:t>
+              <w:t xml:space="preserve"> :</w:t>
+            </w:r>
+            <w:proofErr w:type="gramEnd"/>
+            <w:r>
+              <w:t xml:space="preserve"> </w:t>
             </w:r>
             <w:r>
               <w:t>사용자가</w:t>
@@ -6204,9 +7607,11 @@
             <w:r>
               <w:t xml:space="preserve"> </w:t>
             </w:r>
+            <w:proofErr w:type="spellStart"/>
             <w:r>
               <w:t>재선택</w:t>
             </w:r>
+            <w:proofErr w:type="spellEnd"/>
             <w:r>
               <w:t>.</w:t>
             </w:r>
@@ -6225,7 +7630,7 @@
         <w:spacing w:line="276" w:lineRule="auto"/>
       </w:pPr>
       <w:r>
-        <w:pict w14:anchorId="19803B98">
+        <w:pict w14:anchorId="6432499F">
           <v:rect id="_x0000_i1026" style="width:0;height:1.5pt" o:hralign="center" o:hrstd="t" o:hr="t" fillcolor="#a0a0a0" stroked="f"/>
         </w:pict>
       </w:r>
@@ -6280,7 +7685,6 @@
     </w:p>
     <w:tbl>
       <w:tblPr>
-        <w:tblStyle w:val="affff7"/>
         <w:tblW w:w="8522" w:type="dxa"/>
         <w:tblInd w:w="-115" w:type="dxa"/>
         <w:tblBorders>
@@ -6460,12 +7864,14 @@
               </w:rPr>
               <w:t xml:space="preserve"> </w:t>
             </w:r>
+            <w:proofErr w:type="spellStart"/>
             <w:r>
               <w:rPr>
                 <w:b/>
               </w:rPr>
               <w:t>액터</w:t>
             </w:r>
+            <w:proofErr w:type="spellEnd"/>
           </w:p>
         </w:tc>
         <w:tc>
@@ -6659,11 +8065,16 @@
               <w:spacing w:line="276" w:lineRule="auto"/>
               <w:jc w:val="both"/>
             </w:pPr>
+            <w:proofErr w:type="gramStart"/>
             <w:r>
               <w:t>성공</w:t>
             </w:r>
             <w:r>
-              <w:t xml:space="preserve"> : </w:t>
+              <w:t xml:space="preserve"> :</w:t>
+            </w:r>
+            <w:proofErr w:type="gramEnd"/>
+            <w:r>
+              <w:t xml:space="preserve"> </w:t>
             </w:r>
             <w:r>
               <w:t>결제</w:t>
@@ -6731,11 +8142,17 @@
               <w:spacing w:line="276" w:lineRule="auto"/>
               <w:jc w:val="both"/>
             </w:pPr>
-            <w:r>
+            <w:proofErr w:type="gramStart"/>
+            <w:r>
+              <w:lastRenderedPageBreak/>
               <w:t>실패</w:t>
             </w:r>
             <w:r>
-              <w:t xml:space="preserve"> : </w:t>
+              <w:t xml:space="preserve"> :</w:t>
+            </w:r>
+            <w:proofErr w:type="gramEnd"/>
+            <w:r>
+              <w:t xml:space="preserve"> </w:t>
             </w:r>
             <w:r>
               <w:t>결제</w:t>
@@ -7362,7 +8779,7 @@
         <w:spacing w:line="276" w:lineRule="auto"/>
       </w:pPr>
       <w:r>
-        <w:pict w14:anchorId="677AF9BA">
+        <w:pict w14:anchorId="783F4F12">
           <v:rect id="_x0000_i1027" style="width:0;height:1.5pt" o:hralign="center" o:hrstd="t" o:hr="t" fillcolor="#a0a0a0" stroked="f"/>
         </w:pict>
       </w:r>
@@ -7439,7 +8856,6 @@
     </w:p>
     <w:tbl>
       <w:tblPr>
-        <w:tblStyle w:val="affff8"/>
         <w:tblW w:w="8522" w:type="dxa"/>
         <w:tblInd w:w="-115" w:type="dxa"/>
         <w:tblBorders>
@@ -7636,12 +9052,14 @@
               </w:rPr>
               <w:t xml:space="preserve"> </w:t>
             </w:r>
+            <w:proofErr w:type="spellStart"/>
             <w:r>
               <w:rPr>
                 <w:b/>
               </w:rPr>
               <w:t>액터</w:t>
             </w:r>
+            <w:proofErr w:type="spellEnd"/>
           </w:p>
         </w:tc>
         <w:tc>
@@ -7772,11 +9190,16 @@
               <w:spacing w:line="276" w:lineRule="auto"/>
               <w:jc w:val="both"/>
             </w:pPr>
+            <w:proofErr w:type="gramStart"/>
             <w:r>
               <w:t>성공</w:t>
             </w:r>
             <w:r>
-              <w:t xml:space="preserve"> : </w:t>
+              <w:t xml:space="preserve"> :</w:t>
+            </w:r>
+            <w:proofErr w:type="gramEnd"/>
+            <w:r>
+              <w:t xml:space="preserve"> </w:t>
             </w:r>
             <w:r>
               <w:t>사용자가</w:t>
@@ -7820,11 +9243,16 @@
               <w:spacing w:line="276" w:lineRule="auto"/>
               <w:jc w:val="both"/>
             </w:pPr>
+            <w:proofErr w:type="gramStart"/>
             <w:r>
               <w:t>실패</w:t>
             </w:r>
             <w:r>
-              <w:t xml:space="preserve"> : </w:t>
+              <w:t xml:space="preserve"> :</w:t>
+            </w:r>
+            <w:proofErr w:type="gramEnd"/>
+            <w:r>
+              <w:t xml:space="preserve"> </w:t>
             </w:r>
             <w:r>
               <w:t>사용자가</w:t>
@@ -8287,9 +9715,11 @@
             <w:r>
               <w:t xml:space="preserve"> </w:t>
             </w:r>
+            <w:proofErr w:type="spellStart"/>
             <w:r>
               <w:t>재안내</w:t>
             </w:r>
+            <w:proofErr w:type="spellEnd"/>
             <w:r>
               <w:t>.</w:t>
             </w:r>
@@ -8299,7 +9729,6 @@
     </w:tbl>
     <w:p>
       <w:pPr>
-        <w:widowControl/>
         <w:spacing w:line="276" w:lineRule="auto"/>
       </w:pPr>
     </w:p>
@@ -8310,31 +9739,23 @@
     </w:p>
     <w:p>
       <w:pPr>
-        <w:spacing w:line="276" w:lineRule="auto"/>
-      </w:pPr>
+        <w:widowControl/>
+        <w:spacing w:after="160"/>
+        <w:rPr>
+          <w:rFonts w:hint="eastAsia"/>
+        </w:rPr>
+      </w:pPr>
+      <w:r>
+        <w:br w:type="page"/>
+      </w:r>
     </w:p>
     <w:p>
       <w:pPr>
         <w:spacing w:line="276" w:lineRule="auto"/>
       </w:pPr>
-    </w:p>
-    <w:p>
-      <w:pPr>
-        <w:spacing w:line="276" w:lineRule="auto"/>
-      </w:pPr>
-    </w:p>
-    <w:p>
-      <w:pPr>
-        <w:spacing w:line="276" w:lineRule="auto"/>
-      </w:pPr>
-    </w:p>
-    <w:p>
-      <w:pPr>
-        <w:spacing w:line="276" w:lineRule="auto"/>
-      </w:pPr>
       <w:r>
         <w:lastRenderedPageBreak/>
-        <w:pict w14:anchorId="73CB47A8">
+        <w:pict w14:anchorId="2FC95E7A">
           <v:rect id="_x0000_i1028" style="width:0;height:1.5pt" o:hralign="center" o:hrstd="t" o:hr="t" fillcolor="#a0a0a0" stroked="f"/>
         </w:pict>
       </w:r>
@@ -8395,7 +9816,6 @@
     </w:p>
     <w:tbl>
       <w:tblPr>
-        <w:tblStyle w:val="affff9"/>
         <w:tblW w:w="8522" w:type="dxa"/>
         <w:tblInd w:w="-115" w:type="dxa"/>
         <w:tblBorders>
@@ -8580,12 +10000,14 @@
               </w:rPr>
               <w:t xml:space="preserve"> </w:t>
             </w:r>
+            <w:proofErr w:type="spellStart"/>
             <w:r>
               <w:rPr>
                 <w:b/>
               </w:rPr>
               <w:t>액터</w:t>
             </w:r>
+            <w:proofErr w:type="spellEnd"/>
           </w:p>
         </w:tc>
         <w:tc>
@@ -8749,11 +10171,16 @@
               <w:spacing w:line="276" w:lineRule="auto"/>
               <w:jc w:val="both"/>
             </w:pPr>
+            <w:proofErr w:type="gramStart"/>
             <w:r>
               <w:t>성공</w:t>
             </w:r>
             <w:r>
-              <w:t xml:space="preserve"> : </w:t>
+              <w:t xml:space="preserve"> :</w:t>
+            </w:r>
+            <w:proofErr w:type="gramEnd"/>
+            <w:r>
+              <w:t xml:space="preserve"> </w:t>
             </w:r>
             <w:r>
               <w:t>상품이</w:t>
@@ -8803,11 +10230,16 @@
               <w:spacing w:line="276" w:lineRule="auto"/>
               <w:jc w:val="both"/>
             </w:pPr>
+            <w:proofErr w:type="gramStart"/>
             <w:r>
               <w:t>실패</w:t>
             </w:r>
             <w:r>
-              <w:t xml:space="preserve"> : </w:t>
+              <w:t xml:space="preserve"> :</w:t>
+            </w:r>
+            <w:proofErr w:type="gramEnd"/>
+            <w:r>
+              <w:t xml:space="preserve"> </w:t>
             </w:r>
             <w:r>
               <w:t>이송</w:t>
@@ -8839,9 +10271,11 @@
             <w:r>
               <w:t xml:space="preserve"> </w:t>
             </w:r>
+            <w:proofErr w:type="spellStart"/>
             <w:r>
               <w:t>미배출</w:t>
             </w:r>
+            <w:proofErr w:type="spellEnd"/>
             <w:r>
               <w:t>.</w:t>
             </w:r>
@@ -9408,7 +10842,7 @@
         <w:spacing w:line="276" w:lineRule="auto"/>
       </w:pPr>
       <w:r>
-        <w:pict w14:anchorId="5888F83B">
+        <w:pict w14:anchorId="5B3A2863">
           <v:rect id="_x0000_i1029" style="width:0;height:1.5pt" o:hralign="center" o:hrstd="t" o:hr="t" fillcolor="#a0a0a0" stroked="f"/>
         </w:pict>
       </w:r>
@@ -9479,10 +10913,8 @@
     </w:p>
     <w:tbl>
       <w:tblPr>
-        <w:tblStyle w:val="affffa"/>
         <w:tblW w:w="8522" w:type="dxa"/>
         <w:jc w:val="center"/>
-        <w:tblInd w:w="0" w:type="dxa"/>
         <w:tblBorders>
           <w:top w:val="single" w:sz="4" w:space="0" w:color="999999"/>
           <w:left w:val="single" w:sz="4" w:space="0" w:color="999999"/>
@@ -9662,12 +11094,14 @@
               </w:rPr>
               <w:t xml:space="preserve"> </w:t>
             </w:r>
+            <w:proofErr w:type="spellStart"/>
             <w:r>
               <w:rPr>
                 <w:b/>
               </w:rPr>
               <w:t>액터</w:t>
             </w:r>
+            <w:proofErr w:type="spellEnd"/>
           </w:p>
         </w:tc>
         <w:tc>
@@ -9815,11 +11249,16 @@
             <w:pPr>
               <w:spacing w:line="276" w:lineRule="auto"/>
             </w:pPr>
+            <w:proofErr w:type="gramStart"/>
             <w:r>
               <w:t>성공</w:t>
             </w:r>
             <w:r>
-              <w:t xml:space="preserve"> : </w:t>
+              <w:t xml:space="preserve"> :</w:t>
+            </w:r>
+            <w:proofErr w:type="gramEnd"/>
+            <w:r>
+              <w:t xml:space="preserve"> </w:t>
             </w:r>
             <w:r>
               <w:t>로그</w:t>
@@ -9874,11 +11313,16 @@
             <w:pPr>
               <w:spacing w:line="276" w:lineRule="auto"/>
             </w:pPr>
+            <w:proofErr w:type="gramStart"/>
             <w:r>
               <w:t>실패</w:t>
             </w:r>
             <w:r>
-              <w:t xml:space="preserve"> : </w:t>
+              <w:t xml:space="preserve"> :</w:t>
+            </w:r>
+            <w:proofErr w:type="gramEnd"/>
+            <w:r>
+              <w:t xml:space="preserve"> </w:t>
             </w:r>
             <w:r>
               <w:t>일시</w:t>
@@ -9892,9 +11336,11 @@
             <w:r>
               <w:t>(</w:t>
             </w:r>
+            <w:proofErr w:type="spellStart"/>
             <w:r>
               <w:t>큐잉</w:t>
             </w:r>
+            <w:proofErr w:type="spellEnd"/>
             <w:r>
               <w:t xml:space="preserve">) </w:t>
             </w:r>
@@ -10251,11 +11697,16 @@
             <w:r>
               <w:t xml:space="preserve"> </w:t>
             </w:r>
+            <w:proofErr w:type="gramStart"/>
             <w:r>
               <w:t>불일치</w:t>
             </w:r>
             <w:r>
-              <w:t xml:space="preserve"> : </w:t>
+              <w:t xml:space="preserve"> :</w:t>
+            </w:r>
+            <w:proofErr w:type="gramEnd"/>
+            <w:r>
+              <w:t xml:space="preserve"> </w:t>
             </w:r>
             <w:r>
               <w:t>조정</w:t>
@@ -10328,9 +11779,11 @@
             <w:r>
               <w:t xml:space="preserve"> </w:t>
             </w:r>
+            <w:proofErr w:type="spellStart"/>
             <w:r>
               <w:t>재발송</w:t>
             </w:r>
+            <w:proofErr w:type="spellEnd"/>
             <w:r>
               <w:t>.</w:t>
             </w:r>
@@ -10569,20 +12022,38 @@
           <w:color w:val="00B0F0"/>
         </w:rPr>
       </w:pPr>
+      <w:proofErr w:type="spellStart"/>
+      <w:r>
+        <w:rPr>
+          <w:rFonts w:ascii="나눔고딕 ExtraBold" w:eastAsia="나눔고딕 ExtraBold" w:hAnsi="나눔고딕 ExtraBold" w:cs="나눔고딕 ExtraBold" w:hint="eastAsia"/>
+          <w:b/>
+          <w:color w:val="00B0F0"/>
+        </w:rPr>
+        <w:t>플래시톡</w:t>
+      </w:r>
+      <w:proofErr w:type="spellEnd"/>
       <w:r>
         <w:rPr>
           <w:rFonts w:ascii="나눔고딕 ExtraBold" w:eastAsia="나눔고딕 ExtraBold" w:hAnsi="나눔고딕 ExtraBold" w:cs="나눔고딕 ExtraBold"/>
           <w:b/>
           <w:color w:val="00B0F0"/>
         </w:rPr>
-        <w:t>엘리베이터 자판기 시스템 객체다이어그램</w:t>
+        <w:t xml:space="preserve"> 시스템 </w:t>
       </w:r>
+      <w:proofErr w:type="spellStart"/>
+      <w:r>
+        <w:rPr>
+          <w:rFonts w:ascii="나눔고딕 ExtraBold" w:eastAsia="나눔고딕 ExtraBold" w:hAnsi="나눔고딕 ExtraBold" w:cs="나눔고딕 ExtraBold"/>
+          <w:b/>
+          <w:color w:val="00B0F0"/>
+        </w:rPr>
+        <w:t>객체다이어그램</w:t>
+      </w:r>
+      <w:proofErr w:type="spellEnd"/>
     </w:p>
     <w:tbl>
       <w:tblPr>
-        <w:tblStyle w:val="affffb"/>
         <w:tblW w:w="8290" w:type="dxa"/>
-        <w:tblInd w:w="0" w:type="dxa"/>
         <w:tblBorders>
           <w:top w:val="single" w:sz="4" w:space="0" w:color="000000"/>
           <w:left w:val="single" w:sz="4" w:space="0" w:color="000000"/>
@@ -10618,23 +12089,31 @@
                 <w:b/>
                 <w:noProof/>
                 <w:color w:val="00B0F0"/>
+                <w14:ligatures w14:val="standardContextual"/>
               </w:rPr>
               <w:drawing>
-                <wp:inline distT="0" distB="0" distL="0" distR="0" wp14:anchorId="19A7E78C" wp14:editId="596A9FDA">
-                  <wp:extent cx="5098415" cy="3924935"/>
-                  <wp:effectExtent l="0" t="0" r="0" b="0"/>
-                  <wp:docPr id="2095518427" name="image1.png"/>
-                  <wp:cNvGraphicFramePr/>
+                <wp:inline distT="0" distB="0" distL="0" distR="0" wp14:anchorId="1884406D" wp14:editId="10CC67DA">
+                  <wp:extent cx="5126990" cy="3058795"/>
+                  <wp:effectExtent l="0" t="0" r="0" b="8255"/>
+                  <wp:docPr id="781162777" name="그림 6"/>
+                  <wp:cNvGraphicFramePr>
+                    <a:graphicFrameLocks xmlns:a="http://schemas.openxmlformats.org/drawingml/2006/main" noChangeAspect="1"/>
+                  </wp:cNvGraphicFramePr>
                   <a:graphic xmlns:a="http://schemas.openxmlformats.org/drawingml/2006/main">
                     <a:graphicData uri="http://schemas.openxmlformats.org/drawingml/2006/picture">
                       <pic:pic xmlns:pic="http://schemas.openxmlformats.org/drawingml/2006/picture">
                         <pic:nvPicPr>
-                          <pic:cNvPr id="0" name="image1.png"/>
-                          <pic:cNvPicPr preferRelativeResize="0"/>
+                          <pic:cNvPr id="781162777" name="그림 781162777"/>
+                          <pic:cNvPicPr/>
                         </pic:nvPicPr>
                         <pic:blipFill>
-                          <a:blip r:embed="rId11"/>
-                          <a:srcRect/>
+                          <a:blip r:embed="rId10">
+                            <a:extLst>
+                              <a:ext uri="{28A0092B-C50C-407E-A947-70E740481C1C}">
+                                <a14:useLocalDpi xmlns:a14="http://schemas.microsoft.com/office/drawing/2010/main" val="0"/>
+                              </a:ext>
+                            </a:extLst>
+                          </a:blip>
                           <a:stretch>
                             <a:fillRect/>
                           </a:stretch>
@@ -10642,12 +12121,11 @@
                         <pic:spPr>
                           <a:xfrm>
                             <a:off x="0" y="0"/>
-                            <a:ext cx="5098415" cy="3924935"/>
+                            <a:ext cx="5126990" cy="3058795"/>
                           </a:xfrm>
                           <a:prstGeom prst="rect">
                             <a:avLst/>
                           </a:prstGeom>
-                          <a:ln/>
                         </pic:spPr>
                       </pic:pic>
                     </a:graphicData>
@@ -10701,12 +12179,21 @@
           <w:b/>
         </w:rPr>
       </w:pPr>
+      <w:proofErr w:type="spellStart"/>
+      <w:r>
+        <w:rPr>
+          <w:rFonts w:ascii="나눔고딕 ExtraBold" w:eastAsia="나눔고딕 ExtraBold" w:hAnsi="나눔고딕 ExtraBold" w:cs="나눔고딕 ExtraBold" w:hint="eastAsia"/>
+          <w:color w:val="00B0F0"/>
+        </w:rPr>
+        <w:t>플래시톡</w:t>
+      </w:r>
+      <w:proofErr w:type="spellEnd"/>
       <w:r>
         <w:rPr>
           <w:rFonts w:ascii="나눔고딕 ExtraBold" w:eastAsia="나눔고딕 ExtraBold" w:hAnsi="나눔고딕 ExtraBold" w:cs="나눔고딕 ExtraBold"/>
           <w:color w:val="00B0F0"/>
         </w:rPr>
-        <w:t>엘리베이터 자판기 시스템- 객체/관계 목록 및 설명</w:t>
+        <w:t xml:space="preserve"> 시스템- 객체/관계 목록 및 설명</w:t>
       </w:r>
     </w:p>
     <w:p>
@@ -10718,22 +12205,30 @@
           <w:szCs w:val="22"/>
         </w:rPr>
       </w:pPr>
+      <w:proofErr w:type="spellStart"/>
+      <w:r>
+        <w:rPr>
+          <w:rFonts w:ascii="맑은 고딕" w:eastAsia="맑은 고딕" w:hAnsi="맑은 고딕" w:cs="맑은 고딕" w:hint="eastAsia"/>
+          <w:sz w:val="22"/>
+          <w:szCs w:val="22"/>
+        </w:rPr>
+        <w:t>플래시톡</w:t>
+      </w:r>
+      <w:proofErr w:type="spellEnd"/>
       <w:r>
         <w:rPr>
           <w:rFonts w:ascii="맑은 고딕" w:eastAsia="맑은 고딕" w:hAnsi="맑은 고딕" w:cs="맑은 고딕"/>
           <w:sz w:val="22"/>
           <w:szCs w:val="22"/>
         </w:rPr>
-        <w:t xml:space="preserve">엘리베이터형 자판기 시스템 – 객체/관계 목록 </w:t>
+        <w:t xml:space="preserve"> 시스템 – 객체/관계 목록 </w:t>
       </w:r>
     </w:p>
     <w:tbl>
       <w:tblPr>
-        <w:tblStyle w:val="affffc"/>
         <w:tblpPr w:leftFromText="142" w:rightFromText="142" w:vertAnchor="text" w:tblpXSpec="center"/>
         <w:tblW w:w="8045" w:type="dxa"/>
         <w:jc w:val="center"/>
-        <w:tblInd w:w="0" w:type="dxa"/>
         <w:tblBorders>
           <w:top w:val="single" w:sz="4" w:space="0" w:color="000000"/>
           <w:left w:val="single" w:sz="4" w:space="0" w:color="000000"/>
@@ -10787,12 +12282,14 @@
                 <w:rFonts w:ascii="맑은 고딕" w:eastAsia="맑은 고딕" w:hAnsi="맑은 고딕" w:cs="맑은 고딕"/>
               </w:rPr>
             </w:pPr>
+            <w:proofErr w:type="spellStart"/>
             <w:r>
               <w:rPr>
                 <w:rFonts w:ascii="맑은 고딕" w:eastAsia="맑은 고딕" w:hAnsi="맑은 고딕" w:cs="맑은 고딕"/>
               </w:rPr>
               <w:t>객체명</w:t>
             </w:r>
+            <w:proofErr w:type="spellEnd"/>
           </w:p>
         </w:tc>
         <w:tc>
@@ -10855,9 +12352,9 @@
             </w:pPr>
             <w:r>
               <w:rPr>
-                <w:rFonts w:ascii="맑은 고딕" w:eastAsia="맑은 고딕" w:hAnsi="맑은 고딕" w:cs="맑은 고딕"/>
-              </w:rPr>
-              <w:t>상품 선택</w:t>
+                <w:rFonts w:ascii="맑은 고딕" w:eastAsia="맑은 고딕" w:hAnsi="맑은 고딕" w:cs="맑은 고딕" w:hint="eastAsia"/>
+              </w:rPr>
+              <w:t>사용자 정보</w:t>
             </w:r>
           </w:p>
         </w:tc>
@@ -10877,16 +12374,85 @@
               <w:rPr>
                 <w:rFonts w:ascii="맑은 고딕" w:eastAsia="맑은 고딕" w:hAnsi="맑은 고딕" w:cs="맑은 고딕"/>
               </w:rPr>
-              <w:t xml:space="preserve">상호작용 관계 : </w:t>
-            </w:r>
-            <w:r>
-              <w:t xml:space="preserve"> </w:t>
-            </w:r>
-            <w:r>
-              <w:rPr>
-                <w:rFonts w:ascii="맑은 고딕" w:eastAsia="맑은 고딕" w:hAnsi="맑은 고딕" w:cs="맑은 고딕"/>
-              </w:rPr>
-              <w:t>상품 선택 시스템</w:t>
+              <w:t xml:space="preserve">상호작용 관계: </w:t>
+            </w:r>
+            <w:r>
+              <w:rPr>
+                <w:rFonts w:hint="eastAsia"/>
+              </w:rPr>
+              <w:t>회원가입</w:t>
+            </w:r>
+            <w:r>
+              <w:rPr>
+                <w:rFonts w:hint="eastAsia"/>
+              </w:rPr>
+              <w:t xml:space="preserve"> </w:t>
+            </w:r>
+            <w:r>
+              <w:rPr>
+                <w:rFonts w:hint="eastAsia"/>
+              </w:rPr>
+              <w:t>및</w:t>
+            </w:r>
+            <w:r>
+              <w:rPr>
+                <w:rFonts w:hint="eastAsia"/>
+              </w:rPr>
+              <w:t xml:space="preserve"> </w:t>
+            </w:r>
+            <w:r>
+              <w:rPr>
+                <w:rFonts w:hint="eastAsia"/>
+              </w:rPr>
+              <w:t>로그인</w:t>
+            </w:r>
+            <w:r>
+              <w:rPr>
+                <w:rFonts w:hint="eastAsia"/>
+              </w:rPr>
+              <w:t xml:space="preserve"> </w:t>
+            </w:r>
+            <w:r>
+              <w:rPr>
+                <w:rFonts w:hint="eastAsia"/>
+              </w:rPr>
+              <w:t>시스템</w:t>
+            </w:r>
+            <w:r>
+              <w:rPr>
+                <w:rFonts w:hint="eastAsia"/>
+              </w:rPr>
+              <w:t xml:space="preserve">, </w:t>
+            </w:r>
+            <w:r>
+              <w:rPr>
+                <w:rFonts w:hint="eastAsia"/>
+              </w:rPr>
+              <w:t>대화방</w:t>
+            </w:r>
+            <w:r>
+              <w:rPr>
+                <w:rFonts w:hint="eastAsia"/>
+              </w:rPr>
+              <w:t xml:space="preserve"> </w:t>
+            </w:r>
+            <w:r>
+              <w:rPr>
+                <w:rFonts w:hint="eastAsia"/>
+              </w:rPr>
+              <w:t>관리</w:t>
+            </w:r>
+            <w:r>
+              <w:rPr>
+                <w:rFonts w:hint="eastAsia"/>
+              </w:rPr>
+              <w:t xml:space="preserve"> </w:t>
+            </w:r>
+            <w:r>
+              <w:rPr>
+                <w:rFonts w:hint="eastAsia"/>
+              </w:rPr>
+              <w:t>시스템</w:t>
             </w:r>
           </w:p>
         </w:tc>
@@ -10930,9 +12496,9 @@
             </w:pPr>
             <w:r>
               <w:rPr>
-                <w:rFonts w:ascii="맑은 고딕" w:eastAsia="맑은 고딕" w:hAnsi="맑은 고딕" w:cs="맑은 고딕"/>
-              </w:rPr>
-              <w:t>결제 수행</w:t>
+                <w:rFonts w:ascii="맑은 고딕" w:eastAsia="맑은 고딕" w:hAnsi="맑은 고딕" w:cs="맑은 고딕" w:hint="eastAsia"/>
+              </w:rPr>
+              <w:t>로그 기록</w:t>
             </w:r>
           </w:p>
         </w:tc>
@@ -10952,7 +12518,13 @@
               <w:rPr>
                 <w:rFonts w:ascii="맑은 고딕" w:eastAsia="맑은 고딕" w:hAnsi="맑은 고딕" w:cs="맑은 고딕"/>
               </w:rPr>
-              <w:t>상호작용 관계 : 결제 처리 시스템</w:t>
+              <w:t xml:space="preserve">상호작용 관계: </w:t>
+            </w:r>
+            <w:r>
+              <w:rPr>
+                <w:rFonts w:ascii="맑은 고딕" w:eastAsia="맑은 고딕" w:hAnsi="맑은 고딕" w:cs="맑은 고딕" w:hint="eastAsia"/>
+              </w:rPr>
+              <w:t>로그 감사 시스템</w:t>
             </w:r>
           </w:p>
         </w:tc>
@@ -10996,9 +12568,9 @@
             </w:pPr>
             <w:r>
               <w:rPr>
-                <w:rFonts w:ascii="맑은 고딕" w:eastAsia="맑은 고딕" w:hAnsi="맑은 고딕" w:cs="맑은 고딕"/>
-              </w:rPr>
-              <w:t>상품 이동</w:t>
+                <w:rFonts w:ascii="맑은 고딕" w:eastAsia="맑은 고딕" w:hAnsi="맑은 고딕" w:cs="맑은 고딕" w:hint="eastAsia"/>
+              </w:rPr>
+              <w:t>대화방 정보</w:t>
             </w:r>
           </w:p>
         </w:tc>
@@ -11018,16 +12590,37 @@
               <w:rPr>
                 <w:rFonts w:ascii="맑은 고딕" w:eastAsia="맑은 고딕" w:hAnsi="맑은 고딕" w:cs="맑은 고딕"/>
               </w:rPr>
-              <w:t xml:space="preserve">상호작용 관계 : </w:t>
-            </w:r>
-            <w:r>
-              <w:t xml:space="preserve"> </w:t>
-            </w:r>
-            <w:r>
-              <w:rPr>
-                <w:rFonts w:ascii="맑은 고딕" w:eastAsia="맑은 고딕" w:hAnsi="맑은 고딕" w:cs="맑은 고딕"/>
-              </w:rPr>
-              <w:t>상품 이동/추출 시스템</w:t>
+              <w:t xml:space="preserve">상호작용관계: </w:t>
+            </w:r>
+            <w:r>
+              <w:rPr>
+                <w:rFonts w:hint="eastAsia"/>
+              </w:rPr>
+              <w:t>대화방</w:t>
+            </w:r>
+            <w:r>
+              <w:rPr>
+                <w:rFonts w:hint="eastAsia"/>
+              </w:rPr>
+              <w:t xml:space="preserve"> </w:t>
+            </w:r>
+            <w:r>
+              <w:rPr>
+                <w:rFonts w:hint="eastAsia"/>
+              </w:rPr>
+              <w:t>관리</w:t>
+            </w:r>
+            <w:r>
+              <w:rPr>
+                <w:rFonts w:hint="eastAsia"/>
+              </w:rPr>
+              <w:t xml:space="preserve"> </w:t>
+            </w:r>
+            <w:r>
+              <w:rPr>
+                <w:rFonts w:hint="eastAsia"/>
+              </w:rPr>
+              <w:t>시스템</w:t>
             </w:r>
           </w:p>
         </w:tc>
@@ -11071,9 +12664,9 @@
             </w:pPr>
             <w:r>
               <w:rPr>
-                <w:rFonts w:ascii="맑은 고딕" w:eastAsia="맑은 고딕" w:hAnsi="맑은 고딕" w:cs="맑은 고딕"/>
-              </w:rPr>
-              <w:t>상품 추출</w:t>
+                <w:rFonts w:ascii="맑은 고딕" w:eastAsia="맑은 고딕" w:hAnsi="맑은 고딕" w:cs="맑은 고딕" w:hint="eastAsia"/>
+              </w:rPr>
+              <w:t>참여자 정보</w:t>
             </w:r>
           </w:p>
         </w:tc>
@@ -11093,16 +12686,13 @@
               <w:rPr>
                 <w:rFonts w:ascii="맑은 고딕" w:eastAsia="맑은 고딕" w:hAnsi="맑은 고딕" w:cs="맑은 고딕"/>
               </w:rPr>
-              <w:t xml:space="preserve">상호작용 관계 : </w:t>
-            </w:r>
-            <w:r>
-              <w:t xml:space="preserve"> </w:t>
-            </w:r>
-            <w:r>
-              <w:rPr>
-                <w:rFonts w:ascii="맑은 고딕" w:eastAsia="맑은 고딕" w:hAnsi="맑은 고딕" w:cs="맑은 고딕"/>
-              </w:rPr>
-              <w:t>상품 이동/추출 시스템</w:t>
+              <w:t xml:space="preserve">상호작용 관계: </w:t>
+            </w:r>
+            <w:r>
+              <w:rPr>
+                <w:rFonts w:ascii="맑은 고딕" w:eastAsia="맑은 고딕" w:hAnsi="맑은 고딕" w:cs="맑은 고딕" w:hint="eastAsia"/>
+              </w:rPr>
+              <w:t>대화방 관리 시스템</w:t>
             </w:r>
           </w:p>
         </w:tc>
@@ -11146,9 +12736,9 @@
             </w:pPr>
             <w:r>
               <w:rPr>
-                <w:rFonts w:ascii="맑은 고딕" w:eastAsia="맑은 고딕" w:hAnsi="맑은 고딕" w:cs="맑은 고딕"/>
-              </w:rPr>
-              <w:t>안전센서 이벤트</w:t>
+                <w:rFonts w:ascii="맑은 고딕" w:eastAsia="맑은 고딕" w:hAnsi="맑은 고딕" w:cs="맑은 고딕" w:hint="eastAsia"/>
+              </w:rPr>
+              <w:t>메시지 정보</w:t>
             </w:r>
           </w:p>
         </w:tc>
@@ -11168,16 +12758,13 @@
               <w:rPr>
                 <w:rFonts w:ascii="맑은 고딕" w:eastAsia="맑은 고딕" w:hAnsi="맑은 고딕" w:cs="맑은 고딕"/>
               </w:rPr>
-              <w:t xml:space="preserve">상호작용 관계 : </w:t>
-            </w:r>
-            <w:r>
-              <w:t xml:space="preserve"> </w:t>
-            </w:r>
-            <w:r>
-              <w:rPr>
-                <w:rFonts w:ascii="맑은 고딕" w:eastAsia="맑은 고딕" w:hAnsi="맑은 고딕" w:cs="맑은 고딕"/>
-              </w:rPr>
-              <w:t>사용자 수령 안내 시스템</w:t>
+              <w:t xml:space="preserve">상호작용 관계: </w:t>
+            </w:r>
+            <w:r>
+              <w:rPr>
+                <w:rFonts w:ascii="맑은 고딕" w:eastAsia="맑은 고딕" w:hAnsi="맑은 고딕" w:cs="맑은 고딕" w:hint="eastAsia"/>
+              </w:rPr>
+              <w:t>메시지 중계 시스템</w:t>
             </w:r>
           </w:p>
         </w:tc>
@@ -11203,7 +12790,6 @@
               <w:rPr>
                 <w:rFonts w:ascii="맑은 고딕" w:eastAsia="맑은 고딕" w:hAnsi="맑은 고딕" w:cs="맑은 고딕"/>
               </w:rPr>
-              <w:lastRenderedPageBreak/>
               <w:t>BO-06</w:t>
             </w:r>
           </w:p>
@@ -11222,9 +12808,9 @@
             </w:pPr>
             <w:r>
               <w:rPr>
-                <w:rFonts w:ascii="맑은 고딕" w:eastAsia="맑은 고딕" w:hAnsi="맑은 고딕" w:cs="맑은 고딕"/>
-              </w:rPr>
-              <w:t>수령 안내</w:t>
+                <w:rFonts w:ascii="맑은 고딕" w:eastAsia="맑은 고딕" w:hAnsi="맑은 고딕" w:cs="맑은 고딕" w:hint="eastAsia"/>
+              </w:rPr>
+              <w:t>위치 정보</w:t>
             </w:r>
           </w:p>
         </w:tc>
@@ -11244,16 +12830,13 @@
               <w:rPr>
                 <w:rFonts w:ascii="맑은 고딕" w:eastAsia="맑은 고딕" w:hAnsi="맑은 고딕" w:cs="맑은 고딕"/>
               </w:rPr>
-              <w:t xml:space="preserve">상호작용 관계 : </w:t>
-            </w:r>
-            <w:r>
-              <w:t xml:space="preserve"> </w:t>
-            </w:r>
-            <w:r>
-              <w:rPr>
-                <w:rFonts w:ascii="맑은 고딕" w:eastAsia="맑은 고딕" w:hAnsi="맑은 고딕" w:cs="맑은 고딕"/>
-              </w:rPr>
-              <w:t>사용자 수령 안내 시스템</w:t>
+              <w:t>상호작용 관계:</w:t>
+            </w:r>
+            <w:r>
+              <w:rPr>
+                <w:rFonts w:ascii="맑은 고딕" w:eastAsia="맑은 고딕" w:hAnsi="맑은 고딕" w:cs="맑은 고딕" w:hint="eastAsia"/>
+              </w:rPr>
+              <w:t xml:space="preserve"> 지도 검색 시스템, 메시지 중계 시스템</w:t>
             </w:r>
           </w:p>
         </w:tc>
@@ -11279,6 +12862,7 @@
               <w:rPr>
                 <w:rFonts w:ascii="맑은 고딕" w:eastAsia="맑은 고딕" w:hAnsi="맑은 고딕" w:cs="맑은 고딕"/>
               </w:rPr>
+              <w:lastRenderedPageBreak/>
               <w:t>BO-07</w:t>
             </w:r>
           </w:p>
@@ -11297,9 +12881,9 @@
             </w:pPr>
             <w:r>
               <w:rPr>
-                <w:rFonts w:ascii="맑은 고딕" w:eastAsia="맑은 고딕" w:hAnsi="맑은 고딕" w:cs="맑은 고딕"/>
-              </w:rPr>
-              <w:t>오류 상태</w:t>
+                <w:rFonts w:ascii="맑은 고딕" w:eastAsia="맑은 고딕" w:hAnsi="맑은 고딕" w:cs="맑은 고딕" w:hint="eastAsia"/>
+              </w:rPr>
+              <w:t>파일 정보</w:t>
             </w:r>
           </w:p>
         </w:tc>
@@ -11319,52 +12903,13 @@
               <w:rPr>
                 <w:rFonts w:ascii="맑은 고딕" w:eastAsia="맑은 고딕" w:hAnsi="맑은 고딕" w:cs="맑은 고딕"/>
               </w:rPr>
-              <w:t xml:space="preserve">상호작용 관계 : </w:t>
-            </w:r>
-            <w:r>
-              <w:t xml:space="preserve"> </w:t>
-            </w:r>
-            <w:r>
-              <w:rPr>
-                <w:rFonts w:ascii="맑은 고딕" w:eastAsia="맑은 고딕" w:hAnsi="맑은 고딕" w:cs="맑은 고딕"/>
-              </w:rPr>
-              <w:t xml:space="preserve">관리자 정보 연계 시스템, </w:t>
-            </w:r>
-            <w:r>
-              <w:t xml:space="preserve"> </w:t>
-            </w:r>
-            <w:r>
-              <w:rPr>
-                <w:rFonts w:ascii="맑은 고딕" w:eastAsia="맑은 고딕" w:hAnsi="맑은 고딕" w:cs="맑은 고딕"/>
-              </w:rPr>
-              <w:t xml:space="preserve">상품 선택 시스템, </w:t>
-            </w:r>
-            <w:r>
-              <w:t xml:space="preserve"> </w:t>
-            </w:r>
-            <w:r>
-              <w:rPr>
-                <w:rFonts w:ascii="맑은 고딕" w:eastAsia="맑은 고딕" w:hAnsi="맑은 고딕" w:cs="맑은 고딕"/>
-              </w:rPr>
-              <w:t xml:space="preserve">결제 처리 시스템, </w:t>
-            </w:r>
-            <w:r>
-              <w:t xml:space="preserve"> </w:t>
-            </w:r>
-            <w:r>
-              <w:rPr>
-                <w:rFonts w:ascii="맑은 고딕" w:eastAsia="맑은 고딕" w:hAnsi="맑은 고딕" w:cs="맑은 고딕"/>
-              </w:rPr>
-              <w:t xml:space="preserve">상품 이동/추출 시스템, </w:t>
-            </w:r>
-            <w:r>
-              <w:t xml:space="preserve"> </w:t>
-            </w:r>
-            <w:r>
-              <w:rPr>
-                <w:rFonts w:ascii="맑은 고딕" w:eastAsia="맑은 고딕" w:hAnsi="맑은 고딕" w:cs="맑은 고딕"/>
-              </w:rPr>
-              <w:t>사용자 수령 안내 시스템</w:t>
+              <w:t xml:space="preserve">상호작용 관계: </w:t>
+            </w:r>
+            <w:r>
+              <w:rPr>
+                <w:rFonts w:ascii="맑은 고딕" w:eastAsia="맑은 고딕" w:hAnsi="맑은 고딕" w:cs="맑은 고딕" w:hint="eastAsia"/>
+              </w:rPr>
+              <w:t>파일 전송 시스템, 메시지 중계 시스템</w:t>
             </w:r>
           </w:p>
         </w:tc>
@@ -11408,9 +12953,9 @@
             </w:pPr>
             <w:r>
               <w:rPr>
-                <w:rFonts w:ascii="맑은 고딕" w:eastAsia="맑은 고딕" w:hAnsi="맑은 고딕" w:cs="맑은 고딕"/>
-              </w:rPr>
-              <w:t>재고 부족</w:t>
+                <w:rFonts w:ascii="맑은 고딕" w:eastAsia="맑은 고딕" w:hAnsi="맑은 고딕" w:cs="맑은 고딕" w:hint="eastAsia"/>
+              </w:rPr>
+              <w:t>프롬프트 정보</w:t>
             </w:r>
           </w:p>
         </w:tc>
@@ -11430,25 +12975,27 @@
               <w:rPr>
                 <w:rFonts w:ascii="맑은 고딕" w:eastAsia="맑은 고딕" w:hAnsi="맑은 고딕" w:cs="맑은 고딕"/>
               </w:rPr>
-              <w:t xml:space="preserve">상호작용 관계 : </w:t>
-            </w:r>
-            <w:r>
-              <w:t xml:space="preserve">  </w:t>
-            </w:r>
-            <w:r>
-              <w:rPr>
-                <w:rFonts w:ascii="맑은 고딕" w:eastAsia="맑은 고딕" w:hAnsi="맑은 고딕" w:cs="맑은 고딕"/>
-              </w:rPr>
-              <w:t xml:space="preserve">관리자 정보 연계 시스템, </w:t>
-            </w:r>
-            <w:r>
-              <w:t xml:space="preserve"> </w:t>
-            </w:r>
-            <w:r>
-              <w:rPr>
-                <w:rFonts w:ascii="맑은 고딕" w:eastAsia="맑은 고딕" w:hAnsi="맑은 고딕" w:cs="맑은 고딕"/>
-              </w:rPr>
-              <w:t>상품 이동/추출 시스템</w:t>
+              <w:t>상호작용 관계:</w:t>
+            </w:r>
+            <w:r>
+              <w:rPr>
+                <w:rFonts w:ascii="맑은 고딕" w:eastAsia="맑은 고딕" w:hAnsi="맑은 고딕" w:cs="맑은 고딕" w:hint="eastAsia"/>
+              </w:rPr>
+              <w:t xml:space="preserve"> AI </w:t>
+            </w:r>
+            <w:proofErr w:type="spellStart"/>
+            <w:r>
+              <w:rPr>
+                <w:rFonts w:ascii="맑은 고딕" w:eastAsia="맑은 고딕" w:hAnsi="맑은 고딕" w:cs="맑은 고딕" w:hint="eastAsia"/>
+              </w:rPr>
+              <w:t>챗봇</w:t>
+            </w:r>
+            <w:proofErr w:type="spellEnd"/>
+            <w:r>
+              <w:rPr>
+                <w:rFonts w:ascii="맑은 고딕" w:eastAsia="맑은 고딕" w:hAnsi="맑은 고딕" w:cs="맑은 고딕" w:hint="eastAsia"/>
+              </w:rPr>
+              <w:t xml:space="preserve"> 시스템, 메시지 중계 시스템</w:t>
             </w:r>
           </w:p>
         </w:tc>
@@ -11470,22 +13017,30 @@
           <w:szCs w:val="22"/>
         </w:rPr>
       </w:pPr>
+      <w:proofErr w:type="spellStart"/>
+      <w:r>
+        <w:rPr>
+          <w:rFonts w:ascii="맑은 고딕" w:eastAsia="맑은 고딕" w:hAnsi="맑은 고딕" w:cs="맑은 고딕" w:hint="eastAsia"/>
+          <w:sz w:val="22"/>
+          <w:szCs w:val="22"/>
+        </w:rPr>
+        <w:t>플래시톡</w:t>
+      </w:r>
+      <w:proofErr w:type="spellEnd"/>
       <w:r>
         <w:rPr>
           <w:rFonts w:ascii="맑은 고딕" w:eastAsia="맑은 고딕" w:hAnsi="맑은 고딕" w:cs="맑은 고딕"/>
           <w:sz w:val="22"/>
           <w:szCs w:val="22"/>
         </w:rPr>
-        <w:t xml:space="preserve">엘리베이터형 자판기 시스템 – 워커 목록 </w:t>
+        <w:t xml:space="preserve"> 시스템 – 워커 목록 </w:t>
       </w:r>
     </w:p>
     <w:tbl>
       <w:tblPr>
-        <w:tblStyle w:val="affffd"/>
         <w:tblpPr w:leftFromText="142" w:rightFromText="142" w:vertAnchor="text" w:tblpXSpec="center"/>
         <w:tblW w:w="8045" w:type="dxa"/>
         <w:jc w:val="center"/>
-        <w:tblInd w:w="0" w:type="dxa"/>
         <w:tblBorders>
           <w:top w:val="single" w:sz="4" w:space="0" w:color="000000"/>
           <w:left w:val="single" w:sz="4" w:space="0" w:color="000000"/>
@@ -11539,12 +13094,14 @@
                 <w:rFonts w:ascii="맑은 고딕" w:eastAsia="맑은 고딕" w:hAnsi="맑은 고딕" w:cs="맑은 고딕"/>
               </w:rPr>
             </w:pPr>
+            <w:proofErr w:type="spellStart"/>
             <w:r>
               <w:rPr>
                 <w:rFonts w:ascii="맑은 고딕" w:eastAsia="맑은 고딕" w:hAnsi="맑은 고딕" w:cs="맑은 고딕"/>
               </w:rPr>
               <w:t>워커명</w:t>
             </w:r>
+            <w:proofErr w:type="spellEnd"/>
           </w:p>
         </w:tc>
         <w:tc>
@@ -11607,9 +13164,9 @@
             </w:pPr>
             <w:r>
               <w:rPr>
-                <w:rFonts w:ascii="맑은 고딕" w:eastAsia="맑은 고딕" w:hAnsi="맑은 고딕" w:cs="맑은 고딕"/>
-              </w:rPr>
-              <w:t>상품 선택 시스템</w:t>
+                <w:rFonts w:ascii="맑은 고딕" w:eastAsia="맑은 고딕" w:hAnsi="맑은 고딕" w:cs="맑은 고딕" w:hint="eastAsia"/>
+              </w:rPr>
+              <w:t>회원가입 및 로그인 시스템</w:t>
             </w:r>
           </w:p>
         </w:tc>
@@ -11627,9 +13184,9 @@
             </w:pPr>
             <w:r>
               <w:rPr>
-                <w:rFonts w:ascii="맑은 고딕" w:eastAsia="맑은 고딕" w:hAnsi="맑은 고딕" w:cs="맑은 고딕"/>
-              </w:rPr>
-              <w:t>상품 목록을 제시하고 사용자의 선택 입력을 수집·검증하여 “상품선택” 결과를 생성하며, 오류 상황 시 선택 흐름을 차단·안내한다.</w:t>
+                <w:rFonts w:ascii="맑은 고딕" w:eastAsia="맑은 고딕" w:hAnsi="맑은 고딕" w:cs="맑은 고딕" w:hint="eastAsia"/>
+              </w:rPr>
+              <w:t xml:space="preserve">사용자의 학번, 이름, 이메일의 정보에 따라 해당 정보의 존재성을 확인한 다음 회원가입 또는 로그인 과정을 수행한다. </w:t>
             </w:r>
           </w:p>
         </w:tc>
@@ -11671,11 +13228,19 @@
                 <w:rFonts w:ascii="맑은 고딕" w:eastAsia="맑은 고딕" w:hAnsi="맑은 고딕" w:cs="맑은 고딕"/>
               </w:rPr>
             </w:pPr>
-            <w:r>
-              <w:rPr>
-                <w:rFonts w:ascii="맑은 고딕" w:eastAsia="맑은 고딕" w:hAnsi="맑은 고딕" w:cs="맑은 고딕"/>
-              </w:rPr>
-              <w:t>결제 처리 시스템</w:t>
+            <w:proofErr w:type="spellStart"/>
+            <w:r>
+              <w:rPr>
+                <w:rFonts w:ascii="맑은 고딕" w:eastAsia="맑은 고딕" w:hAnsi="맑은 고딕" w:cs="맑은 고딕" w:hint="eastAsia"/>
+              </w:rPr>
+              <w:t>접속자</w:t>
+            </w:r>
+            <w:proofErr w:type="spellEnd"/>
+            <w:r>
+              <w:rPr>
+                <w:rFonts w:ascii="맑은 고딕" w:eastAsia="맑은 고딕" w:hAnsi="맑은 고딕" w:cs="맑은 고딕" w:hint="eastAsia"/>
+              </w:rPr>
+              <w:t xml:space="preserve"> 조회 및 검색 시스템</w:t>
             </w:r>
           </w:p>
         </w:tc>
@@ -11693,9 +13258,9 @@
             </w:pPr>
             <w:r>
               <w:rPr>
-                <w:rFonts w:ascii="맑은 고딕" w:eastAsia="맑은 고딕" w:hAnsi="맑은 고딕" w:cs="맑은 고딕"/>
-              </w:rPr>
-              <w:t>외부 결제 시스템과 연동해 결제 인증/승인/취소를 처리하고 “결제 수행” 결과를 생성하며, 실패 시 오류 상태를 기록·통지한다.</w:t>
+                <w:rFonts w:ascii="맑은 고딕" w:eastAsia="맑은 고딕" w:hAnsi="맑은 고딕" w:cs="맑은 고딕" w:hint="eastAsia"/>
+              </w:rPr>
+              <w:t xml:space="preserve">시스템의 전체 가입자 중 현재 접속 중인 사용자를 확인하고, 목록 정보 제공 및 사용자가 입력한 학번 또는 이름 키워드를 분석해 검색 정보를 제공한다. </w:t>
             </w:r>
           </w:p>
         </w:tc>
@@ -11739,9 +13304,9 @@
             </w:pPr>
             <w:r>
               <w:rPr>
-                <w:rFonts w:ascii="맑은 고딕" w:eastAsia="맑은 고딕" w:hAnsi="맑은 고딕" w:cs="맑은 고딕"/>
-              </w:rPr>
-              <w:t>상품이동/추출 시스템</w:t>
+                <w:rFonts w:ascii="맑은 고딕" w:eastAsia="맑은 고딕" w:hAnsi="맑은 고딕" w:cs="맑은 고딕" w:hint="eastAsia"/>
+              </w:rPr>
+              <w:t>대화방 관리 시스템</w:t>
             </w:r>
           </w:p>
         </w:tc>
@@ -11759,9 +13324,9 @@
             </w:pPr>
             <w:r>
               <w:rPr>
-                <w:rFonts w:ascii="맑은 고딕" w:eastAsia="맑은 고딕" w:hAnsi="맑은 고딕" w:cs="맑은 고딕"/>
-              </w:rPr>
-              <w:t>내부 엘리베이터·이송 메커니즘을 제어해 선택된 상품을 이동·추출하고, 안전센서 이벤트를 감지해 정지·재시도 등 보호 동작을 수행한다.</w:t>
+                <w:rFonts w:ascii="맑은 고딕" w:eastAsia="맑은 고딕" w:hAnsi="맑은 고딕" w:cs="맑은 고딕" w:hint="eastAsia"/>
+              </w:rPr>
+              <w:t xml:space="preserve">현재 접속 중인 사용자 정보에 기반해 대화방 생성 및 관리를 수행하고, 대화방 삭제 조건에 따라 삭제한다. </w:t>
             </w:r>
           </w:p>
         </w:tc>
@@ -11805,9 +13370,9 @@
             </w:pPr>
             <w:r>
               <w:rPr>
-                <w:rFonts w:ascii="맑은 고딕" w:eastAsia="맑은 고딕" w:hAnsi="맑은 고딕" w:cs="맑은 고딕"/>
-              </w:rPr>
-              <w:t>사용자 수령 안내 시스템</w:t>
+                <w:rFonts w:ascii="맑은 고딕" w:eastAsia="맑은 고딕" w:hAnsi="맑은 고딕" w:cs="맑은 고딕" w:hint="eastAsia"/>
+              </w:rPr>
+              <w:t>메시지 중계 시스템</w:t>
             </w:r>
           </w:p>
         </w:tc>
@@ -11825,9 +13390,9 @@
             </w:pPr>
             <w:r>
               <w:rPr>
-                <w:rFonts w:ascii="맑은 고딕" w:eastAsia="맑은 고딕" w:hAnsi="맑은 고딕" w:cs="맑은 고딕"/>
-              </w:rPr>
-              <w:t>재고 부족 등 예외 시 대안 안내(재시도/환불 절차 등)를 제공한다.</w:t>
+                <w:rFonts w:ascii="맑은 고딕" w:eastAsia="맑은 고딕" w:hAnsi="맑은 고딕" w:cs="맑은 고딕" w:hint="eastAsia"/>
+              </w:rPr>
+              <w:t xml:space="preserve">사용자가 입력한 메시지 정보를 분석하고 제공한다. </w:t>
             </w:r>
           </w:p>
         </w:tc>
@@ -11871,9 +13436,9 @@
             </w:pPr>
             <w:r>
               <w:rPr>
-                <w:rFonts w:ascii="맑은 고딕" w:eastAsia="맑은 고딕" w:hAnsi="맑은 고딕" w:cs="맑은 고딕"/>
-              </w:rPr>
-              <w:t>관리자 정보 연계 시스템</w:t>
+                <w:rFonts w:ascii="맑은 고딕" w:eastAsia="맑은 고딕" w:hAnsi="맑은 고딕" w:cs="맑은 고딕" w:hint="eastAsia"/>
+              </w:rPr>
+              <w:t>지도 검색 시스템</w:t>
             </w:r>
           </w:p>
         </w:tc>
@@ -11891,9 +13456,440 @@
             </w:pPr>
             <w:r>
               <w:rPr>
-                <w:rFonts w:ascii="맑은 고딕" w:eastAsia="맑은 고딕" w:hAnsi="맑은 고딕" w:cs="맑은 고딕"/>
-              </w:rPr>
-              <w:t>관리자 계정·권한 및 운영 콘솔과 연동해 장비/서비스 상태를 집계하고, 오류·재고부족 등의 상태를 관리자 측에 전달·반영한다.</w:t>
+                <w:rFonts w:ascii="맑은 고딕" w:eastAsia="맑은 고딕" w:hAnsi="맑은 고딕" w:cs="맑은 고딕" w:hint="eastAsia"/>
+              </w:rPr>
+              <w:t xml:space="preserve">외부 지도 연계 시스템과 연동해 사용자가 입력한 검색어 키워드를 분석한 다음 해당 위치 기반 정보를 메시지 중계 시스템에 제공한다. </w:t>
+            </w:r>
+          </w:p>
+        </w:tc>
+      </w:tr>
+      <w:tr>
+        <w:trPr>
+          <w:trHeight w:val="836"/>
+          <w:jc w:val="center"/>
+        </w:trPr>
+        <w:tc>
+          <w:tcPr>
+            <w:tcW w:w="1242" w:type="dxa"/>
+            <w:vAlign w:val="center"/>
+          </w:tcPr>
+          <w:p>
+            <w:pPr>
+              <w:jc w:val="center"/>
+              <w:rPr>
+                <w:rFonts w:ascii="맑은 고딕" w:eastAsia="맑은 고딕" w:hAnsi="맑은 고딕" w:cs="맑은 고딕"/>
+              </w:rPr>
+            </w:pPr>
+            <w:r>
+              <w:rPr>
+                <w:rFonts w:ascii="맑은 고딕" w:eastAsia="맑은 고딕" w:hAnsi="맑은 고딕" w:cs="맑은 고딕" w:hint="eastAsia"/>
+              </w:rPr>
+              <w:t>BW-06</w:t>
+            </w:r>
+          </w:p>
+        </w:tc>
+        <w:tc>
+          <w:tcPr>
+            <w:tcW w:w="2562" w:type="dxa"/>
+            <w:vAlign w:val="center"/>
+          </w:tcPr>
+          <w:p>
+            <w:pPr>
+              <w:jc w:val="center"/>
+              <w:rPr>
+                <w:rFonts w:ascii="맑은 고딕" w:eastAsia="맑은 고딕" w:hAnsi="맑은 고딕" w:cs="맑은 고딕"/>
+              </w:rPr>
+            </w:pPr>
+            <w:r>
+              <w:rPr>
+                <w:rFonts w:ascii="맑은 고딕" w:eastAsia="맑은 고딕" w:hAnsi="맑은 고딕" w:cs="맑은 고딕" w:hint="eastAsia"/>
+              </w:rPr>
+              <w:t>파일 전송 시스템</w:t>
+            </w:r>
+          </w:p>
+        </w:tc>
+        <w:tc>
+          <w:tcPr>
+            <w:tcW w:w="4241" w:type="dxa"/>
+            <w:vAlign w:val="center"/>
+          </w:tcPr>
+          <w:p>
+            <w:pPr>
+              <w:jc w:val="center"/>
+              <w:rPr>
+                <w:rFonts w:ascii="맑은 고딕" w:eastAsia="맑은 고딕" w:hAnsi="맑은 고딕" w:cs="맑은 고딕"/>
+              </w:rPr>
+            </w:pPr>
+            <w:r>
+              <w:rPr>
+                <w:rFonts w:ascii="맑은 고딕" w:eastAsia="맑은 고딕" w:hAnsi="맑은 고딕" w:cs="맑은 고딕" w:hint="eastAsia"/>
+              </w:rPr>
+              <w:t xml:space="preserve">외부 파일 연계 시스템과 연동해 사용자가 대화방에 보내고자 하는 파일의 정보를 분석한 다음 메시지 중계 시스템에 제공한다. </w:t>
+            </w:r>
+          </w:p>
+        </w:tc>
+      </w:tr>
+      <w:tr>
+        <w:trPr>
+          <w:trHeight w:val="836"/>
+          <w:jc w:val="center"/>
+        </w:trPr>
+        <w:tc>
+          <w:tcPr>
+            <w:tcW w:w="1242" w:type="dxa"/>
+            <w:vAlign w:val="center"/>
+          </w:tcPr>
+          <w:p>
+            <w:pPr>
+              <w:jc w:val="center"/>
+              <w:rPr>
+                <w:rFonts w:ascii="맑은 고딕" w:eastAsia="맑은 고딕" w:hAnsi="맑은 고딕" w:cs="맑은 고딕"/>
+              </w:rPr>
+            </w:pPr>
+            <w:r>
+              <w:rPr>
+                <w:rFonts w:ascii="맑은 고딕" w:eastAsia="맑은 고딕" w:hAnsi="맑은 고딕" w:cs="맑은 고딕" w:hint="eastAsia"/>
+              </w:rPr>
+              <w:t>BW-07</w:t>
+            </w:r>
+          </w:p>
+        </w:tc>
+        <w:tc>
+          <w:tcPr>
+            <w:tcW w:w="2562" w:type="dxa"/>
+            <w:vAlign w:val="center"/>
+          </w:tcPr>
+          <w:p>
+            <w:pPr>
+              <w:jc w:val="center"/>
+              <w:rPr>
+                <w:rFonts w:ascii="맑은 고딕" w:eastAsia="맑은 고딕" w:hAnsi="맑은 고딕" w:cs="맑은 고딕"/>
+              </w:rPr>
+            </w:pPr>
+            <w:r>
+              <w:rPr>
+                <w:rFonts w:ascii="맑은 고딕" w:eastAsia="맑은 고딕" w:hAnsi="맑은 고딕" w:cs="맑은 고딕" w:hint="eastAsia"/>
+              </w:rPr>
+              <w:t xml:space="preserve">AI </w:t>
+            </w:r>
+            <w:proofErr w:type="spellStart"/>
+            <w:r>
+              <w:rPr>
+                <w:rFonts w:ascii="맑은 고딕" w:eastAsia="맑은 고딕" w:hAnsi="맑은 고딕" w:cs="맑은 고딕" w:hint="eastAsia"/>
+              </w:rPr>
+              <w:t>챗봇</w:t>
+            </w:r>
+            <w:proofErr w:type="spellEnd"/>
+            <w:r>
+              <w:rPr>
+                <w:rFonts w:ascii="맑은 고딕" w:eastAsia="맑은 고딕" w:hAnsi="맑은 고딕" w:cs="맑은 고딕" w:hint="eastAsia"/>
+              </w:rPr>
+              <w:t xml:space="preserve"> 시스템</w:t>
+            </w:r>
+          </w:p>
+        </w:tc>
+        <w:tc>
+          <w:tcPr>
+            <w:tcW w:w="4241" w:type="dxa"/>
+            <w:vAlign w:val="center"/>
+          </w:tcPr>
+          <w:p>
+            <w:pPr>
+              <w:jc w:val="center"/>
+              <w:rPr>
+                <w:rFonts w:ascii="맑은 고딕" w:eastAsia="맑은 고딕" w:hAnsi="맑은 고딕" w:cs="맑은 고딕"/>
+              </w:rPr>
+            </w:pPr>
+            <w:r>
+              <w:rPr>
+                <w:rFonts w:ascii="맑은 고딕" w:eastAsia="맑은 고딕" w:hAnsi="맑은 고딕" w:cs="맑은 고딕" w:hint="eastAsia"/>
+              </w:rPr>
+              <w:t xml:space="preserve">외부 대화형 AI 시스템과 연동해 사용자가 입력한 프롬프트를 분석한 다음 생성된 답변을 메시지 중계 시스템에 제공한다. </w:t>
+            </w:r>
+          </w:p>
+        </w:tc>
+      </w:tr>
+      <w:tr>
+        <w:trPr>
+          <w:trHeight w:val="836"/>
+          <w:jc w:val="center"/>
+        </w:trPr>
+        <w:tc>
+          <w:tcPr>
+            <w:tcW w:w="1242" w:type="dxa"/>
+            <w:vAlign w:val="center"/>
+          </w:tcPr>
+          <w:p>
+            <w:pPr>
+              <w:jc w:val="center"/>
+              <w:rPr>
+                <w:rFonts w:ascii="맑은 고딕" w:eastAsia="맑은 고딕" w:hAnsi="맑은 고딕" w:cs="맑은 고딕"/>
+              </w:rPr>
+            </w:pPr>
+            <w:r>
+              <w:rPr>
+                <w:rFonts w:ascii="맑은 고딕" w:eastAsia="맑은 고딕" w:hAnsi="맑은 고딕" w:cs="맑은 고딕" w:hint="eastAsia"/>
+              </w:rPr>
+              <w:lastRenderedPageBreak/>
+              <w:t>BW-08</w:t>
+            </w:r>
+          </w:p>
+        </w:tc>
+        <w:tc>
+          <w:tcPr>
+            <w:tcW w:w="2562" w:type="dxa"/>
+            <w:vAlign w:val="center"/>
+          </w:tcPr>
+          <w:p>
+            <w:pPr>
+              <w:jc w:val="center"/>
+              <w:rPr>
+                <w:rFonts w:ascii="맑은 고딕" w:eastAsia="맑은 고딕" w:hAnsi="맑은 고딕" w:cs="맑은 고딕"/>
+              </w:rPr>
+            </w:pPr>
+            <w:r>
+              <w:rPr>
+                <w:rFonts w:ascii="맑은 고딕" w:eastAsia="맑은 고딕" w:hAnsi="맑은 고딕" w:cs="맑은 고딕" w:hint="eastAsia"/>
+              </w:rPr>
+              <w:t>사용자 관리 시스템</w:t>
+            </w:r>
+          </w:p>
+        </w:tc>
+        <w:tc>
+          <w:tcPr>
+            <w:tcW w:w="4241" w:type="dxa"/>
+            <w:vAlign w:val="center"/>
+          </w:tcPr>
+          <w:p>
+            <w:pPr>
+              <w:jc w:val="center"/>
+              <w:rPr>
+                <w:rFonts w:ascii="맑은 고딕" w:eastAsia="맑은 고딕" w:hAnsi="맑은 고딕" w:cs="맑은 고딕"/>
+              </w:rPr>
+            </w:pPr>
+            <w:r>
+              <w:rPr>
+                <w:rFonts w:ascii="맑은 고딕" w:eastAsia="맑은 고딕" w:hAnsi="맑은 고딕" w:cs="맑은 고딕" w:hint="eastAsia"/>
+              </w:rPr>
+              <w:t xml:space="preserve">사용자 정보를 확인해 관리자 측에 제공한다. </w:t>
+            </w:r>
+          </w:p>
+        </w:tc>
+      </w:tr>
+      <w:tr>
+        <w:trPr>
+          <w:trHeight w:val="836"/>
+          <w:jc w:val="center"/>
+        </w:trPr>
+        <w:tc>
+          <w:tcPr>
+            <w:tcW w:w="1242" w:type="dxa"/>
+            <w:vAlign w:val="center"/>
+          </w:tcPr>
+          <w:p>
+            <w:pPr>
+              <w:jc w:val="center"/>
+              <w:rPr>
+                <w:rFonts w:ascii="맑은 고딕" w:eastAsia="맑은 고딕" w:hAnsi="맑은 고딕" w:cs="맑은 고딕" w:hint="eastAsia"/>
+              </w:rPr>
+            </w:pPr>
+            <w:r>
+              <w:rPr>
+                <w:rFonts w:ascii="맑은 고딕" w:eastAsia="맑은 고딕" w:hAnsi="맑은 고딕" w:cs="맑은 고딕" w:hint="eastAsia"/>
+              </w:rPr>
+              <w:t>BW-09</w:t>
+            </w:r>
+          </w:p>
+        </w:tc>
+        <w:tc>
+          <w:tcPr>
+            <w:tcW w:w="2562" w:type="dxa"/>
+            <w:vAlign w:val="center"/>
+          </w:tcPr>
+          <w:p>
+            <w:pPr>
+              <w:jc w:val="center"/>
+              <w:rPr>
+                <w:rFonts w:ascii="맑은 고딕" w:eastAsia="맑은 고딕" w:hAnsi="맑은 고딕" w:cs="맑은 고딕" w:hint="eastAsia"/>
+              </w:rPr>
+            </w:pPr>
+            <w:r>
+              <w:rPr>
+                <w:rFonts w:ascii="맑은 고딕" w:eastAsia="맑은 고딕" w:hAnsi="맑은 고딕" w:cs="맑은 고딕" w:hint="eastAsia"/>
+              </w:rPr>
+              <w:t>관리자 대시보드 시스템</w:t>
+            </w:r>
+          </w:p>
+        </w:tc>
+        <w:tc>
+          <w:tcPr>
+            <w:tcW w:w="4241" w:type="dxa"/>
+            <w:vAlign w:val="center"/>
+          </w:tcPr>
+          <w:p>
+            <w:pPr>
+              <w:jc w:val="center"/>
+              <w:rPr>
+                <w:rFonts w:ascii="맑은 고딕" w:eastAsia="맑은 고딕" w:hAnsi="맑은 고딕" w:cs="맑은 고딕" w:hint="eastAsia"/>
+              </w:rPr>
+            </w:pPr>
+            <w:r>
+              <w:rPr>
+                <w:rFonts w:ascii="맑은 고딕" w:eastAsia="맑은 고딕" w:hAnsi="맑은 고딕" w:cs="맑은 고딕" w:hint="eastAsia"/>
+              </w:rPr>
+              <w:t xml:space="preserve">로그 감사 시스템이 제공한 데이터에 따라 실시간 </w:t>
+            </w:r>
+            <w:proofErr w:type="spellStart"/>
+            <w:r>
+              <w:rPr>
+                <w:rFonts w:ascii="맑은 고딕" w:eastAsia="맑은 고딕" w:hAnsi="맑은 고딕" w:cs="맑은 고딕" w:hint="eastAsia"/>
+              </w:rPr>
+              <w:t>접속자</w:t>
+            </w:r>
+            <w:proofErr w:type="spellEnd"/>
+            <w:r>
+              <w:rPr>
+                <w:rFonts w:ascii="맑은 고딕" w:eastAsia="맑은 고딕" w:hAnsi="맑은 고딕" w:cs="맑은 고딕" w:hint="eastAsia"/>
+              </w:rPr>
+              <w:t xml:space="preserve"> 수, 활성 대화방 수, 에러 여부 등을 </w:t>
+            </w:r>
+            <w:r>
+              <w:rPr>
+                <w:rFonts w:ascii="맑은 고딕" w:eastAsia="맑은 고딕" w:hAnsi="맑은 고딕" w:cs="맑은 고딕" w:hint="eastAsia"/>
+              </w:rPr>
+              <w:t>시각화</w:t>
+            </w:r>
+            <w:r>
+              <w:rPr>
+                <w:rFonts w:ascii="맑은 고딕" w:eastAsia="맑은 고딕" w:hAnsi="맑은 고딕" w:cs="맑은 고딕" w:hint="eastAsia"/>
+              </w:rPr>
+              <w:t>하고,</w:t>
+            </w:r>
+            <w:r>
+              <w:rPr>
+                <w:rFonts w:ascii="맑은 고딕" w:eastAsia="맑은 고딕" w:hAnsi="맑은 고딕" w:cs="맑은 고딕" w:hint="eastAsia"/>
+              </w:rPr>
+              <w:t xml:space="preserve"> </w:t>
+            </w:r>
+            <w:r>
+              <w:rPr>
+                <w:rFonts w:ascii="맑은 고딕" w:eastAsia="맑은 고딕" w:hAnsi="맑은 고딕" w:cs="맑은 고딕" w:hint="eastAsia"/>
+              </w:rPr>
+              <w:t>시스템에서 발생한</w:t>
+            </w:r>
+            <w:r>
+              <w:rPr>
+                <w:rFonts w:ascii="맑은 고딕" w:eastAsia="맑은 고딕" w:hAnsi="맑은 고딕" w:cs="맑은 고딕" w:hint="eastAsia"/>
+              </w:rPr>
+              <w:t xml:space="preserve"> 활동 이력</w:t>
+            </w:r>
+            <w:r>
+              <w:rPr>
+                <w:rFonts w:ascii="맑은 고딕" w:eastAsia="맑은 고딕" w:hAnsi="맑은 고딕" w:cs="맑은 고딕" w:hint="eastAsia"/>
+              </w:rPr>
+              <w:t>,</w:t>
+            </w:r>
+            <w:r>
+              <w:rPr>
+                <w:rFonts w:ascii="맑은 고딕" w:eastAsia="맑은 고딕" w:hAnsi="맑은 고딕" w:cs="맑은 고딕" w:hint="eastAsia"/>
+              </w:rPr>
+              <w:t xml:space="preserve"> 에러</w:t>
+            </w:r>
+            <w:r>
+              <w:rPr>
+                <w:rFonts w:ascii="맑은 고딕" w:eastAsia="맑은 고딕" w:hAnsi="맑은 고딕" w:cs="맑은 고딕" w:hint="eastAsia"/>
+              </w:rPr>
+              <w:t xml:space="preserve"> 로그 추적 및 </w:t>
+            </w:r>
+            <w:r>
+              <w:rPr>
+                <w:rFonts w:ascii="맑은 고딕" w:eastAsia="맑은 고딕" w:hAnsi="맑은 고딕" w:cs="맑은 고딕" w:hint="eastAsia"/>
+              </w:rPr>
+              <w:t xml:space="preserve">제어를 수행한다. </w:t>
+            </w:r>
+          </w:p>
+        </w:tc>
+      </w:tr>
+      <w:tr>
+        <w:trPr>
+          <w:trHeight w:val="836"/>
+          <w:jc w:val="center"/>
+        </w:trPr>
+        <w:tc>
+          <w:tcPr>
+            <w:tcW w:w="1242" w:type="dxa"/>
+            <w:vAlign w:val="center"/>
+          </w:tcPr>
+          <w:p>
+            <w:pPr>
+              <w:jc w:val="center"/>
+              <w:rPr>
+                <w:rFonts w:ascii="맑은 고딕" w:eastAsia="맑은 고딕" w:hAnsi="맑은 고딕" w:cs="맑은 고딕" w:hint="eastAsia"/>
+              </w:rPr>
+            </w:pPr>
+            <w:r>
+              <w:rPr>
+                <w:rFonts w:ascii="맑은 고딕" w:eastAsia="맑은 고딕" w:hAnsi="맑은 고딕" w:cs="맑은 고딕" w:hint="eastAsia"/>
+              </w:rPr>
+              <w:t>BW-</w:t>
+            </w:r>
+            <w:r>
+              <w:rPr>
+                <w:rFonts w:ascii="맑은 고딕" w:eastAsia="맑은 고딕" w:hAnsi="맑은 고딕" w:cs="맑은 고딕" w:hint="eastAsia"/>
+              </w:rPr>
+              <w:t>10</w:t>
+            </w:r>
+          </w:p>
+        </w:tc>
+        <w:tc>
+          <w:tcPr>
+            <w:tcW w:w="2562" w:type="dxa"/>
+            <w:vAlign w:val="center"/>
+          </w:tcPr>
+          <w:p>
+            <w:pPr>
+              <w:jc w:val="center"/>
+              <w:rPr>
+                <w:rFonts w:ascii="맑은 고딕" w:eastAsia="맑은 고딕" w:hAnsi="맑은 고딕" w:cs="맑은 고딕"/>
+              </w:rPr>
+            </w:pPr>
+            <w:r>
+              <w:rPr>
+                <w:rFonts w:ascii="맑은 고딕" w:eastAsia="맑은 고딕" w:hAnsi="맑은 고딕" w:cs="맑은 고딕" w:hint="eastAsia"/>
+              </w:rPr>
+              <w:t>로그 감사 시스템</w:t>
+            </w:r>
+          </w:p>
+        </w:tc>
+        <w:tc>
+          <w:tcPr>
+            <w:tcW w:w="4241" w:type="dxa"/>
+            <w:vAlign w:val="center"/>
+          </w:tcPr>
+          <w:p>
+            <w:pPr>
+              <w:jc w:val="center"/>
+              <w:rPr>
+                <w:rFonts w:ascii="맑은 고딕" w:eastAsia="맑은 고딕" w:hAnsi="맑은 고딕" w:cs="맑은 고딕"/>
+              </w:rPr>
+            </w:pPr>
+            <w:r>
+              <w:rPr>
+                <w:rFonts w:ascii="맑은 고딕" w:eastAsia="맑은 고딕" w:hAnsi="맑은 고딕" w:cs="맑은 고딕" w:hint="eastAsia"/>
+              </w:rPr>
+              <w:t>사용자 회원가입 및 접속 등의 사용자 관련 이벤트, 서버 장애와 같은 크리티컬 이벤트를 포착해 관련한 로그를 기록하고, 감사를 수행해 관리자</w:t>
+            </w:r>
+            <w:r>
+              <w:rPr>
+                <w:rFonts w:ascii="맑은 고딕" w:eastAsia="맑은 고딕" w:hAnsi="맑은 고딕" w:cs="맑은 고딕" w:hint="eastAsia"/>
+              </w:rPr>
+              <w:t xml:space="preserve"> 대시보드 시스템</w:t>
+            </w:r>
+            <w:r>
+              <w:rPr>
+                <w:rFonts w:ascii="맑은 고딕" w:eastAsia="맑은 고딕" w:hAnsi="맑은 고딕" w:cs="맑은 고딕" w:hint="eastAsia"/>
+              </w:rPr>
+              <w:t xml:space="preserve">에 제공한다. </w:t>
             </w:r>
           </w:p>
         </w:tc>
@@ -11908,13 +13904,6 @@
     </w:p>
     <w:p>
       <w:pPr>
-        <w:rPr>
-          <w:rFonts w:ascii="맑은 고딕" w:eastAsia="맑은 고딕" w:hAnsi="맑은 고딕" w:cs="맑은 고딕"/>
-        </w:rPr>
-      </w:pPr>
-    </w:p>
-    <w:p>
-      <w:pPr>
         <w:pStyle w:val="1"/>
         <w:rPr>
           <w:rFonts w:ascii="맑은 고딕" w:eastAsia="맑은 고딕" w:hAnsi="맑은 고딕" w:cs="맑은 고딕"/>
@@ -11922,14 +13911,23 @@
           <w:szCs w:val="22"/>
         </w:rPr>
       </w:pPr>
+      <w:proofErr w:type="spellStart"/>
+      <w:r>
+        <w:rPr>
+          <w:rFonts w:ascii="맑은 고딕" w:eastAsia="맑은 고딕" w:hAnsi="맑은 고딕" w:cs="맑은 고딕" w:hint="eastAsia"/>
+          <w:sz w:val="22"/>
+          <w:szCs w:val="22"/>
+        </w:rPr>
+        <w:t>플래시톡</w:t>
+      </w:r>
+      <w:proofErr w:type="spellEnd"/>
       <w:r>
         <w:rPr>
           <w:rFonts w:ascii="맑은 고딕" w:eastAsia="맑은 고딕" w:hAnsi="맑은 고딕" w:cs="맑은 고딕"/>
           <w:sz w:val="22"/>
           <w:szCs w:val="22"/>
         </w:rPr>
-        <w:lastRenderedPageBreak/>
-        <w:t xml:space="preserve">엘리베이터형 자판기 시스템 – 객체 설명 </w:t>
+        <w:t xml:space="preserve"> 시스템 – 객체 설명 </w:t>
       </w:r>
     </w:p>
     <w:p>
@@ -11947,7 +13945,6 @@
     </w:p>
     <w:tbl>
       <w:tblPr>
-        <w:tblStyle w:val="affffe"/>
         <w:tblW w:w="8522" w:type="dxa"/>
         <w:tblInd w:w="-115" w:type="dxa"/>
         <w:tblBorders>
@@ -11999,12 +13996,14 @@
                 <w:rFonts w:ascii="맑은 고딕" w:eastAsia="맑은 고딕" w:hAnsi="맑은 고딕" w:cs="맑은 고딕"/>
               </w:rPr>
             </w:pPr>
-            <w:r>
-              <w:rPr>
-                <w:rFonts w:ascii="맑은 고딕" w:eastAsia="맑은 고딕" w:hAnsi="맑은 고딕" w:cs="맑은 고딕"/>
-              </w:rPr>
-              <w:t>객체 명</w:t>
-            </w:r>
+            <w:proofErr w:type="spellStart"/>
+            <w:r>
+              <w:rPr>
+                <w:rFonts w:ascii="맑은 고딕" w:eastAsia="맑은 고딕" w:hAnsi="맑은 고딕" w:cs="맑은 고딕"/>
+              </w:rPr>
+              <w:t>객체명</w:t>
+            </w:r>
+            <w:proofErr w:type="spellEnd"/>
           </w:p>
         </w:tc>
         <w:tc>
@@ -12062,9 +14061,9 @@
             </w:pPr>
             <w:r>
               <w:rPr>
-                <w:rFonts w:ascii="맑은 고딕" w:eastAsia="맑은 고딕" w:hAnsi="맑은 고딕" w:cs="맑은 고딕"/>
-              </w:rPr>
-              <w:t>상품 선택</w:t>
+                <w:rFonts w:ascii="맑은 고딕" w:eastAsia="맑은 고딕" w:hAnsi="맑은 고딕" w:cs="맑은 고딕" w:hint="eastAsia"/>
+              </w:rPr>
+              <w:t>사용자 정보</w:t>
             </w:r>
           </w:p>
         </w:tc>
@@ -12083,9 +14082,9 @@
             </w:pPr>
             <w:r>
               <w:rPr>
-                <w:rFonts w:ascii="맑은 고딕" w:eastAsia="맑은 고딕" w:hAnsi="맑은 고딕" w:cs="맑은 고딕"/>
-              </w:rPr>
-              <w:t>사용자가 선택한 상품 ID/수량/가격 스냅샷/선택 시점을 담는 시작 객체.</w:t>
+                <w:rFonts w:ascii="맑은 고딕" w:eastAsia="맑은 고딕" w:hAnsi="맑은 고딕" w:cs="맑은 고딕" w:hint="eastAsia"/>
+              </w:rPr>
+              <w:t>사용자의 학번, 이름, 이메일, 현재 접속 상태에 관한 정보를 기록하는 객체.</w:t>
             </w:r>
           </w:p>
         </w:tc>
@@ -12125,9 +14124,9 @@
             </w:pPr>
             <w:r>
               <w:rPr>
-                <w:rFonts w:ascii="맑은 고딕" w:eastAsia="맑은 고딕" w:hAnsi="맑은 고딕" w:cs="맑은 고딕"/>
-              </w:rPr>
-              <w:t>결제 수행</w:t>
+                <w:rFonts w:ascii="맑은 고딕" w:eastAsia="맑은 고딕" w:hAnsi="맑은 고딕" w:cs="맑은 고딕" w:hint="eastAsia"/>
+              </w:rPr>
+              <w:t>로그 기록</w:t>
             </w:r>
           </w:p>
         </w:tc>
@@ -12146,9 +14145,9 @@
             </w:pPr>
             <w:r>
               <w:rPr>
-                <w:rFonts w:ascii="맑은 고딕" w:eastAsia="맑은 고딕" w:hAnsi="맑은 고딕" w:cs="맑은 고딕"/>
-              </w:rPr>
-              <w:t>결제 승인 결과(승인/거절/취소), 거래ID, 금액, 수단 등을 기록하는 결과 객체.</w:t>
+                <w:rFonts w:ascii="맑은 고딕" w:eastAsia="맑은 고딕" w:hAnsi="맑은 고딕" w:cs="맑은 고딕" w:hint="eastAsia"/>
+              </w:rPr>
+              <w:t>사용자 회원가입 및 로그인 등의 사용자 관련 이벤트, 서버 장애 등의 크리티컬 이벤트를 발생 시점 및 작업 내용을 기록하는 객체.</w:t>
             </w:r>
           </w:p>
         </w:tc>
@@ -12188,9 +14187,9 @@
             </w:pPr>
             <w:r>
               <w:rPr>
-                <w:rFonts w:ascii="맑은 고딕" w:eastAsia="맑은 고딕" w:hAnsi="맑은 고딕" w:cs="맑은 고딕"/>
-              </w:rPr>
-              <w:t>상품 이동</w:t>
+                <w:rFonts w:ascii="맑은 고딕" w:eastAsia="맑은 고딕" w:hAnsi="맑은 고딕" w:cs="맑은 고딕" w:hint="eastAsia"/>
+              </w:rPr>
+              <w:t>대화방 정보</w:t>
             </w:r>
           </w:p>
         </w:tc>
@@ -12206,9 +14205,9 @@
             </w:pPr>
             <w:r>
               <w:rPr>
-                <w:rFonts w:ascii="맑은 고딕" w:eastAsia="맑은 고딕" w:hAnsi="맑은 고딕" w:cs="맑은 고딕"/>
-              </w:rPr>
-              <w:t>보관위치→배출 경로로의 이송 작업과 진행상태(대기/진행/완료/실패) 타임라인을 담는 작업 객체.</w:t>
+                <w:rFonts w:ascii="맑은 고딕" w:eastAsia="맑은 고딕" w:hAnsi="맑은 고딕" w:cs="맑은 고딕" w:hint="eastAsia"/>
+              </w:rPr>
+              <w:t>생성된 대화방의 고유 번호, 유형(1:1/그룹), 생성 시간 등의 정보를 기록하는 객체.</w:t>
             </w:r>
           </w:p>
         </w:tc>
@@ -12248,9 +14247,9 @@
             </w:pPr>
             <w:r>
               <w:rPr>
-                <w:rFonts w:ascii="맑은 고딕" w:eastAsia="맑은 고딕" w:hAnsi="맑은 고딕" w:cs="맑은 고딕"/>
-              </w:rPr>
-              <w:t>상품 추출</w:t>
+                <w:rFonts w:ascii="맑은 고딕" w:eastAsia="맑은 고딕" w:hAnsi="맑은 고딕" w:cs="맑은 고딕" w:hint="eastAsia"/>
+              </w:rPr>
+              <w:t>참여자 정보</w:t>
             </w:r>
           </w:p>
         </w:tc>
@@ -12266,9 +14265,9 @@
             </w:pPr>
             <w:r>
               <w:rPr>
-                <w:rFonts w:ascii="맑은 고딕" w:eastAsia="맑은 고딕" w:hAnsi="맑은 고딕" w:cs="맑은 고딕"/>
-              </w:rPr>
-              <w:t>이동·추출 과정 중 센서가 감지한 안전 관련 이벤트(문열림, 이물/끼임, 과부하 등)의 유형/원천/심각도/시각을 담는 이벤트 객체.</w:t>
+                <w:rFonts w:ascii="맑은 고딕" w:eastAsia="맑은 고딕" w:hAnsi="맑은 고딕" w:cs="맑은 고딕" w:hint="eastAsia"/>
+              </w:rPr>
+              <w:t>해당 대화방의 고유 번호, 참여자의 학번, 입장 시간 등을 기록하는 객체.</w:t>
             </w:r>
           </w:p>
         </w:tc>
@@ -12308,9 +14307,9 @@
             </w:pPr>
             <w:r>
               <w:rPr>
-                <w:rFonts w:ascii="맑은 고딕" w:eastAsia="맑은 고딕" w:hAnsi="맑은 고딕" w:cs="맑은 고딕"/>
-              </w:rPr>
-              <w:t>안전센서 이벤트</w:t>
+                <w:rFonts w:ascii="맑은 고딕" w:eastAsia="맑은 고딕" w:hAnsi="맑은 고딕" w:cs="맑은 고딕" w:hint="eastAsia"/>
+              </w:rPr>
+              <w:t>메시지 정보</w:t>
             </w:r>
           </w:p>
         </w:tc>
@@ -12326,9 +14325,9 @@
             </w:pPr>
             <w:r>
               <w:rPr>
-                <w:rFonts w:ascii="맑은 고딕" w:eastAsia="맑은 고딕" w:hAnsi="맑은 고딕" w:cs="맑은 고딕"/>
-              </w:rPr>
-              <w:t>엘리베이터 시스템을 이용하여 자판기 내부의 상품을 배출구까지 이동시키는 시스템 메시지 객체다.</w:t>
+                <w:rFonts w:ascii="맑은 고딕" w:eastAsia="맑은 고딕" w:hAnsi="맑은 고딕" w:cs="맑은 고딕" w:hint="eastAsia"/>
+              </w:rPr>
+              <w:t>사용자들 간의 주고받은 메시지의 식별 번호, 해당 대화방 고유 번호, 보낸 사람의 학번, 텍스트 내용, 전송 시간 등을 기록하는 객체.</w:t>
             </w:r>
           </w:p>
         </w:tc>
@@ -12368,9 +14367,9 @@
             </w:pPr>
             <w:r>
               <w:rPr>
-                <w:rFonts w:ascii="맑은 고딕" w:eastAsia="맑은 고딕" w:hAnsi="맑은 고딕" w:cs="맑은 고딕"/>
-              </w:rPr>
-              <w:t>수령 안내</w:t>
+                <w:rFonts w:ascii="맑은 고딕" w:eastAsia="맑은 고딕" w:hAnsi="맑은 고딕" w:cs="맑은 고딕" w:hint="eastAsia"/>
+              </w:rPr>
+              <w:t>위치 정보</w:t>
             </w:r>
           </w:p>
         </w:tc>
@@ -12386,9 +14385,23 @@
             </w:pPr>
             <w:r>
               <w:rPr>
-                <w:rFonts w:ascii="맑은 고딕" w:eastAsia="맑은 고딕" w:hAnsi="맑은 고딕" w:cs="맑은 고딕"/>
-              </w:rPr>
-              <w:t>고객 안내 메시지(픽업 준비, 배출 완료, 보관 시간, 재시도·환불 절차)와 채널(화면·음성·알림)을 담는 커뮤니케이션 객체.</w:t>
+                <w:rFonts w:ascii="맑은 고딕" w:eastAsia="맑은 고딕" w:hAnsi="맑은 고딕" w:cs="맑은 고딕" w:hint="eastAsia"/>
+              </w:rPr>
+              <w:t xml:space="preserve">사용자가 입력한 정보에 따라 외부 지도 연계 시스템에서 가져온 해당 위치의 </w:t>
+            </w:r>
+            <w:proofErr w:type="spellStart"/>
+            <w:r>
+              <w:rPr>
+                <w:rFonts w:ascii="맑은 고딕" w:eastAsia="맑은 고딕" w:hAnsi="맑은 고딕" w:cs="맑은 고딕" w:hint="eastAsia"/>
+              </w:rPr>
+              <w:t>장소명</w:t>
+            </w:r>
+            <w:proofErr w:type="spellEnd"/>
+            <w:r>
+              <w:rPr>
+                <w:rFonts w:ascii="맑은 고딕" w:eastAsia="맑은 고딕" w:hAnsi="맑은 고딕" w:cs="맑은 고딕" w:hint="eastAsia"/>
+              </w:rPr>
+              <w:t>, 전체 주소, 위도와 경도, 웹 링크, 지도 미리보기 이미지 주소 등을 기록하는 객체.</w:t>
             </w:r>
           </w:p>
         </w:tc>
@@ -12428,9 +14441,9 @@
             </w:pPr>
             <w:r>
               <w:rPr>
-                <w:rFonts w:ascii="맑은 고딕" w:eastAsia="맑은 고딕" w:hAnsi="맑은 고딕" w:cs="맑은 고딕"/>
-              </w:rPr>
-              <w:t>오류 상태</w:t>
+                <w:rFonts w:ascii="맑은 고딕" w:eastAsia="맑은 고딕" w:hAnsi="맑은 고딕" w:cs="맑은 고딕" w:hint="eastAsia"/>
+              </w:rPr>
+              <w:t>파일 정보</w:t>
             </w:r>
           </w:p>
         </w:tc>
@@ -12446,9 +14459,16 @@
             </w:pPr>
             <w:r>
               <w:rPr>
-                <w:rFonts w:ascii="맑은 고딕" w:eastAsia="맑은 고딕" w:hAnsi="맑은 고딕" w:cs="맑은 고딕"/>
-              </w:rPr>
-              <w:t>시스템 전반에서 발생하는 에러의 유형·코드·메시지·발생시점과 대응 상태를 표현하는 상태 객체.</w:t>
+                <w:rFonts w:ascii="맑은 고딕" w:eastAsia="맑은 고딕" w:hAnsi="맑은 고딕" w:cs="맑은 고딕" w:hint="eastAsia"/>
+              </w:rPr>
+              <w:t xml:space="preserve">사용자가 선택한 파일에 해당하는 외부 파일 연계 시스템에서 가져온 서버상의 경로, </w:t>
+            </w:r>
+            <w:r>
+              <w:rPr>
+                <w:rFonts w:ascii="맑은 고딕" w:eastAsia="맑은 고딕" w:hAnsi="맑은 고딕" w:cs="맑은 고딕" w:hint="eastAsia"/>
+              </w:rPr>
+              <w:lastRenderedPageBreak/>
+              <w:t>파일명, 용량, 형식(확장자) 등의 정보를 기록하는 객체.</w:t>
             </w:r>
           </w:p>
         </w:tc>
@@ -12470,6 +14490,7 @@
               <w:rPr>
                 <w:rFonts w:ascii="맑은 고딕" w:eastAsia="맑은 고딕" w:hAnsi="맑은 고딕" w:cs="맑은 고딕"/>
               </w:rPr>
+              <w:lastRenderedPageBreak/>
               <w:t>BO-08</w:t>
             </w:r>
           </w:p>
@@ -12488,9 +14509,9 @@
             </w:pPr>
             <w:r>
               <w:rPr>
-                <w:rFonts w:ascii="맑은 고딕" w:eastAsia="맑은 고딕" w:hAnsi="맑은 고딕" w:cs="맑은 고딕"/>
-              </w:rPr>
-              <w:t>재고 부족</w:t>
+                <w:rFonts w:ascii="맑은 고딕" w:eastAsia="맑은 고딕" w:hAnsi="맑은 고딕" w:cs="맑은 고딕" w:hint="eastAsia"/>
+              </w:rPr>
+              <w:t>프롬프트 정보</w:t>
             </w:r>
           </w:p>
         </w:tc>
@@ -12506,9 +14527,9 @@
             </w:pPr>
             <w:r>
               <w:rPr>
-                <w:rFonts w:ascii="맑은 고딕" w:eastAsia="맑은 고딕" w:hAnsi="맑은 고딕" w:cs="맑은 고딕"/>
-              </w:rPr>
-              <w:t>특정 상품/슬롯 재고가 임계치 이하임을 나타내는 상태/이벤트 객체.</w:t>
+                <w:rFonts w:ascii="맑은 고딕" w:eastAsia="맑은 고딕" w:hAnsi="맑은 고딕" w:cs="맑은 고딕" w:hint="eastAsia"/>
+              </w:rPr>
+              <w:t>사용자가 입력한 프롬프트 내용 및 그에 따라 생성된 답변 내용을 기록하는 객체.</w:t>
             </w:r>
           </w:p>
         </w:tc>
@@ -12517,87 +14538,7 @@
     <w:p>
       <w:pPr>
         <w:rPr>
-          <w:rFonts w:ascii="맑은 고딕" w:eastAsia="맑은 고딕" w:hAnsi="맑은 고딕" w:cs="맑은 고딕"/>
-          <w:b/>
-        </w:rPr>
-      </w:pPr>
-    </w:p>
-    <w:p>
-      <w:pPr>
-        <w:rPr>
-          <w:rFonts w:ascii="맑은 고딕" w:eastAsia="맑은 고딕" w:hAnsi="맑은 고딕" w:cs="맑은 고딕"/>
-          <w:b/>
-        </w:rPr>
-      </w:pPr>
-    </w:p>
-    <w:p>
-      <w:pPr>
-        <w:rPr>
-          <w:rFonts w:ascii="맑은 고딕" w:eastAsia="맑은 고딕" w:hAnsi="맑은 고딕" w:cs="맑은 고딕"/>
-          <w:b/>
-        </w:rPr>
-      </w:pPr>
-    </w:p>
-    <w:p>
-      <w:pPr>
-        <w:rPr>
-          <w:rFonts w:ascii="맑은 고딕" w:eastAsia="맑은 고딕" w:hAnsi="맑은 고딕" w:cs="맑은 고딕"/>
-          <w:b/>
-        </w:rPr>
-      </w:pPr>
-    </w:p>
-    <w:p>
-      <w:pPr>
-        <w:rPr>
-          <w:rFonts w:ascii="맑은 고딕" w:eastAsia="맑은 고딕" w:hAnsi="맑은 고딕" w:cs="맑은 고딕"/>
-          <w:b/>
-        </w:rPr>
-      </w:pPr>
-    </w:p>
-    <w:p>
-      <w:pPr>
-        <w:rPr>
-          <w:rFonts w:ascii="맑은 고딕" w:eastAsia="맑은 고딕" w:hAnsi="맑은 고딕" w:cs="맑은 고딕"/>
-          <w:b/>
-        </w:rPr>
-      </w:pPr>
-    </w:p>
-    <w:p>
-      <w:pPr>
-        <w:rPr>
-          <w:rFonts w:ascii="맑은 고딕" w:eastAsia="맑은 고딕" w:hAnsi="맑은 고딕" w:cs="맑은 고딕"/>
-          <w:b/>
-        </w:rPr>
-      </w:pPr>
-    </w:p>
-    <w:p>
-      <w:pPr>
-        <w:rPr>
-          <w:rFonts w:ascii="맑은 고딕" w:eastAsia="맑은 고딕" w:hAnsi="맑은 고딕" w:cs="맑은 고딕"/>
-          <w:b/>
-        </w:rPr>
-      </w:pPr>
-    </w:p>
-    <w:p>
-      <w:pPr>
-        <w:rPr>
-          <w:rFonts w:ascii="맑은 고딕" w:eastAsia="맑은 고딕" w:hAnsi="맑은 고딕" w:cs="맑은 고딕"/>
-          <w:b/>
-        </w:rPr>
-      </w:pPr>
-    </w:p>
-    <w:p>
-      <w:pPr>
-        <w:rPr>
-          <w:rFonts w:ascii="맑은 고딕" w:eastAsia="맑은 고딕" w:hAnsi="맑은 고딕" w:cs="맑은 고딕"/>
-          <w:b/>
-        </w:rPr>
-      </w:pPr>
-    </w:p>
-    <w:p>
-      <w:pPr>
-        <w:rPr>
-          <w:rFonts w:ascii="맑은 고딕" w:eastAsia="맑은 고딕" w:hAnsi="맑은 고딕" w:cs="맑은 고딕"/>
+          <w:rFonts w:ascii="맑은 고딕" w:eastAsia="맑은 고딕" w:hAnsi="맑은 고딕" w:cs="맑은 고딕" w:hint="eastAsia"/>
           <w:b/>
         </w:rPr>
       </w:pPr>
@@ -12620,784 +14561,610 @@
           <w:rFonts w:ascii="맑은 고딕" w:eastAsia="맑은 고딕" w:hAnsi="맑은 고딕" w:cs="맑은 고딕"/>
           <w:b/>
         </w:rPr>
-        <w:lastRenderedPageBreak/>
         <w:t>용어집</w:t>
       </w:r>
     </w:p>
-    <w:p>
-      <w:pPr>
-        <w:widowControl/>
-        <w:spacing w:after="200" w:line="276" w:lineRule="auto"/>
-        <w:ind w:left="360"/>
-        <w:rPr>
-          <w:rFonts w:ascii="맑은 고딕" w:eastAsia="맑은 고딕" w:hAnsi="맑은 고딕" w:cs="맑은 고딕"/>
-          <w:b/>
-        </w:rPr>
-      </w:pPr>
-    </w:p>
-    <w:sdt>
-      <w:sdtPr>
-        <w:tag w:val="goog_rdk_0"/>
-        <w:id w:val="-1154321512"/>
-        <w:lock w:val="contentLocked"/>
-      </w:sdtPr>
-      <w:sdtContent>
-        <w:tbl>
-          <w:tblPr>
-            <w:tblStyle w:val="afffff"/>
-            <w:tblW w:w="7920" w:type="dxa"/>
-            <w:tblInd w:w="360" w:type="dxa"/>
-            <w:tblBorders>
-              <w:top w:val="single" w:sz="8" w:space="0" w:color="000000"/>
-              <w:left w:val="single" w:sz="8" w:space="0" w:color="000000"/>
-              <w:bottom w:val="single" w:sz="8" w:space="0" w:color="000000"/>
-              <w:right w:val="single" w:sz="8" w:space="0" w:color="000000"/>
-              <w:insideH w:val="single" w:sz="8" w:space="0" w:color="000000"/>
-              <w:insideV w:val="single" w:sz="8" w:space="0" w:color="000000"/>
-            </w:tblBorders>
-            <w:tblLayout w:type="fixed"/>
-            <w:tblLook w:val="0600" w:firstRow="0" w:lastRow="0" w:firstColumn="0" w:lastColumn="0" w:noHBand="1" w:noVBand="1"/>
-          </w:tblPr>
-          <w:tblGrid>
-            <w:gridCol w:w="2595"/>
-            <w:gridCol w:w="5325"/>
-          </w:tblGrid>
-          <w:tr>
-            <w:tc>
-              <w:tcPr>
-                <w:tcW w:w="2595" w:type="dxa"/>
-                <w:tcMar>
-                  <w:top w:w="100" w:type="dxa"/>
-                  <w:left w:w="100" w:type="dxa"/>
-                  <w:bottom w:w="100" w:type="dxa"/>
-                  <w:right w:w="100" w:type="dxa"/>
-                </w:tcMar>
-              </w:tcPr>
-              <w:p>
-                <w:pPr>
-                  <w:pBdr>
-                    <w:top w:val="nil"/>
-                    <w:left w:val="nil"/>
-                    <w:bottom w:val="nil"/>
-                    <w:right w:val="nil"/>
-                    <w:between w:val="nil"/>
-                  </w:pBdr>
-                  <w:jc w:val="center"/>
-                  <w:rPr>
-                    <w:rFonts w:ascii="맑은 고딕" w:eastAsia="맑은 고딕" w:hAnsi="맑은 고딕" w:cs="맑은 고딕"/>
-                    <w:b/>
-                  </w:rPr>
-                </w:pPr>
-                <w:r>
-                  <w:rPr>
-                    <w:rFonts w:ascii="맑은 고딕" w:eastAsia="맑은 고딕" w:hAnsi="맑은 고딕" w:cs="맑은 고딕"/>
-                    <w:b/>
-                  </w:rPr>
-                  <w:t>용어</w:t>
-                </w:r>
-              </w:p>
-            </w:tc>
-            <w:tc>
-              <w:tcPr>
-                <w:tcW w:w="5325" w:type="dxa"/>
-                <w:tcMar>
-                  <w:top w:w="100" w:type="dxa"/>
-                  <w:left w:w="100" w:type="dxa"/>
-                  <w:bottom w:w="100" w:type="dxa"/>
-                  <w:right w:w="100" w:type="dxa"/>
-                </w:tcMar>
-              </w:tcPr>
-              <w:p>
-                <w:pPr>
-                  <w:pBdr>
-                    <w:top w:val="nil"/>
-                    <w:left w:val="nil"/>
-                    <w:bottom w:val="nil"/>
-                    <w:right w:val="nil"/>
-                    <w:between w:val="nil"/>
-                  </w:pBdr>
-                  <w:jc w:val="center"/>
-                  <w:rPr>
-                    <w:rFonts w:ascii="맑은 고딕" w:eastAsia="맑은 고딕" w:hAnsi="맑은 고딕" w:cs="맑은 고딕"/>
-                    <w:b/>
-                  </w:rPr>
-                </w:pPr>
-                <w:r>
-                  <w:rPr>
-                    <w:rFonts w:ascii="맑은 고딕" w:eastAsia="맑은 고딕" w:hAnsi="맑은 고딕" w:cs="맑은 고딕"/>
-                    <w:b/>
-                  </w:rPr>
-                  <w:t>정의</w:t>
-                </w:r>
-              </w:p>
-            </w:tc>
-          </w:tr>
-          <w:tr>
-            <w:tc>
-              <w:tcPr>
-                <w:tcW w:w="2595" w:type="dxa"/>
-                <w:tcMar>
-                  <w:top w:w="100" w:type="dxa"/>
-                  <w:left w:w="100" w:type="dxa"/>
-                  <w:bottom w:w="100" w:type="dxa"/>
-                  <w:right w:w="100" w:type="dxa"/>
-                </w:tcMar>
-              </w:tcPr>
-              <w:p>
-                <w:pPr>
-                  <w:pBdr>
-                    <w:top w:val="nil"/>
-                    <w:left w:val="nil"/>
-                    <w:bottom w:val="nil"/>
-                    <w:right w:val="nil"/>
-                    <w:between w:val="nil"/>
-                  </w:pBdr>
-                  <w:jc w:val="center"/>
-                  <w:rPr>
-                    <w:rFonts w:ascii="맑은 고딕" w:eastAsia="맑은 고딕" w:hAnsi="맑은 고딕" w:cs="맑은 고딕"/>
-                  </w:rPr>
-                </w:pPr>
-                <w:r>
-                  <w:rPr>
-                    <w:rFonts w:ascii="맑은 고딕" w:eastAsia="맑은 고딕" w:hAnsi="맑은 고딕" w:cs="맑은 고딕"/>
-                  </w:rPr>
-                  <w:t>비즈니스 유스케이스</w:t>
-                </w:r>
-              </w:p>
-            </w:tc>
-            <w:tc>
-              <w:tcPr>
-                <w:tcW w:w="5325" w:type="dxa"/>
-                <w:tcMar>
-                  <w:top w:w="100" w:type="dxa"/>
-                  <w:left w:w="100" w:type="dxa"/>
-                  <w:bottom w:w="100" w:type="dxa"/>
-                  <w:right w:w="100" w:type="dxa"/>
-                </w:tcMar>
-              </w:tcPr>
-              <w:p>
-                <w:pPr>
-                  <w:pBdr>
-                    <w:top w:val="nil"/>
-                    <w:left w:val="nil"/>
-                    <w:bottom w:val="nil"/>
-                    <w:right w:val="nil"/>
-                    <w:between w:val="nil"/>
-                  </w:pBdr>
-                  <w:rPr>
-                    <w:rFonts w:ascii="맑은 고딕" w:eastAsia="맑은 고딕" w:hAnsi="맑은 고딕" w:cs="맑은 고딕"/>
-                  </w:rPr>
-                </w:pPr>
-                <w:r>
-                  <w:rPr>
-                    <w:rFonts w:ascii="맑은 고딕" w:eastAsia="맑은 고딕" w:hAnsi="맑은 고딕" w:cs="맑은 고딕"/>
-                  </w:rPr>
-                  <w:t>시스템과 액터(사용자·관리자) 사이의 상호작용 단위로, 본 문서에서는 BUC-01~05로 목록화됨</w:t>
-                </w:r>
-              </w:p>
-            </w:tc>
-          </w:tr>
-          <w:tr>
-            <w:tc>
-              <w:tcPr>
-                <w:tcW w:w="2595" w:type="dxa"/>
-                <w:tcMar>
-                  <w:top w:w="100" w:type="dxa"/>
-                  <w:left w:w="100" w:type="dxa"/>
-                  <w:bottom w:w="100" w:type="dxa"/>
-                  <w:right w:w="100" w:type="dxa"/>
-                </w:tcMar>
-              </w:tcPr>
-              <w:p>
-                <w:pPr>
-                  <w:pBdr>
-                    <w:top w:val="nil"/>
-                    <w:left w:val="nil"/>
-                    <w:bottom w:val="nil"/>
-                    <w:right w:val="nil"/>
-                    <w:between w:val="nil"/>
-                  </w:pBdr>
-                  <w:jc w:val="center"/>
-                  <w:rPr>
-                    <w:rFonts w:ascii="맑은 고딕" w:eastAsia="맑은 고딕" w:hAnsi="맑은 고딕" w:cs="맑은 고딕"/>
-                  </w:rPr>
-                </w:pPr>
-                <w:r>
-                  <w:rPr>
-                    <w:rFonts w:ascii="맑은 고딕" w:eastAsia="맑은 고딕" w:hAnsi="맑은 고딕" w:cs="맑은 고딕"/>
-                  </w:rPr>
-                  <w:t>include 관계</w:t>
-                </w:r>
-              </w:p>
-            </w:tc>
-            <w:tc>
-              <w:tcPr>
-                <w:tcW w:w="5325" w:type="dxa"/>
-                <w:tcMar>
-                  <w:top w:w="100" w:type="dxa"/>
-                  <w:left w:w="100" w:type="dxa"/>
-                  <w:bottom w:w="100" w:type="dxa"/>
-                  <w:right w:w="100" w:type="dxa"/>
-                </w:tcMar>
-              </w:tcPr>
-              <w:p>
-                <w:pPr>
-                  <w:pBdr>
-                    <w:top w:val="nil"/>
-                    <w:left w:val="nil"/>
-                    <w:bottom w:val="nil"/>
-                    <w:right w:val="nil"/>
-                    <w:between w:val="nil"/>
-                  </w:pBdr>
-                  <w:rPr>
-                    <w:rFonts w:ascii="맑은 고딕" w:eastAsia="맑은 고딕" w:hAnsi="맑은 고딕" w:cs="맑은 고딕"/>
-                  </w:rPr>
-                </w:pPr>
-                <w:r>
-                  <w:rPr>
-                    <w:rFonts w:ascii="맑은 고딕" w:eastAsia="맑은 고딕" w:hAnsi="맑은 고딕" w:cs="맑은 고딕"/>
-                  </w:rPr>
-                  <w:t>한 유스케이스가 다른 유스케이스의 공통 흐름을 항상 포함해 재사용하는 관계</w:t>
-                </w:r>
-              </w:p>
-            </w:tc>
-          </w:tr>
-          <w:tr>
-            <w:tc>
-              <w:tcPr>
-                <w:tcW w:w="2595" w:type="dxa"/>
-                <w:tcMar>
-                  <w:top w:w="100" w:type="dxa"/>
-                  <w:left w:w="100" w:type="dxa"/>
-                  <w:bottom w:w="100" w:type="dxa"/>
-                  <w:right w:w="100" w:type="dxa"/>
-                </w:tcMar>
-              </w:tcPr>
-              <w:p>
-                <w:pPr>
-                  <w:pBdr>
-                    <w:top w:val="nil"/>
-                    <w:left w:val="nil"/>
-                    <w:bottom w:val="nil"/>
-                    <w:right w:val="nil"/>
-                    <w:between w:val="nil"/>
-                  </w:pBdr>
-                  <w:jc w:val="center"/>
-                  <w:rPr>
-                    <w:rFonts w:ascii="맑은 고딕" w:eastAsia="맑은 고딕" w:hAnsi="맑은 고딕" w:cs="맑은 고딕"/>
-                  </w:rPr>
-                </w:pPr>
-                <w:r>
-                  <w:rPr>
-                    <w:rFonts w:ascii="맑은 고딕" w:eastAsia="맑은 고딕" w:hAnsi="맑은 고딕" w:cs="맑은 고딕"/>
-                  </w:rPr>
-                  <w:t>extend 관계</w:t>
-                </w:r>
-              </w:p>
-            </w:tc>
-            <w:tc>
-              <w:tcPr>
-                <w:tcW w:w="5325" w:type="dxa"/>
-                <w:tcMar>
-                  <w:top w:w="100" w:type="dxa"/>
-                  <w:left w:w="100" w:type="dxa"/>
-                  <w:bottom w:w="100" w:type="dxa"/>
-                  <w:right w:w="100" w:type="dxa"/>
-                </w:tcMar>
-              </w:tcPr>
-              <w:p>
-                <w:pPr>
-                  <w:pBdr>
-                    <w:top w:val="nil"/>
-                    <w:left w:val="nil"/>
-                    <w:bottom w:val="nil"/>
-                    <w:right w:val="nil"/>
-                    <w:between w:val="nil"/>
-                  </w:pBdr>
-                  <w:rPr>
-                    <w:rFonts w:ascii="맑은 고딕" w:eastAsia="맑은 고딕" w:hAnsi="맑은 고딕" w:cs="맑은 고딕"/>
-                  </w:rPr>
-                </w:pPr>
-                <w:r>
-                  <w:rPr>
-                    <w:rFonts w:ascii="맑은 고딕" w:eastAsia="맑은 고딕" w:hAnsi="맑은 고딕" w:cs="맑은 고딕"/>
-                  </w:rPr>
-                  <w:t>특정 조건에서 선택적으로 다른 유스케이스의 흐름을 확장하는 관계</w:t>
-                </w:r>
-              </w:p>
-            </w:tc>
-          </w:tr>
-          <w:tr>
-            <w:tc>
-              <w:tcPr>
-                <w:tcW w:w="2595" w:type="dxa"/>
-                <w:tcMar>
-                  <w:top w:w="100" w:type="dxa"/>
-                  <w:left w:w="100" w:type="dxa"/>
-                  <w:bottom w:w="100" w:type="dxa"/>
-                  <w:right w:w="100" w:type="dxa"/>
-                </w:tcMar>
-              </w:tcPr>
-              <w:p>
-                <w:pPr>
-                  <w:pBdr>
-                    <w:top w:val="nil"/>
-                    <w:left w:val="nil"/>
-                    <w:bottom w:val="nil"/>
-                    <w:right w:val="nil"/>
-                    <w:between w:val="nil"/>
-                  </w:pBdr>
-                  <w:jc w:val="center"/>
-                  <w:rPr>
-                    <w:rFonts w:ascii="맑은 고딕" w:eastAsia="맑은 고딕" w:hAnsi="맑은 고딕" w:cs="맑은 고딕"/>
-                  </w:rPr>
-                </w:pPr>
-                <w:r>
-                  <w:rPr>
-                    <w:rFonts w:ascii="맑은 고딕" w:eastAsia="맑은 고딕" w:hAnsi="맑은 고딕" w:cs="맑은 고딕"/>
-                  </w:rPr>
-                  <w:t>액터(사용자)</w:t>
-                </w:r>
-              </w:p>
-            </w:tc>
-            <w:tc>
-              <w:tcPr>
-                <w:tcW w:w="5325" w:type="dxa"/>
-                <w:tcMar>
-                  <w:top w:w="100" w:type="dxa"/>
-                  <w:left w:w="100" w:type="dxa"/>
-                  <w:bottom w:w="100" w:type="dxa"/>
-                  <w:right w:w="100" w:type="dxa"/>
-                </w:tcMar>
-              </w:tcPr>
-              <w:p>
-                <w:pPr>
-                  <w:pBdr>
-                    <w:top w:val="nil"/>
-                    <w:left w:val="nil"/>
-                    <w:bottom w:val="nil"/>
-                    <w:right w:val="nil"/>
-                    <w:between w:val="nil"/>
-                  </w:pBdr>
-                  <w:rPr>
-                    <w:rFonts w:ascii="맑은 고딕" w:eastAsia="맑은 고딕" w:hAnsi="맑은 고딕" w:cs="맑은 고딕"/>
-                  </w:rPr>
-                </w:pPr>
-                <w:r>
-                  <w:rPr>
-                    <w:rFonts w:ascii="맑은 고딕" w:eastAsia="맑은 고딕" w:hAnsi="맑은 고딕" w:cs="맑은 고딕"/>
-                  </w:rPr>
-                  <w:t>자판기를 이용해 상품을 선택·결제·수령하는 주체</w:t>
-                </w:r>
-              </w:p>
-            </w:tc>
-          </w:tr>
-          <w:tr>
-            <w:trPr>
-              <w:trHeight w:val="575"/>
-            </w:trPr>
-            <w:tc>
-              <w:tcPr>
-                <w:tcW w:w="2595" w:type="dxa"/>
-                <w:tcMar>
-                  <w:top w:w="100" w:type="dxa"/>
-                  <w:left w:w="100" w:type="dxa"/>
-                  <w:bottom w:w="100" w:type="dxa"/>
-                  <w:right w:w="100" w:type="dxa"/>
-                </w:tcMar>
-              </w:tcPr>
-              <w:p>
-                <w:pPr>
-                  <w:pBdr>
-                    <w:top w:val="nil"/>
-                    <w:left w:val="nil"/>
-                    <w:bottom w:val="nil"/>
-                    <w:right w:val="nil"/>
-                    <w:between w:val="nil"/>
-                  </w:pBdr>
-                  <w:jc w:val="center"/>
-                  <w:rPr>
-                    <w:rFonts w:ascii="맑은 고딕" w:eastAsia="맑은 고딕" w:hAnsi="맑은 고딕" w:cs="맑은 고딕"/>
-                  </w:rPr>
-                </w:pPr>
-                <w:r>
-                  <w:rPr>
-                    <w:rFonts w:ascii="맑은 고딕" w:eastAsia="맑은 고딕" w:hAnsi="맑은 고딕" w:cs="맑은 고딕"/>
-                  </w:rPr>
-                  <w:t>액터(관리자)</w:t>
-                </w:r>
-              </w:p>
-            </w:tc>
-            <w:tc>
-              <w:tcPr>
-                <w:tcW w:w="5325" w:type="dxa"/>
-                <w:tcMar>
-                  <w:top w:w="100" w:type="dxa"/>
-                  <w:left w:w="100" w:type="dxa"/>
-                  <w:bottom w:w="100" w:type="dxa"/>
-                  <w:right w:w="100" w:type="dxa"/>
-                </w:tcMar>
-              </w:tcPr>
-              <w:p>
-                <w:pPr>
-                  <w:pBdr>
-                    <w:top w:val="nil"/>
-                    <w:left w:val="nil"/>
-                    <w:bottom w:val="nil"/>
-                    <w:right w:val="nil"/>
-                    <w:between w:val="nil"/>
-                  </w:pBdr>
-                  <w:rPr>
-                    <w:rFonts w:ascii="맑은 고딕" w:eastAsia="맑은 고딕" w:hAnsi="맑은 고딕" w:cs="맑은 고딕"/>
-                  </w:rPr>
-                </w:pPr>
-                <w:r>
-                  <w:rPr>
-                    <w:rFonts w:ascii="맑은 고딕" w:eastAsia="맑은 고딕" w:hAnsi="맑은 고딕" w:cs="맑은 고딕"/>
-                  </w:rPr>
-                  <w:t>판매/정산/재고/장애 정보를 연계받고 운영·모니터링을 수행하는 주체</w:t>
-                </w:r>
-              </w:p>
-            </w:tc>
-          </w:tr>
-          <w:tr>
-            <w:tc>
-              <w:tcPr>
-                <w:tcW w:w="2595" w:type="dxa"/>
-                <w:tcMar>
-                  <w:top w:w="100" w:type="dxa"/>
-                  <w:left w:w="100" w:type="dxa"/>
-                  <w:bottom w:w="100" w:type="dxa"/>
-                  <w:right w:w="100" w:type="dxa"/>
-                </w:tcMar>
-              </w:tcPr>
-              <w:p>
-                <w:pPr>
-                  <w:pBdr>
-                    <w:top w:val="nil"/>
-                    <w:left w:val="nil"/>
-                    <w:bottom w:val="nil"/>
-                    <w:right w:val="nil"/>
-                    <w:between w:val="nil"/>
-                  </w:pBdr>
-                  <w:jc w:val="center"/>
-                  <w:rPr>
-                    <w:rFonts w:ascii="맑은 고딕" w:eastAsia="맑은 고딕" w:hAnsi="맑은 고딕" w:cs="맑은 고딕"/>
-                  </w:rPr>
-                </w:pPr>
-                <w:r>
-                  <w:rPr>
-                    <w:rFonts w:ascii="맑은 고딕" w:eastAsia="맑은 고딕" w:hAnsi="맑은 고딕" w:cs="맑은 고딕"/>
-                  </w:rPr>
-                  <w:t>워커</w:t>
-                </w:r>
-              </w:p>
-            </w:tc>
-            <w:tc>
-              <w:tcPr>
-                <w:tcW w:w="5325" w:type="dxa"/>
-                <w:tcMar>
-                  <w:top w:w="100" w:type="dxa"/>
-                  <w:left w:w="100" w:type="dxa"/>
-                  <w:bottom w:w="100" w:type="dxa"/>
-                  <w:right w:w="100" w:type="dxa"/>
-                </w:tcMar>
-              </w:tcPr>
-              <w:p>
-                <w:pPr>
-                  <w:pBdr>
-                    <w:top w:val="nil"/>
-                    <w:left w:val="nil"/>
-                    <w:bottom w:val="nil"/>
-                    <w:right w:val="nil"/>
-                    <w:between w:val="nil"/>
-                  </w:pBdr>
-                  <w:rPr>
-                    <w:rFonts w:ascii="맑은 고딕" w:eastAsia="맑은 고딕" w:hAnsi="맑은 고딕" w:cs="맑은 고딕"/>
-                  </w:rPr>
-                </w:pPr>
-                <w:r>
-                  <w:rPr>
-                    <w:rFonts w:ascii="맑은 고딕" w:eastAsia="맑은 고딕" w:hAnsi="맑은 고딕" w:cs="맑은 고딕"/>
-                  </w:rPr>
-                  <w:t>특정 기능을 담당하는 서브시스템/모듈(예: 결제 처리 시스템, 상품이동/추출 시스템 등)</w:t>
-                </w:r>
-              </w:p>
-            </w:tc>
-          </w:tr>
-          <w:tr>
-            <w:tc>
-              <w:tcPr>
-                <w:tcW w:w="2595" w:type="dxa"/>
-                <w:tcMar>
-                  <w:top w:w="100" w:type="dxa"/>
-                  <w:left w:w="100" w:type="dxa"/>
-                  <w:bottom w:w="100" w:type="dxa"/>
-                  <w:right w:w="100" w:type="dxa"/>
-                </w:tcMar>
-              </w:tcPr>
-              <w:p>
-                <w:pPr>
-                  <w:pBdr>
-                    <w:top w:val="nil"/>
-                    <w:left w:val="nil"/>
-                    <w:bottom w:val="nil"/>
-                    <w:right w:val="nil"/>
-                    <w:between w:val="nil"/>
-                  </w:pBdr>
-                  <w:jc w:val="center"/>
-                  <w:rPr>
-                    <w:rFonts w:ascii="맑은 고딕" w:eastAsia="맑은 고딕" w:hAnsi="맑은 고딕" w:cs="맑은 고딕"/>
-                  </w:rPr>
-                </w:pPr>
-                <w:r>
-                  <w:rPr>
-                    <w:rFonts w:ascii="맑은 고딕" w:eastAsia="맑은 고딕" w:hAnsi="맑은 고딕" w:cs="맑은 고딕"/>
-                  </w:rPr>
-                  <w:t>객체</w:t>
-                </w:r>
-              </w:p>
-            </w:tc>
-            <w:tc>
-              <w:tcPr>
-                <w:tcW w:w="5325" w:type="dxa"/>
-                <w:tcMar>
-                  <w:top w:w="100" w:type="dxa"/>
-                  <w:left w:w="100" w:type="dxa"/>
-                  <w:bottom w:w="100" w:type="dxa"/>
-                  <w:right w:w="100" w:type="dxa"/>
-                </w:tcMar>
-              </w:tcPr>
-              <w:p>
-                <w:pPr>
-                  <w:pBdr>
-                    <w:top w:val="nil"/>
-                    <w:left w:val="nil"/>
-                    <w:bottom w:val="nil"/>
-                    <w:right w:val="nil"/>
-                    <w:between w:val="nil"/>
-                  </w:pBdr>
-                  <w:rPr>
-                    <w:rFonts w:ascii="맑은 고딕" w:eastAsia="맑은 고딕" w:hAnsi="맑은 고딕" w:cs="맑은 고딕"/>
-                  </w:rPr>
-                </w:pPr>
-                <w:r>
-                  <w:rPr>
-                    <w:rFonts w:ascii="맑은 고딕" w:eastAsia="맑은 고딕" w:hAnsi="맑은 고딕" w:cs="맑은 고딕"/>
-                  </w:rPr>
-                  <w:t>비즈니스에서 관리되는 정보/상태/이벤트를 담는 단위(예: 결제 수행, 재고 부족 등)</w:t>
-                </w:r>
-              </w:p>
-            </w:tc>
-          </w:tr>
-          <w:tr>
-            <w:tc>
-              <w:tcPr>
-                <w:tcW w:w="2595" w:type="dxa"/>
-                <w:tcMar>
-                  <w:top w:w="100" w:type="dxa"/>
-                  <w:left w:w="100" w:type="dxa"/>
-                  <w:bottom w:w="100" w:type="dxa"/>
-                  <w:right w:w="100" w:type="dxa"/>
-                </w:tcMar>
-              </w:tcPr>
-              <w:p>
-                <w:pPr>
-                  <w:pBdr>
-                    <w:top w:val="nil"/>
-                    <w:left w:val="nil"/>
-                    <w:bottom w:val="nil"/>
-                    <w:right w:val="nil"/>
-                    <w:between w:val="nil"/>
-                  </w:pBdr>
-                  <w:jc w:val="center"/>
-                  <w:rPr>
-                    <w:rFonts w:ascii="맑은 고딕" w:eastAsia="맑은 고딕" w:hAnsi="맑은 고딕" w:cs="맑은 고딕"/>
-                  </w:rPr>
-                </w:pPr>
-                <w:r>
-                  <w:rPr>
-                    <w:rFonts w:ascii="맑은 고딕" w:eastAsia="맑은 고딕" w:hAnsi="맑은 고딕" w:cs="맑은 고딕"/>
-                  </w:rPr>
-                  <w:t>픽업 센서</w:t>
-                </w:r>
-              </w:p>
-            </w:tc>
-            <w:tc>
-              <w:tcPr>
-                <w:tcW w:w="5325" w:type="dxa"/>
-                <w:tcMar>
-                  <w:top w:w="100" w:type="dxa"/>
-                  <w:left w:w="100" w:type="dxa"/>
-                  <w:bottom w:w="100" w:type="dxa"/>
-                  <w:right w:w="100" w:type="dxa"/>
-                </w:tcMar>
-              </w:tcPr>
-              <w:p>
-                <w:pPr>
-                  <w:pBdr>
-                    <w:top w:val="nil"/>
-                    <w:left w:val="nil"/>
-                    <w:bottom w:val="nil"/>
-                    <w:right w:val="nil"/>
-                    <w:between w:val="nil"/>
-                  </w:pBdr>
-                  <w:rPr>
-                    <w:rFonts w:ascii="맑은 고딕" w:eastAsia="맑은 고딕" w:hAnsi="맑은 고딕" w:cs="맑은 고딕"/>
-                  </w:rPr>
-                </w:pPr>
-                <w:r>
-                  <w:rPr>
-                    <w:rFonts w:ascii="맑은 고딕" w:eastAsia="맑은 고딕" w:hAnsi="맑은 고딕" w:cs="맑은 고딕"/>
-                  </w:rPr>
-                  <w:t>사용자가 상품을 실제 수령했는지 감지하는 센서</w:t>
-                </w:r>
-              </w:p>
-            </w:tc>
-          </w:tr>
-          <w:tr>
-            <w:tc>
-              <w:tcPr>
-                <w:tcW w:w="2595" w:type="dxa"/>
-                <w:tcMar>
-                  <w:top w:w="100" w:type="dxa"/>
-                  <w:left w:w="100" w:type="dxa"/>
-                  <w:bottom w:w="100" w:type="dxa"/>
-                  <w:right w:w="100" w:type="dxa"/>
-                </w:tcMar>
-              </w:tcPr>
-              <w:p>
-                <w:pPr>
-                  <w:pBdr>
-                    <w:top w:val="nil"/>
-                    <w:left w:val="nil"/>
-                    <w:bottom w:val="nil"/>
-                    <w:right w:val="nil"/>
-                    <w:between w:val="nil"/>
-                  </w:pBdr>
-                  <w:jc w:val="center"/>
-                  <w:rPr>
-                    <w:rFonts w:ascii="맑은 고딕" w:eastAsia="맑은 고딕" w:hAnsi="맑은 고딕" w:cs="맑은 고딕"/>
-                  </w:rPr>
-                </w:pPr>
-                <w:r>
-                  <w:rPr>
-                    <w:rFonts w:ascii="맑은 고딕" w:eastAsia="맑은 고딕" w:hAnsi="맑은 고딕" w:cs="맑은 고딕"/>
-                  </w:rPr>
-                  <w:t>안전 센서</w:t>
-                </w:r>
-              </w:p>
-            </w:tc>
-            <w:tc>
-              <w:tcPr>
-                <w:tcW w:w="5325" w:type="dxa"/>
-                <w:tcMar>
-                  <w:top w:w="100" w:type="dxa"/>
-                  <w:left w:w="100" w:type="dxa"/>
-                  <w:bottom w:w="100" w:type="dxa"/>
-                  <w:right w:w="100" w:type="dxa"/>
-                </w:tcMar>
-              </w:tcPr>
-              <w:p>
-                <w:pPr>
-                  <w:pBdr>
-                    <w:top w:val="nil"/>
-                    <w:left w:val="nil"/>
-                    <w:bottom w:val="nil"/>
-                    <w:right w:val="nil"/>
-                    <w:between w:val="nil"/>
-                  </w:pBdr>
-                  <w:rPr>
-                    <w:rFonts w:ascii="맑은 고딕" w:eastAsia="맑은 고딕" w:hAnsi="맑은 고딕" w:cs="맑은 고딕"/>
-                  </w:rPr>
-                </w:pPr>
-                <w:r>
-                  <w:rPr>
-                    <w:rFonts w:ascii="맑은 고딕" w:eastAsia="맑은 고딕" w:hAnsi="맑은 고딕" w:cs="맑은 고딕"/>
-                  </w:rPr>
-                  <w:t>손 끼임/충돌 등 위험을 감지해 동작을 중지·경고하는 센서</w:t>
-                </w:r>
-              </w:p>
-            </w:tc>
-          </w:tr>
-          <w:tr>
-            <w:tc>
-              <w:tcPr>
-                <w:tcW w:w="2595" w:type="dxa"/>
-                <w:tcMar>
-                  <w:top w:w="100" w:type="dxa"/>
-                  <w:left w:w="100" w:type="dxa"/>
-                  <w:bottom w:w="100" w:type="dxa"/>
-                  <w:right w:w="100" w:type="dxa"/>
-                </w:tcMar>
-              </w:tcPr>
-              <w:p>
-                <w:pPr>
-                  <w:pBdr>
-                    <w:top w:val="nil"/>
-                    <w:left w:val="nil"/>
-                    <w:bottom w:val="nil"/>
-                    <w:right w:val="nil"/>
-                    <w:between w:val="nil"/>
-                  </w:pBdr>
-                  <w:jc w:val="center"/>
-                  <w:rPr>
-                    <w:rFonts w:ascii="맑은 고딕" w:eastAsia="맑은 고딕" w:hAnsi="맑은 고딕" w:cs="맑은 고딕"/>
-                  </w:rPr>
-                </w:pPr>
-                <w:r>
-                  <w:rPr>
-                    <w:rFonts w:ascii="맑은 고딕" w:eastAsia="맑은 고딕" w:hAnsi="맑은 고딕" w:cs="맑은 고딕"/>
-                  </w:rPr>
-                  <w:t>로그</w:t>
-                </w:r>
-              </w:p>
-            </w:tc>
-            <w:tc>
-              <w:tcPr>
-                <w:tcW w:w="5325" w:type="dxa"/>
-                <w:tcMar>
-                  <w:top w:w="100" w:type="dxa"/>
-                  <w:left w:w="100" w:type="dxa"/>
-                  <w:bottom w:w="100" w:type="dxa"/>
-                  <w:right w:w="100" w:type="dxa"/>
-                </w:tcMar>
-              </w:tcPr>
-              <w:p>
-                <w:pPr>
-                  <w:pBdr>
-                    <w:top w:val="nil"/>
-                    <w:left w:val="nil"/>
-                    <w:bottom w:val="nil"/>
-                    <w:right w:val="nil"/>
-                    <w:between w:val="nil"/>
-                  </w:pBdr>
-                  <w:rPr>
-                    <w:rFonts w:ascii="맑은 고딕" w:eastAsia="맑은 고딕" w:hAnsi="맑은 고딕" w:cs="맑은 고딕"/>
-                  </w:rPr>
-                </w:pPr>
-                <w:r>
-                  <w:rPr>
-                    <w:rFonts w:ascii="맑은 고딕" w:eastAsia="맑은 고딕" w:hAnsi="맑은 고딕" w:cs="맑은 고딕"/>
-                  </w:rPr>
-                  <w:t>시스템 운용 정보를 시간순으로 기록한 것</w:t>
-                </w:r>
-              </w:p>
-            </w:tc>
-          </w:tr>
-        </w:tbl>
-      </w:sdtContent>
-    </w:sdt>
     <w:p/>
-    <w:p/>
-    <w:p/>
-    <w:p/>
-    <w:p/>
+    <w:tbl>
+      <w:tblPr>
+        <w:tblStyle w:val="af"/>
+        <w:tblW w:w="9016" w:type="dxa"/>
+        <w:tblLayout w:type="fixed"/>
+        <w:tblLook w:val="04A0" w:firstRow="1" w:lastRow="0" w:firstColumn="1" w:lastColumn="0" w:noHBand="0" w:noVBand="1"/>
+      </w:tblPr>
+      <w:tblGrid>
+        <w:gridCol w:w="4508"/>
+        <w:gridCol w:w="4508"/>
+      </w:tblGrid>
+      <w:tr>
+        <w:tc>
+          <w:tcPr>
+            <w:tcW w:w="4508" w:type="dxa"/>
+          </w:tcPr>
+          <w:p>
+            <w:pPr>
+              <w:pBdr>
+                <w:top w:val="nil"/>
+                <w:left w:val="nil"/>
+                <w:bottom w:val="nil"/>
+                <w:right w:val="nil"/>
+                <w:between w:val="nil"/>
+              </w:pBdr>
+              <w:jc w:val="center"/>
+              <w:rPr>
+                <w:rFonts w:ascii="맑은 고딕" w:eastAsia="맑은 고딕" w:hAnsi="맑은 고딕" w:cs="맑은 고딕"/>
+                <w:b/>
+              </w:rPr>
+            </w:pPr>
+            <w:r>
+              <w:rPr>
+                <w:rFonts w:ascii="맑은 고딕" w:eastAsia="맑은 고딕" w:hAnsi="맑은 고딕" w:cs="맑은 고딕"/>
+                <w:b/>
+              </w:rPr>
+              <w:t>용어</w:t>
+            </w:r>
+          </w:p>
+        </w:tc>
+        <w:tc>
+          <w:tcPr>
+            <w:tcW w:w="4508" w:type="dxa"/>
+          </w:tcPr>
+          <w:p>
+            <w:pPr>
+              <w:pBdr>
+                <w:top w:val="nil"/>
+                <w:left w:val="nil"/>
+                <w:bottom w:val="nil"/>
+                <w:right w:val="nil"/>
+                <w:between w:val="nil"/>
+              </w:pBdr>
+              <w:jc w:val="center"/>
+              <w:rPr>
+                <w:rFonts w:ascii="맑은 고딕" w:eastAsia="맑은 고딕" w:hAnsi="맑은 고딕" w:cs="맑은 고딕"/>
+                <w:b/>
+              </w:rPr>
+            </w:pPr>
+            <w:r>
+              <w:rPr>
+                <w:rFonts w:ascii="맑은 고딕" w:eastAsia="맑은 고딕" w:hAnsi="맑은 고딕" w:cs="맑은 고딕"/>
+                <w:b/>
+              </w:rPr>
+              <w:t>정의</w:t>
+            </w:r>
+          </w:p>
+        </w:tc>
+      </w:tr>
+      <w:tr>
+        <w:tc>
+          <w:tcPr>
+            <w:tcW w:w="4508" w:type="dxa"/>
+          </w:tcPr>
+          <w:p>
+            <w:pPr>
+              <w:pBdr>
+                <w:top w:val="nil"/>
+                <w:left w:val="nil"/>
+                <w:bottom w:val="nil"/>
+                <w:right w:val="nil"/>
+                <w:between w:val="nil"/>
+              </w:pBdr>
+              <w:jc w:val="center"/>
+              <w:rPr>
+                <w:rFonts w:ascii="맑은 고딕" w:eastAsia="맑은 고딕" w:hAnsi="맑은 고딕" w:cs="맑은 고딕"/>
+              </w:rPr>
+            </w:pPr>
+            <w:r>
+              <w:rPr>
+                <w:rFonts w:ascii="맑은 고딕" w:eastAsia="맑은 고딕" w:hAnsi="맑은 고딕" w:cs="맑은 고딕"/>
+              </w:rPr>
+              <w:t xml:space="preserve">비즈니스 </w:t>
+            </w:r>
+            <w:proofErr w:type="spellStart"/>
+            <w:r>
+              <w:rPr>
+                <w:rFonts w:ascii="맑은 고딕" w:eastAsia="맑은 고딕" w:hAnsi="맑은 고딕" w:cs="맑은 고딕"/>
+              </w:rPr>
+              <w:t>유스케이스</w:t>
+            </w:r>
+            <w:proofErr w:type="spellEnd"/>
+          </w:p>
+        </w:tc>
+        <w:tc>
+          <w:tcPr>
+            <w:tcW w:w="4508" w:type="dxa"/>
+          </w:tcPr>
+          <w:p>
+            <w:pPr>
+              <w:pBdr>
+                <w:top w:val="nil"/>
+                <w:left w:val="nil"/>
+                <w:bottom w:val="nil"/>
+                <w:right w:val="nil"/>
+                <w:between w:val="nil"/>
+              </w:pBdr>
+              <w:rPr>
+                <w:rFonts w:ascii="맑은 고딕" w:eastAsia="맑은 고딕" w:hAnsi="맑은 고딕" w:cs="맑은 고딕"/>
+              </w:rPr>
+            </w:pPr>
+            <w:r>
+              <w:rPr>
+                <w:rFonts w:ascii="맑은 고딕" w:eastAsia="맑은 고딕" w:hAnsi="맑은 고딕" w:cs="맑은 고딕"/>
+              </w:rPr>
+              <w:t xml:space="preserve">시스템과 </w:t>
+            </w:r>
+            <w:proofErr w:type="spellStart"/>
+            <w:r>
+              <w:rPr>
+                <w:rFonts w:ascii="맑은 고딕" w:eastAsia="맑은 고딕" w:hAnsi="맑은 고딕" w:cs="맑은 고딕"/>
+              </w:rPr>
+              <w:t>액터</w:t>
+            </w:r>
+            <w:proofErr w:type="spellEnd"/>
+            <w:r>
+              <w:rPr>
+                <w:rFonts w:ascii="맑은 고딕" w:eastAsia="맑은 고딕" w:hAnsi="맑은 고딕" w:cs="맑은 고딕"/>
+              </w:rPr>
+              <w:t>(사용자·관리자) 사이의 상호작용 단위로, 본 문서에서는 BUC-01~</w:t>
+            </w:r>
+            <w:r>
+              <w:rPr>
+                <w:rFonts w:ascii="맑은 고딕" w:eastAsia="맑은 고딕" w:hAnsi="맑은 고딕" w:cs="맑은 고딕" w:hint="eastAsia"/>
+              </w:rPr>
+              <w:t>11</w:t>
+            </w:r>
+            <w:r>
+              <w:rPr>
+                <w:rFonts w:ascii="맑은 고딕" w:eastAsia="맑은 고딕" w:hAnsi="맑은 고딕" w:cs="맑은 고딕"/>
+              </w:rPr>
+              <w:t xml:space="preserve">로 </w:t>
+            </w:r>
+            <w:proofErr w:type="spellStart"/>
+            <w:r>
+              <w:rPr>
+                <w:rFonts w:ascii="맑은 고딕" w:eastAsia="맑은 고딕" w:hAnsi="맑은 고딕" w:cs="맑은 고딕"/>
+              </w:rPr>
+              <w:t>목록화됨</w:t>
+            </w:r>
+            <w:proofErr w:type="spellEnd"/>
+          </w:p>
+        </w:tc>
+      </w:tr>
+      <w:tr>
+        <w:tc>
+          <w:tcPr>
+            <w:tcW w:w="4508" w:type="dxa"/>
+          </w:tcPr>
+          <w:p>
+            <w:pPr>
+              <w:pBdr>
+                <w:top w:val="nil"/>
+                <w:left w:val="nil"/>
+                <w:bottom w:val="nil"/>
+                <w:right w:val="nil"/>
+                <w:between w:val="nil"/>
+              </w:pBdr>
+              <w:jc w:val="center"/>
+              <w:rPr>
+                <w:rFonts w:ascii="맑은 고딕" w:eastAsia="맑은 고딕" w:hAnsi="맑은 고딕" w:cs="맑은 고딕"/>
+              </w:rPr>
+            </w:pPr>
+            <w:r>
+              <w:rPr>
+                <w:rFonts w:ascii="맑은 고딕" w:eastAsia="맑은 고딕" w:hAnsi="맑은 고딕" w:cs="맑은 고딕"/>
+              </w:rPr>
+              <w:t>include 관계</w:t>
+            </w:r>
+          </w:p>
+        </w:tc>
+        <w:tc>
+          <w:tcPr>
+            <w:tcW w:w="4508" w:type="dxa"/>
+          </w:tcPr>
+          <w:p>
+            <w:pPr>
+              <w:pBdr>
+                <w:top w:val="nil"/>
+                <w:left w:val="nil"/>
+                <w:bottom w:val="nil"/>
+                <w:right w:val="nil"/>
+                <w:between w:val="nil"/>
+              </w:pBdr>
+              <w:rPr>
+                <w:rFonts w:ascii="맑은 고딕" w:eastAsia="맑은 고딕" w:hAnsi="맑은 고딕" w:cs="맑은 고딕"/>
+              </w:rPr>
+            </w:pPr>
+            <w:r>
+              <w:rPr>
+                <w:rFonts w:ascii="맑은 고딕" w:eastAsia="맑은 고딕" w:hAnsi="맑은 고딕" w:cs="맑은 고딕"/>
+              </w:rPr>
+              <w:t xml:space="preserve">한 </w:t>
+            </w:r>
+            <w:proofErr w:type="spellStart"/>
+            <w:r>
+              <w:rPr>
+                <w:rFonts w:ascii="맑은 고딕" w:eastAsia="맑은 고딕" w:hAnsi="맑은 고딕" w:cs="맑은 고딕"/>
+              </w:rPr>
+              <w:t>유스케이스가</w:t>
+            </w:r>
+            <w:proofErr w:type="spellEnd"/>
+            <w:r>
+              <w:rPr>
+                <w:rFonts w:ascii="맑은 고딕" w:eastAsia="맑은 고딕" w:hAnsi="맑은 고딕" w:cs="맑은 고딕"/>
+              </w:rPr>
+              <w:t xml:space="preserve"> 다른 </w:t>
+            </w:r>
+            <w:proofErr w:type="spellStart"/>
+            <w:r>
+              <w:rPr>
+                <w:rFonts w:ascii="맑은 고딕" w:eastAsia="맑은 고딕" w:hAnsi="맑은 고딕" w:cs="맑은 고딕"/>
+              </w:rPr>
+              <w:t>유스케이스의</w:t>
+            </w:r>
+            <w:proofErr w:type="spellEnd"/>
+            <w:r>
+              <w:rPr>
+                <w:rFonts w:ascii="맑은 고딕" w:eastAsia="맑은 고딕" w:hAnsi="맑은 고딕" w:cs="맑은 고딕"/>
+              </w:rPr>
+              <w:t xml:space="preserve"> 공통 흐름을 항상 포함해 재사용하는 관계</w:t>
+            </w:r>
+          </w:p>
+        </w:tc>
+      </w:tr>
+      <w:tr>
+        <w:tc>
+          <w:tcPr>
+            <w:tcW w:w="4508" w:type="dxa"/>
+          </w:tcPr>
+          <w:p>
+            <w:pPr>
+              <w:pBdr>
+                <w:top w:val="nil"/>
+                <w:left w:val="nil"/>
+                <w:bottom w:val="nil"/>
+                <w:right w:val="nil"/>
+                <w:between w:val="nil"/>
+              </w:pBdr>
+              <w:jc w:val="center"/>
+              <w:rPr>
+                <w:rFonts w:ascii="맑은 고딕" w:eastAsia="맑은 고딕" w:hAnsi="맑은 고딕" w:cs="맑은 고딕"/>
+              </w:rPr>
+            </w:pPr>
+            <w:r>
+              <w:rPr>
+                <w:rFonts w:ascii="맑은 고딕" w:eastAsia="맑은 고딕" w:hAnsi="맑은 고딕" w:cs="맑은 고딕"/>
+              </w:rPr>
+              <w:t>extend 관계</w:t>
+            </w:r>
+          </w:p>
+        </w:tc>
+        <w:tc>
+          <w:tcPr>
+            <w:tcW w:w="4508" w:type="dxa"/>
+          </w:tcPr>
+          <w:p>
+            <w:pPr>
+              <w:pBdr>
+                <w:top w:val="nil"/>
+                <w:left w:val="nil"/>
+                <w:bottom w:val="nil"/>
+                <w:right w:val="nil"/>
+                <w:between w:val="nil"/>
+              </w:pBdr>
+              <w:rPr>
+                <w:rFonts w:ascii="맑은 고딕" w:eastAsia="맑은 고딕" w:hAnsi="맑은 고딕" w:cs="맑은 고딕"/>
+              </w:rPr>
+            </w:pPr>
+            <w:r>
+              <w:rPr>
+                <w:rFonts w:ascii="맑은 고딕" w:eastAsia="맑은 고딕" w:hAnsi="맑은 고딕" w:cs="맑은 고딕"/>
+              </w:rPr>
+              <w:t xml:space="preserve">특정 조건에서 선택적으로 다른 </w:t>
+            </w:r>
+            <w:proofErr w:type="spellStart"/>
+            <w:r>
+              <w:rPr>
+                <w:rFonts w:ascii="맑은 고딕" w:eastAsia="맑은 고딕" w:hAnsi="맑은 고딕" w:cs="맑은 고딕"/>
+              </w:rPr>
+              <w:t>유스케이스의</w:t>
+            </w:r>
+            <w:proofErr w:type="spellEnd"/>
+            <w:r>
+              <w:rPr>
+                <w:rFonts w:ascii="맑은 고딕" w:eastAsia="맑은 고딕" w:hAnsi="맑은 고딕" w:cs="맑은 고딕"/>
+              </w:rPr>
+              <w:t xml:space="preserve"> 흐름을 확장하는 관계</w:t>
+            </w:r>
+          </w:p>
+        </w:tc>
+      </w:tr>
+      <w:tr>
+        <w:tc>
+          <w:tcPr>
+            <w:tcW w:w="4508" w:type="dxa"/>
+          </w:tcPr>
+          <w:p>
+            <w:pPr>
+              <w:pBdr>
+                <w:top w:val="nil"/>
+                <w:left w:val="nil"/>
+                <w:bottom w:val="nil"/>
+                <w:right w:val="nil"/>
+                <w:between w:val="nil"/>
+              </w:pBdr>
+              <w:jc w:val="center"/>
+              <w:rPr>
+                <w:rFonts w:ascii="맑은 고딕" w:eastAsia="맑은 고딕" w:hAnsi="맑은 고딕" w:cs="맑은 고딕"/>
+              </w:rPr>
+            </w:pPr>
+            <w:proofErr w:type="spellStart"/>
+            <w:r>
+              <w:rPr>
+                <w:rFonts w:ascii="맑은 고딕" w:eastAsia="맑은 고딕" w:hAnsi="맑은 고딕" w:cs="맑은 고딕"/>
+              </w:rPr>
+              <w:t>액터</w:t>
+            </w:r>
+            <w:proofErr w:type="spellEnd"/>
+            <w:r>
+              <w:rPr>
+                <w:rFonts w:ascii="맑은 고딕" w:eastAsia="맑은 고딕" w:hAnsi="맑은 고딕" w:cs="맑은 고딕"/>
+              </w:rPr>
+              <w:t>(사용자)</w:t>
+            </w:r>
+          </w:p>
+        </w:tc>
+        <w:tc>
+          <w:tcPr>
+            <w:tcW w:w="4508" w:type="dxa"/>
+          </w:tcPr>
+          <w:p>
+            <w:pPr>
+              <w:pBdr>
+                <w:top w:val="nil"/>
+                <w:left w:val="nil"/>
+                <w:bottom w:val="nil"/>
+                <w:right w:val="nil"/>
+                <w:between w:val="nil"/>
+              </w:pBdr>
+              <w:rPr>
+                <w:rFonts w:ascii="맑은 고딕" w:eastAsia="맑은 고딕" w:hAnsi="맑은 고딕" w:cs="맑은 고딕"/>
+              </w:rPr>
+            </w:pPr>
+            <w:r>
+              <w:rPr>
+                <w:rFonts w:ascii="맑은 고딕" w:eastAsia="맑은 고딕" w:hAnsi="맑은 고딕" w:cs="맑은 고딕" w:hint="eastAsia"/>
+              </w:rPr>
+              <w:t>시스템에 접속해 다른 사용자와 대화를 수행하는 주체</w:t>
+            </w:r>
+          </w:p>
+        </w:tc>
+      </w:tr>
+      <w:tr>
+        <w:trPr>
+          <w:trHeight w:val="575"/>
+        </w:trPr>
+        <w:tc>
+          <w:tcPr>
+            <w:tcW w:w="4508" w:type="dxa"/>
+          </w:tcPr>
+          <w:p>
+            <w:pPr>
+              <w:pBdr>
+                <w:top w:val="nil"/>
+                <w:left w:val="nil"/>
+                <w:bottom w:val="nil"/>
+                <w:right w:val="nil"/>
+                <w:between w:val="nil"/>
+              </w:pBdr>
+              <w:jc w:val="center"/>
+              <w:rPr>
+                <w:rFonts w:ascii="맑은 고딕" w:eastAsia="맑은 고딕" w:hAnsi="맑은 고딕" w:cs="맑은 고딕"/>
+              </w:rPr>
+            </w:pPr>
+            <w:proofErr w:type="spellStart"/>
+            <w:r>
+              <w:rPr>
+                <w:rFonts w:ascii="맑은 고딕" w:eastAsia="맑은 고딕" w:hAnsi="맑은 고딕" w:cs="맑은 고딕"/>
+              </w:rPr>
+              <w:t>액터</w:t>
+            </w:r>
+            <w:proofErr w:type="spellEnd"/>
+            <w:r>
+              <w:rPr>
+                <w:rFonts w:ascii="맑은 고딕" w:eastAsia="맑은 고딕" w:hAnsi="맑은 고딕" w:cs="맑은 고딕"/>
+              </w:rPr>
+              <w:t>(관리자)</w:t>
+            </w:r>
+          </w:p>
+        </w:tc>
+        <w:tc>
+          <w:tcPr>
+            <w:tcW w:w="4508" w:type="dxa"/>
+          </w:tcPr>
+          <w:p>
+            <w:pPr>
+              <w:pBdr>
+                <w:top w:val="nil"/>
+                <w:left w:val="nil"/>
+                <w:bottom w:val="nil"/>
+                <w:right w:val="nil"/>
+                <w:between w:val="nil"/>
+              </w:pBdr>
+              <w:rPr>
+                <w:rFonts w:ascii="맑은 고딕" w:eastAsia="맑은 고딕" w:hAnsi="맑은 고딕" w:cs="맑은 고딕"/>
+              </w:rPr>
+            </w:pPr>
+            <w:r>
+              <w:rPr>
+                <w:rFonts w:ascii="맑은 고딕" w:eastAsia="맑은 고딕" w:hAnsi="맑은 고딕" w:cs="맑은 고딕" w:hint="eastAsia"/>
+              </w:rPr>
+              <w:t>시스템의 전체 운영 담당 및 사용자 관리 등을 수행하는 주체</w:t>
+            </w:r>
+          </w:p>
+        </w:tc>
+      </w:tr>
+      <w:tr>
+        <w:tc>
+          <w:tcPr>
+            <w:tcW w:w="4508" w:type="dxa"/>
+          </w:tcPr>
+          <w:p>
+            <w:pPr>
+              <w:pBdr>
+                <w:top w:val="nil"/>
+                <w:left w:val="nil"/>
+                <w:bottom w:val="nil"/>
+                <w:right w:val="nil"/>
+                <w:between w:val="nil"/>
+              </w:pBdr>
+              <w:jc w:val="center"/>
+              <w:rPr>
+                <w:rFonts w:ascii="맑은 고딕" w:eastAsia="맑은 고딕" w:hAnsi="맑은 고딕" w:cs="맑은 고딕"/>
+              </w:rPr>
+            </w:pPr>
+            <w:r>
+              <w:rPr>
+                <w:rFonts w:ascii="맑은 고딕" w:eastAsia="맑은 고딕" w:hAnsi="맑은 고딕" w:cs="맑은 고딕"/>
+              </w:rPr>
+              <w:t>워커</w:t>
+            </w:r>
+          </w:p>
+        </w:tc>
+        <w:tc>
+          <w:tcPr>
+            <w:tcW w:w="4508" w:type="dxa"/>
+          </w:tcPr>
+          <w:p>
+            <w:pPr>
+              <w:pBdr>
+                <w:top w:val="nil"/>
+                <w:left w:val="nil"/>
+                <w:bottom w:val="nil"/>
+                <w:right w:val="nil"/>
+                <w:between w:val="nil"/>
+              </w:pBdr>
+              <w:rPr>
+                <w:rFonts w:ascii="맑은 고딕" w:eastAsia="맑은 고딕" w:hAnsi="맑은 고딕" w:cs="맑은 고딕"/>
+              </w:rPr>
+            </w:pPr>
+            <w:r>
+              <w:rPr>
+                <w:rFonts w:ascii="맑은 고딕" w:eastAsia="맑은 고딕" w:hAnsi="맑은 고딕" w:cs="맑은 고딕"/>
+              </w:rPr>
+              <w:t>특정 기능을 담당하는 서브시스템/모듈(예:</w:t>
+            </w:r>
+            <w:r>
+              <w:rPr>
+                <w:rFonts w:ascii="맑은 고딕" w:eastAsia="맑은 고딕" w:hAnsi="맑은 고딕" w:cs="맑은 고딕" w:hint="eastAsia"/>
+              </w:rPr>
+              <w:t xml:space="preserve"> 회원가입 및 로그인 시스템, </w:t>
+            </w:r>
+            <w:proofErr w:type="spellStart"/>
+            <w:r>
+              <w:rPr>
+                <w:rFonts w:ascii="맑은 고딕" w:eastAsia="맑은 고딕" w:hAnsi="맑은 고딕" w:cs="맑은 고딕" w:hint="eastAsia"/>
+              </w:rPr>
+              <w:t>접속자</w:t>
+            </w:r>
+            <w:proofErr w:type="spellEnd"/>
+            <w:r>
+              <w:rPr>
+                <w:rFonts w:ascii="맑은 고딕" w:eastAsia="맑은 고딕" w:hAnsi="맑은 고딕" w:cs="맑은 고딕" w:hint="eastAsia"/>
+              </w:rPr>
+              <w:t xml:space="preserve"> 조회 및 검색 시스템</w:t>
+            </w:r>
+            <w:r>
+              <w:rPr>
+                <w:rFonts w:ascii="맑은 고딕" w:eastAsia="맑은 고딕" w:hAnsi="맑은 고딕" w:cs="맑은 고딕" w:hint="eastAsia"/>
+              </w:rPr>
+              <w:t xml:space="preserve"> 등</w:t>
+            </w:r>
+            <w:r>
+              <w:rPr>
+                <w:rFonts w:ascii="맑은 고딕" w:eastAsia="맑은 고딕" w:hAnsi="맑은 고딕" w:cs="맑은 고딕"/>
+              </w:rPr>
+              <w:t>)</w:t>
+            </w:r>
+          </w:p>
+        </w:tc>
+      </w:tr>
+      <w:tr>
+        <w:tc>
+          <w:tcPr>
+            <w:tcW w:w="4508" w:type="dxa"/>
+          </w:tcPr>
+          <w:p>
+            <w:pPr>
+              <w:pBdr>
+                <w:top w:val="nil"/>
+                <w:left w:val="nil"/>
+                <w:bottom w:val="nil"/>
+                <w:right w:val="nil"/>
+                <w:between w:val="nil"/>
+              </w:pBdr>
+              <w:jc w:val="center"/>
+              <w:rPr>
+                <w:rFonts w:ascii="맑은 고딕" w:eastAsia="맑은 고딕" w:hAnsi="맑은 고딕" w:cs="맑은 고딕"/>
+              </w:rPr>
+            </w:pPr>
+            <w:r>
+              <w:rPr>
+                <w:rFonts w:ascii="맑은 고딕" w:eastAsia="맑은 고딕" w:hAnsi="맑은 고딕" w:cs="맑은 고딕"/>
+              </w:rPr>
+              <w:t>객체</w:t>
+            </w:r>
+          </w:p>
+        </w:tc>
+        <w:tc>
+          <w:tcPr>
+            <w:tcW w:w="4508" w:type="dxa"/>
+          </w:tcPr>
+          <w:p>
+            <w:pPr>
+              <w:pBdr>
+                <w:top w:val="nil"/>
+                <w:left w:val="nil"/>
+                <w:bottom w:val="nil"/>
+                <w:right w:val="nil"/>
+                <w:between w:val="nil"/>
+              </w:pBdr>
+              <w:rPr>
+                <w:rFonts w:ascii="맑은 고딕" w:eastAsia="맑은 고딕" w:hAnsi="맑은 고딕" w:cs="맑은 고딕"/>
+              </w:rPr>
+            </w:pPr>
+            <w:r>
+              <w:rPr>
+                <w:rFonts w:ascii="맑은 고딕" w:eastAsia="맑은 고딕" w:hAnsi="맑은 고딕" w:cs="맑은 고딕"/>
+              </w:rPr>
+              <w:t>비즈니스에서 관리되는 정보/상태/이벤트를 담는 단위(예:</w:t>
+            </w:r>
+            <w:r>
+              <w:rPr>
+                <w:rFonts w:ascii="맑은 고딕" w:eastAsia="맑은 고딕" w:hAnsi="맑은 고딕" w:cs="맑은 고딕" w:hint="eastAsia"/>
+              </w:rPr>
+              <w:t xml:space="preserve"> 사용자 정보, 로그 기록</w:t>
+            </w:r>
+            <w:r>
+              <w:rPr>
+                <w:rFonts w:ascii="맑은 고딕" w:eastAsia="맑은 고딕" w:hAnsi="맑은 고딕" w:cs="맑은 고딕" w:hint="eastAsia"/>
+              </w:rPr>
+              <w:t xml:space="preserve"> 등</w:t>
+            </w:r>
+            <w:r>
+              <w:rPr>
+                <w:rFonts w:ascii="맑은 고딕" w:eastAsia="맑은 고딕" w:hAnsi="맑은 고딕" w:cs="맑은 고딕"/>
+              </w:rPr>
+              <w:t>)</w:t>
+            </w:r>
+          </w:p>
+        </w:tc>
+      </w:tr>
+    </w:tbl>
     <w:p/>
     <w:sectPr>
-      <w:pgSz w:w="11900" w:h="16820"/>
-      <w:pgMar w:top="1440" w:right="1800" w:bottom="1440" w:left="1800" w:header="720" w:footer="567" w:gutter="0"/>
-      <w:cols w:space="720"/>
+      <w:pgSz w:w="11906" w:h="16838"/>
+      <w:pgMar w:top="1701" w:right="1440" w:bottom="1440" w:left="1440" w:header="851" w:footer="992" w:gutter="0"/>
+      <w:cols w:space="425"/>
+      <w:docGrid w:linePitch="360"/>
     </w:sectPr>
   </w:body>
 </w:document>
@@ -13448,7 +15215,7 @@
       <mc:AlternateContent>
         <mc:Choice Requires="wps">
           <w:drawing>
-            <wp:anchor distT="0" distB="0" distL="0" distR="0" simplePos="0" relativeHeight="251658240" behindDoc="1" locked="0" layoutInCell="1" hidden="0" allowOverlap="1" wp14:anchorId="7C61D827" wp14:editId="50AE41D5">
+            <wp:anchor distT="0" distB="0" distL="0" distR="0" simplePos="0" relativeHeight="251659264" behindDoc="1" locked="0" layoutInCell="1" hidden="0" allowOverlap="1" wp14:anchorId="04B8FE4E" wp14:editId="4800973B">
               <wp:simplePos x="0" y="0"/>
               <wp:positionH relativeFrom="column">
                 <wp:posOffset>-160013</wp:posOffset>
@@ -13492,7 +15259,25 @@
                               <w:color w:val="000000"/>
                               <w:sz w:val="18"/>
                             </w:rPr>
-                            <w:t>Copyright © 2025 Dorororu Company. All rights reserved.</w:t>
+                            <w:t xml:space="preserve">Copyright © 2025 </w:t>
+                          </w:r>
+                          <w:proofErr w:type="spellStart"/>
+                          <w:r>
+                            <w:rPr>
+                              <w:rFonts w:eastAsia="돋움"/>
+                              <w:color w:val="000000"/>
+                              <w:sz w:val="18"/>
+                            </w:rPr>
+                            <w:t>Dorororu</w:t>
+                          </w:r>
+                          <w:proofErr w:type="spellEnd"/>
+                          <w:r>
+                            <w:rPr>
+                              <w:rFonts w:eastAsia="돋움"/>
+                              <w:color w:val="000000"/>
+                              <w:sz w:val="18"/>
+                            </w:rPr>
+                            <w:t xml:space="preserve"> Company. All rights reserved.</w:t>
                           </w:r>
                         </w:p>
                       </w:txbxContent>
@@ -13508,7 +15293,7 @@
         </mc:Choice>
         <mc:Fallback>
           <w:pict>
-            <v:rect w14:anchorId="7C61D827" id="직사각형 2095518423" o:spid="_x0000_s1026" style="position:absolute;margin-left:-12.6pt;margin-top:785.15pt;width:211.35pt;height:14.45pt;z-index:-251658240;visibility:visible;mso-wrap-style:square;mso-wrap-distance-left:0;mso-wrap-distance-top:0;mso-wrap-distance-right:0;mso-wrap-distance-bottom:0;mso-position-horizontal:absolute;mso-position-horizontal-relative:text;mso-position-vertical:absolute;mso-position-vertical-relative:text;v-text-anchor:top" o:gfxdata="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" filled="f" stroked="f">
+            <v:rect w14:anchorId="04B8FE4E" id="직사각형 2095518423" o:spid="_x0000_s1026" style="position:absolute;margin-left:-12.6pt;margin-top:785.15pt;width:211.35pt;height:14.45pt;z-index:-251657216;visibility:visible;mso-wrap-style:square;mso-wrap-distance-left:0;mso-wrap-distance-top:0;mso-wrap-distance-right:0;mso-wrap-distance-bottom:0;mso-position-horizontal:absolute;mso-position-horizontal-relative:text;mso-position-vertical:absolute;mso-position-vertical-relative:text;v-text-anchor:top" o:gfxdata="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" filled="f" stroked="f">
               <v:textbox inset="0,0,0,0">
                 <w:txbxContent>
                   <w:p>
@@ -13523,7 +15308,25 @@
                         <w:color w:val="000000"/>
                         <w:sz w:val="18"/>
                       </w:rPr>
-                      <w:t>Copyright © 2025 Dorororu Company. All rights reserved.</w:t>
+                      <w:t xml:space="preserve">Copyright © 2025 </w:t>
+                    </w:r>
+                    <w:proofErr w:type="spellStart"/>
+                    <w:r>
+                      <w:rPr>
+                        <w:rFonts w:eastAsia="돋움"/>
+                        <w:color w:val="000000"/>
+                        <w:sz w:val="18"/>
+                      </w:rPr>
+                      <w:t>Dorororu</w:t>
+                    </w:r>
+                    <w:proofErr w:type="spellEnd"/>
+                    <w:r>
+                      <w:rPr>
+                        <w:rFonts w:eastAsia="돋움"/>
+                        <w:color w:val="000000"/>
+                        <w:sz w:val="18"/>
+                      </w:rPr>
+                      <w:t xml:space="preserve"> Company. All rights reserved.</w:t>
                     </w:r>
                   </w:p>
                 </w:txbxContent>
@@ -14084,15 +15887,17 @@
   <w:docDefaults>
     <w:rPrDefault>
       <w:rPr>
-        <w:rFonts w:ascii="돋움" w:eastAsiaTheme="minorEastAsia" w:hAnsi="돋움" w:cs="돋움"/>
+        <w:rFonts w:asciiTheme="minorEastAsia" w:eastAsiaTheme="minorEastAsia" w:hAnsiTheme="minorHAnsi" w:cstheme="minorBidi"/>
+        <w:kern w:val="2"/>
         <w:sz w:val="22"/>
-        <w:szCs w:val="22"/>
-        <w:lang w:val="en" w:eastAsia="ko-KR" w:bidi="ar-SA"/>
+        <w:szCs w:val="24"/>
+        <w:lang w:val="en-US" w:eastAsia="ko-KR" w:bidi="ar-SA"/>
+        <w14:ligatures w14:val="standardContextual"/>
       </w:rPr>
     </w:rPrDefault>
     <w:pPrDefault>
       <w:pPr>
-        <w:widowControl w:val="0"/>
+        <w:spacing w:after="160"/>
       </w:pPr>
     </w:pPrDefault>
   </w:docDefaults>
@@ -14163,7 +15968,7 @@
     <w:lsdException w:name="Closing" w:semiHidden="1" w:unhideWhenUsed="1"/>
     <w:lsdException w:name="Signature" w:semiHidden="1" w:unhideWhenUsed="1"/>
     <w:lsdException w:name="Default Paragraph Font" w:semiHidden="1" w:uiPriority="1" w:unhideWhenUsed="1"/>
-    <w:lsdException w:name="Body Text" w:semiHidden="1" w:unhideWhenUsed="1"/>
+    <w:lsdException w:name="Body Text" w:semiHidden="1" w:uiPriority="1" w:unhideWhenUsed="1" w:qFormat="1"/>
     <w:lsdException w:name="Body Text Indent" w:semiHidden="1" w:unhideWhenUsed="1"/>
     <w:lsdException w:name="List Continue" w:semiHidden="1" w:unhideWhenUsed="1"/>
     <w:lsdException w:name="List Continue 2" w:semiHidden="1" w:unhideWhenUsed="1"/>
@@ -14251,7 +16056,7 @@
     <w:lsdException w:name="Table Web 2" w:semiHidden="1" w:unhideWhenUsed="1"/>
     <w:lsdException w:name="Table Web 3" w:semiHidden="1" w:unhideWhenUsed="1"/>
     <w:lsdException w:name="Balloon Text" w:semiHidden="1" w:unhideWhenUsed="1"/>
-    <w:lsdException w:name="Table Grid" w:uiPriority="39"/>
+    <w:lsdException w:name="Table Grid" w:uiPriority="59"/>
     <w:lsdException w:name="Table Theme" w:semiHidden="1" w:unhideWhenUsed="1"/>
     <w:lsdException w:name="Placeholder Text" w:semiHidden="1"/>
     <w:lsdException w:name="No Spacing" w:uiPriority="1" w:qFormat="1"/>
@@ -14276,7 +16081,7 @@
     <w:lsdException w:name="Medium Shading 2 Accent 1" w:uiPriority="64"/>
     <w:lsdException w:name="Medium List 1 Accent 1" w:uiPriority="65"/>
     <w:lsdException w:name="Revision" w:semiHidden="1"/>
-    <w:lsdException w:name="List Paragraph" w:uiPriority="34" w:qFormat="1"/>
+    <w:lsdException w:name="List Paragraph" w:uiPriority="1" w:qFormat="1"/>
     <w:lsdException w:name="Quote" w:uiPriority="29" w:qFormat="1"/>
     <w:lsdException w:name="Intense Quote" w:uiPriority="30" w:qFormat="1"/>
     <w:lsdException w:name="Medium List 2 Accent 1" w:uiPriority="66"/>
@@ -14364,7 +16169,7 @@
     <w:lsdException w:name="Book Title" w:uiPriority="33" w:qFormat="1"/>
     <w:lsdException w:name="Bibliography" w:semiHidden="1" w:uiPriority="37" w:unhideWhenUsed="1"/>
     <w:lsdException w:name="TOC Heading" w:semiHidden="1" w:uiPriority="39" w:unhideWhenUsed="1" w:qFormat="1"/>
-    <w:lsdException w:name="Plain Table 1" w:uiPriority="41"/>
+    <w:lsdException w:name="Plain Table 1" w:uiPriority="0"/>
     <w:lsdException w:name="Plain Table 2" w:uiPriority="42"/>
     <w:lsdException w:name="Plain Table 3" w:uiPriority="43"/>
     <w:lsdException w:name="Plain Table 4" w:uiPriority="44"/>
@@ -14477,124 +16282,214 @@
   <w:style w:type="paragraph" w:default="1" w:styleId="a">
     <w:name w:val="Normal"/>
     <w:qFormat/>
+    <w:rsid w:val="003F1109"/>
+    <w:pPr>
+      <w:widowControl w:val="0"/>
+      <w:spacing w:after="0"/>
+    </w:pPr>
+    <w:rPr>
+      <w:rFonts w:ascii="돋움" w:hAnsi="돋움" w:cs="돋움"/>
+      <w:kern w:val="0"/>
+      <w:szCs w:val="22"/>
+      <w:lang w:val="en"/>
+      <w14:ligatures w14:val="none"/>
+    </w:rPr>
   </w:style>
   <w:style w:type="paragraph" w:styleId="1">
     <w:name w:val="heading 1"/>
     <w:basedOn w:val="a"/>
     <w:next w:val="a"/>
+    <w:link w:val="1Char"/>
     <w:uiPriority w:val="9"/>
     <w:qFormat/>
+    <w:rsid w:val="003F1109"/>
     <w:pPr>
       <w:keepNext/>
       <w:keepLines/>
-      <w:widowControl/>
-      <w:spacing w:before="480" w:line="276" w:lineRule="auto"/>
+      <w:spacing w:before="280" w:after="80"/>
       <w:outlineLvl w:val="0"/>
     </w:pPr>
     <w:rPr>
-      <w:rFonts w:ascii="Calibri" w:eastAsia="Calibri" w:hAnsi="Calibri" w:cs="Calibri"/>
-      <w:b/>
-      <w:color w:val="365F91"/>
-      <w:sz w:val="28"/>
-      <w:szCs w:val="28"/>
+      <w:rFonts w:asciiTheme="majorHAnsi" w:eastAsiaTheme="majorEastAsia" w:hAnsiTheme="majorHAnsi" w:cstheme="majorBidi"/>
+      <w:color w:val="000000" w:themeColor="text1"/>
+      <w:sz w:val="32"/>
+      <w:szCs w:val="32"/>
     </w:rPr>
   </w:style>
   <w:style w:type="paragraph" w:styleId="2">
     <w:name w:val="heading 2"/>
     <w:basedOn w:val="a"/>
     <w:next w:val="a"/>
+    <w:link w:val="2Char"/>
     <w:uiPriority w:val="9"/>
     <w:semiHidden/>
     <w:unhideWhenUsed/>
     <w:qFormat/>
+    <w:rsid w:val="003F1109"/>
     <w:pPr>
       <w:keepNext/>
       <w:keepLines/>
-      <w:spacing w:before="360" w:after="80"/>
+      <w:spacing w:before="160" w:after="80"/>
       <w:outlineLvl w:val="1"/>
     </w:pPr>
     <w:rPr>
-      <w:b/>
-      <w:sz w:val="36"/>
-      <w:szCs w:val="36"/>
+      <w:rFonts w:asciiTheme="majorHAnsi" w:eastAsiaTheme="majorEastAsia" w:hAnsiTheme="majorHAnsi" w:cstheme="majorBidi"/>
+      <w:color w:val="000000" w:themeColor="text1"/>
+      <w:sz w:val="28"/>
+      <w:szCs w:val="28"/>
     </w:rPr>
   </w:style>
   <w:style w:type="paragraph" w:styleId="3">
     <w:name w:val="heading 3"/>
     <w:basedOn w:val="a"/>
     <w:next w:val="a"/>
+    <w:link w:val="3Char"/>
     <w:uiPriority w:val="9"/>
     <w:semiHidden/>
     <w:unhideWhenUsed/>
     <w:qFormat/>
+    <w:rsid w:val="003F1109"/>
     <w:pPr>
       <w:keepNext/>
       <w:keepLines/>
-      <w:spacing w:before="280" w:after="80"/>
+      <w:spacing w:before="160" w:after="80"/>
       <w:outlineLvl w:val="2"/>
     </w:pPr>
     <w:rPr>
-      <w:b/>
-      <w:sz w:val="28"/>
-      <w:szCs w:val="28"/>
+      <w:rFonts w:asciiTheme="majorHAnsi" w:eastAsiaTheme="majorEastAsia" w:hAnsiTheme="majorHAnsi" w:cstheme="majorBidi"/>
+      <w:color w:val="000000" w:themeColor="text1"/>
+      <w:sz w:val="24"/>
     </w:rPr>
   </w:style>
   <w:style w:type="paragraph" w:styleId="4">
     <w:name w:val="heading 4"/>
     <w:basedOn w:val="a"/>
     <w:next w:val="a"/>
+    <w:link w:val="4Char"/>
     <w:uiPriority w:val="9"/>
     <w:semiHidden/>
     <w:unhideWhenUsed/>
     <w:qFormat/>
+    <w:rsid w:val="003F1109"/>
     <w:pPr>
       <w:keepNext/>
       <w:keepLines/>
-      <w:spacing w:before="240" w:after="40"/>
+      <w:spacing w:before="80" w:after="40"/>
       <w:outlineLvl w:val="3"/>
     </w:pPr>
     <w:rPr>
-      <w:b/>
-      <w:sz w:val="24"/>
-      <w:szCs w:val="24"/>
+      <w:rFonts w:asciiTheme="majorHAnsi" w:eastAsiaTheme="majorEastAsia" w:hAnsiTheme="majorHAnsi" w:cstheme="majorBidi"/>
+      <w:color w:val="000000" w:themeColor="text1"/>
     </w:rPr>
   </w:style>
   <w:style w:type="paragraph" w:styleId="5">
     <w:name w:val="heading 5"/>
     <w:basedOn w:val="a"/>
     <w:next w:val="a"/>
+    <w:link w:val="5Char"/>
     <w:uiPriority w:val="9"/>
     <w:semiHidden/>
     <w:unhideWhenUsed/>
     <w:qFormat/>
+    <w:rsid w:val="003F1109"/>
     <w:pPr>
       <w:keepNext/>
       <w:keepLines/>
-      <w:spacing w:before="220" w:after="40"/>
+      <w:spacing w:before="80" w:after="40"/>
+      <w:ind w:leftChars="100" w:left="100"/>
       <w:outlineLvl w:val="4"/>
     </w:pPr>
     <w:rPr>
-      <w:b/>
+      <w:rFonts w:asciiTheme="majorHAnsi" w:eastAsiaTheme="majorEastAsia" w:hAnsiTheme="majorHAnsi" w:cstheme="majorBidi"/>
+      <w:color w:val="000000" w:themeColor="text1"/>
     </w:rPr>
   </w:style>
   <w:style w:type="paragraph" w:styleId="6">
     <w:name w:val="heading 6"/>
     <w:basedOn w:val="a"/>
     <w:next w:val="a"/>
+    <w:link w:val="6Char"/>
     <w:uiPriority w:val="9"/>
     <w:semiHidden/>
     <w:unhideWhenUsed/>
     <w:qFormat/>
+    <w:rsid w:val="003F1109"/>
     <w:pPr>
       <w:keepNext/>
       <w:keepLines/>
-      <w:spacing w:before="200" w:after="40"/>
+      <w:spacing w:before="80" w:after="40"/>
+      <w:ind w:leftChars="200" w:left="200"/>
       <w:outlineLvl w:val="5"/>
     </w:pPr>
     <w:rPr>
-      <w:b/>
-      <w:sz w:val="20"/>
-      <w:szCs w:val="20"/>
+      <w:rFonts w:asciiTheme="majorHAnsi" w:eastAsiaTheme="majorEastAsia" w:hAnsiTheme="majorHAnsi" w:cstheme="majorBidi"/>
+      <w:color w:val="000000" w:themeColor="text1"/>
+    </w:rPr>
+  </w:style>
+  <w:style w:type="paragraph" w:styleId="7">
+    <w:name w:val="heading 7"/>
+    <w:basedOn w:val="a"/>
+    <w:next w:val="a"/>
+    <w:link w:val="7Char"/>
+    <w:uiPriority w:val="9"/>
+    <w:semiHidden/>
+    <w:unhideWhenUsed/>
+    <w:qFormat/>
+    <w:rsid w:val="003F1109"/>
+    <w:pPr>
+      <w:keepNext/>
+      <w:keepLines/>
+      <w:spacing w:before="80" w:after="40"/>
+      <w:ind w:leftChars="300" w:left="300"/>
+      <w:outlineLvl w:val="6"/>
+    </w:pPr>
+    <w:rPr>
+      <w:rFonts w:asciiTheme="majorHAnsi" w:eastAsiaTheme="majorEastAsia" w:hAnsiTheme="majorHAnsi" w:cstheme="majorBidi"/>
+      <w:color w:val="000000" w:themeColor="text1"/>
+    </w:rPr>
+  </w:style>
+  <w:style w:type="paragraph" w:styleId="8">
+    <w:name w:val="heading 8"/>
+    <w:basedOn w:val="a"/>
+    <w:next w:val="a"/>
+    <w:link w:val="8Char"/>
+    <w:uiPriority w:val="9"/>
+    <w:semiHidden/>
+    <w:unhideWhenUsed/>
+    <w:qFormat/>
+    <w:rsid w:val="003F1109"/>
+    <w:pPr>
+      <w:keepNext/>
+      <w:keepLines/>
+      <w:spacing w:before="80" w:after="40"/>
+      <w:ind w:leftChars="400" w:left="400"/>
+      <w:outlineLvl w:val="7"/>
+    </w:pPr>
+    <w:rPr>
+      <w:rFonts w:asciiTheme="majorHAnsi" w:eastAsiaTheme="majorEastAsia" w:hAnsiTheme="majorHAnsi" w:cstheme="majorBidi"/>
+      <w:color w:val="000000" w:themeColor="text1"/>
+    </w:rPr>
+  </w:style>
+  <w:style w:type="paragraph" w:styleId="9">
+    <w:name w:val="heading 9"/>
+    <w:basedOn w:val="a"/>
+    <w:next w:val="a"/>
+    <w:link w:val="9Char"/>
+    <w:uiPriority w:val="9"/>
+    <w:semiHidden/>
+    <w:unhideWhenUsed/>
+    <w:qFormat/>
+    <w:rsid w:val="003F1109"/>
+    <w:pPr>
+      <w:keepNext/>
+      <w:keepLines/>
+      <w:spacing w:before="80" w:after="40"/>
+      <w:ind w:leftChars="500" w:left="500"/>
+      <w:outlineLvl w:val="8"/>
+    </w:pPr>
+    <w:rPr>
+      <w:rFonts w:asciiTheme="majorHAnsi" w:eastAsiaTheme="majorEastAsia" w:hAnsiTheme="majorHAnsi" w:cstheme="majorBidi"/>
+      <w:color w:val="000000" w:themeColor="text1"/>
     </w:rPr>
   </w:style>
   <w:style w:type="character" w:default="1" w:styleId="a0">
@@ -14624,8 +16519,305 @@
     <w:semiHidden/>
     <w:unhideWhenUsed/>
   </w:style>
+  <w:style w:type="character" w:customStyle="1" w:styleId="1Char">
+    <w:name w:val="제목 1 Char"/>
+    <w:basedOn w:val="a0"/>
+    <w:link w:val="1"/>
+    <w:uiPriority w:val="9"/>
+    <w:rsid w:val="003F1109"/>
+    <w:rPr>
+      <w:rFonts w:asciiTheme="majorHAnsi" w:eastAsiaTheme="majorEastAsia" w:hAnsiTheme="majorHAnsi" w:cstheme="majorBidi"/>
+      <w:color w:val="000000" w:themeColor="text1"/>
+      <w:sz w:val="32"/>
+      <w:szCs w:val="32"/>
+    </w:rPr>
+  </w:style>
+  <w:style w:type="character" w:customStyle="1" w:styleId="2Char">
+    <w:name w:val="제목 2 Char"/>
+    <w:basedOn w:val="a0"/>
+    <w:link w:val="2"/>
+    <w:uiPriority w:val="9"/>
+    <w:semiHidden/>
+    <w:rsid w:val="003F1109"/>
+    <w:rPr>
+      <w:rFonts w:asciiTheme="majorHAnsi" w:eastAsiaTheme="majorEastAsia" w:hAnsiTheme="majorHAnsi" w:cstheme="majorBidi"/>
+      <w:color w:val="000000" w:themeColor="text1"/>
+      <w:sz w:val="28"/>
+      <w:szCs w:val="28"/>
+    </w:rPr>
+  </w:style>
+  <w:style w:type="character" w:customStyle="1" w:styleId="3Char">
+    <w:name w:val="제목 3 Char"/>
+    <w:basedOn w:val="a0"/>
+    <w:link w:val="3"/>
+    <w:uiPriority w:val="9"/>
+    <w:semiHidden/>
+    <w:rsid w:val="003F1109"/>
+    <w:rPr>
+      <w:rFonts w:asciiTheme="majorHAnsi" w:eastAsiaTheme="majorEastAsia" w:hAnsiTheme="majorHAnsi" w:cstheme="majorBidi"/>
+      <w:color w:val="000000" w:themeColor="text1"/>
+      <w:sz w:val="24"/>
+    </w:rPr>
+  </w:style>
+  <w:style w:type="character" w:customStyle="1" w:styleId="4Char">
+    <w:name w:val="제목 4 Char"/>
+    <w:basedOn w:val="a0"/>
+    <w:link w:val="4"/>
+    <w:uiPriority w:val="9"/>
+    <w:semiHidden/>
+    <w:rsid w:val="003F1109"/>
+    <w:rPr>
+      <w:rFonts w:asciiTheme="majorHAnsi" w:eastAsiaTheme="majorEastAsia" w:hAnsiTheme="majorHAnsi" w:cstheme="majorBidi"/>
+      <w:color w:val="000000" w:themeColor="text1"/>
+    </w:rPr>
+  </w:style>
+  <w:style w:type="character" w:customStyle="1" w:styleId="5Char">
+    <w:name w:val="제목 5 Char"/>
+    <w:basedOn w:val="a0"/>
+    <w:link w:val="5"/>
+    <w:uiPriority w:val="9"/>
+    <w:semiHidden/>
+    <w:rsid w:val="003F1109"/>
+    <w:rPr>
+      <w:rFonts w:asciiTheme="majorHAnsi" w:eastAsiaTheme="majorEastAsia" w:hAnsiTheme="majorHAnsi" w:cstheme="majorBidi"/>
+      <w:color w:val="000000" w:themeColor="text1"/>
+    </w:rPr>
+  </w:style>
+  <w:style w:type="character" w:customStyle="1" w:styleId="6Char">
+    <w:name w:val="제목 6 Char"/>
+    <w:basedOn w:val="a0"/>
+    <w:link w:val="6"/>
+    <w:uiPriority w:val="9"/>
+    <w:semiHidden/>
+    <w:rsid w:val="003F1109"/>
+    <w:rPr>
+      <w:rFonts w:asciiTheme="majorHAnsi" w:eastAsiaTheme="majorEastAsia" w:hAnsiTheme="majorHAnsi" w:cstheme="majorBidi"/>
+      <w:color w:val="000000" w:themeColor="text1"/>
+    </w:rPr>
+  </w:style>
+  <w:style w:type="character" w:customStyle="1" w:styleId="7Char">
+    <w:name w:val="제목 7 Char"/>
+    <w:basedOn w:val="a0"/>
+    <w:link w:val="7"/>
+    <w:uiPriority w:val="9"/>
+    <w:semiHidden/>
+    <w:rsid w:val="003F1109"/>
+    <w:rPr>
+      <w:rFonts w:asciiTheme="majorHAnsi" w:eastAsiaTheme="majorEastAsia" w:hAnsiTheme="majorHAnsi" w:cstheme="majorBidi"/>
+      <w:color w:val="000000" w:themeColor="text1"/>
+    </w:rPr>
+  </w:style>
+  <w:style w:type="character" w:customStyle="1" w:styleId="8Char">
+    <w:name w:val="제목 8 Char"/>
+    <w:basedOn w:val="a0"/>
+    <w:link w:val="8"/>
+    <w:uiPriority w:val="9"/>
+    <w:semiHidden/>
+    <w:rsid w:val="003F1109"/>
+    <w:rPr>
+      <w:rFonts w:asciiTheme="majorHAnsi" w:eastAsiaTheme="majorEastAsia" w:hAnsiTheme="majorHAnsi" w:cstheme="majorBidi"/>
+      <w:color w:val="000000" w:themeColor="text1"/>
+    </w:rPr>
+  </w:style>
+  <w:style w:type="character" w:customStyle="1" w:styleId="9Char">
+    <w:name w:val="제목 9 Char"/>
+    <w:basedOn w:val="a0"/>
+    <w:link w:val="9"/>
+    <w:uiPriority w:val="9"/>
+    <w:semiHidden/>
+    <w:rsid w:val="003F1109"/>
+    <w:rPr>
+      <w:rFonts w:asciiTheme="majorHAnsi" w:eastAsiaTheme="majorEastAsia" w:hAnsiTheme="majorHAnsi" w:cstheme="majorBidi"/>
+      <w:color w:val="000000" w:themeColor="text1"/>
+    </w:rPr>
+  </w:style>
+  <w:style w:type="paragraph" w:styleId="a3">
+    <w:name w:val="Title"/>
+    <w:basedOn w:val="a"/>
+    <w:next w:val="a"/>
+    <w:link w:val="Char"/>
+    <w:uiPriority w:val="10"/>
+    <w:qFormat/>
+    <w:rsid w:val="003F1109"/>
+    <w:pPr>
+      <w:spacing w:after="80"/>
+      <w:contextualSpacing/>
+      <w:jc w:val="center"/>
+    </w:pPr>
+    <w:rPr>
+      <w:rFonts w:asciiTheme="majorHAnsi" w:eastAsiaTheme="majorEastAsia" w:hAnsiTheme="majorHAnsi" w:cstheme="majorBidi"/>
+      <w:spacing w:val="-10"/>
+      <w:kern w:val="28"/>
+      <w:sz w:val="56"/>
+      <w:szCs w:val="56"/>
+    </w:rPr>
+  </w:style>
+  <w:style w:type="character" w:customStyle="1" w:styleId="Char">
+    <w:name w:val="제목 Char"/>
+    <w:basedOn w:val="a0"/>
+    <w:link w:val="a3"/>
+    <w:uiPriority w:val="10"/>
+    <w:rsid w:val="003F1109"/>
+    <w:rPr>
+      <w:rFonts w:asciiTheme="majorHAnsi" w:eastAsiaTheme="majorEastAsia" w:hAnsiTheme="majorHAnsi" w:cstheme="majorBidi"/>
+      <w:spacing w:val="-10"/>
+      <w:kern w:val="28"/>
+      <w:sz w:val="56"/>
+      <w:szCs w:val="56"/>
+    </w:rPr>
+  </w:style>
+  <w:style w:type="paragraph" w:styleId="a4">
+    <w:name w:val="Subtitle"/>
+    <w:basedOn w:val="a"/>
+    <w:next w:val="a"/>
+    <w:link w:val="Char0"/>
+    <w:uiPriority w:val="11"/>
+    <w:qFormat/>
+    <w:rsid w:val="003F1109"/>
+    <w:pPr>
+      <w:numPr>
+        <w:ilvl w:val="1"/>
+      </w:numPr>
+      <w:jc w:val="center"/>
+    </w:pPr>
+    <w:rPr>
+      <w:rFonts w:asciiTheme="majorHAnsi" w:eastAsiaTheme="majorEastAsia" w:hAnsiTheme="majorHAnsi" w:cstheme="majorBidi"/>
+      <w:color w:val="595959" w:themeColor="text1" w:themeTint="A6"/>
+      <w:spacing w:val="15"/>
+      <w:sz w:val="28"/>
+      <w:szCs w:val="28"/>
+    </w:rPr>
+  </w:style>
+  <w:style w:type="character" w:customStyle="1" w:styleId="Char0">
+    <w:name w:val="부제 Char"/>
+    <w:basedOn w:val="a0"/>
+    <w:link w:val="a4"/>
+    <w:uiPriority w:val="11"/>
+    <w:rsid w:val="003F1109"/>
+    <w:rPr>
+      <w:rFonts w:asciiTheme="majorHAnsi" w:eastAsiaTheme="majorEastAsia" w:hAnsiTheme="majorHAnsi" w:cstheme="majorBidi"/>
+      <w:color w:val="595959" w:themeColor="text1" w:themeTint="A6"/>
+      <w:spacing w:val="15"/>
+      <w:sz w:val="28"/>
+      <w:szCs w:val="28"/>
+    </w:rPr>
+  </w:style>
+  <w:style w:type="paragraph" w:styleId="a5">
+    <w:name w:val="Quote"/>
+    <w:basedOn w:val="a"/>
+    <w:next w:val="a"/>
+    <w:link w:val="Char1"/>
+    <w:uiPriority w:val="29"/>
+    <w:qFormat/>
+    <w:rsid w:val="003F1109"/>
+    <w:pPr>
+      <w:spacing w:before="160"/>
+      <w:jc w:val="center"/>
+    </w:pPr>
+    <w:rPr>
+      <w:i/>
+      <w:iCs/>
+      <w:color w:val="404040" w:themeColor="text1" w:themeTint="BF"/>
+    </w:rPr>
+  </w:style>
+  <w:style w:type="character" w:customStyle="1" w:styleId="Char1">
+    <w:name w:val="인용 Char"/>
+    <w:basedOn w:val="a0"/>
+    <w:link w:val="a5"/>
+    <w:uiPriority w:val="29"/>
+    <w:rsid w:val="003F1109"/>
+    <w:rPr>
+      <w:i/>
+      <w:iCs/>
+      <w:color w:val="404040" w:themeColor="text1" w:themeTint="BF"/>
+    </w:rPr>
+  </w:style>
+  <w:style w:type="paragraph" w:styleId="a6">
+    <w:name w:val="List Paragraph"/>
+    <w:basedOn w:val="a"/>
+    <w:uiPriority w:val="1"/>
+    <w:qFormat/>
+    <w:rsid w:val="003F1109"/>
+    <w:pPr>
+      <w:ind w:left="720"/>
+      <w:contextualSpacing/>
+    </w:pPr>
+  </w:style>
+  <w:style w:type="character" w:styleId="a7">
+    <w:name w:val="Intense Emphasis"/>
+    <w:basedOn w:val="a0"/>
+    <w:uiPriority w:val="21"/>
+    <w:qFormat/>
+    <w:rsid w:val="003F1109"/>
+    <w:rPr>
+      <w:i/>
+      <w:iCs/>
+      <w:color w:val="0F4761" w:themeColor="accent1" w:themeShade="BF"/>
+    </w:rPr>
+  </w:style>
+  <w:style w:type="paragraph" w:styleId="a8">
+    <w:name w:val="Intense Quote"/>
+    <w:basedOn w:val="a"/>
+    <w:next w:val="a"/>
+    <w:link w:val="Char2"/>
+    <w:uiPriority w:val="30"/>
+    <w:qFormat/>
+    <w:rsid w:val="003F1109"/>
+    <w:pPr>
+      <w:pBdr>
+        <w:top w:val="single" w:sz="4" w:space="10" w:color="0F4761" w:themeColor="accent1" w:themeShade="BF"/>
+        <w:bottom w:val="single" w:sz="4" w:space="10" w:color="0F4761" w:themeColor="accent1" w:themeShade="BF"/>
+      </w:pBdr>
+      <w:spacing w:before="360" w:after="360"/>
+      <w:ind w:left="864" w:right="864"/>
+      <w:jc w:val="center"/>
+    </w:pPr>
+    <w:rPr>
+      <w:i/>
+      <w:iCs/>
+      <w:color w:val="0F4761" w:themeColor="accent1" w:themeShade="BF"/>
+    </w:rPr>
+  </w:style>
+  <w:style w:type="character" w:customStyle="1" w:styleId="Char2">
+    <w:name w:val="강한 인용 Char"/>
+    <w:basedOn w:val="a0"/>
+    <w:link w:val="a8"/>
+    <w:uiPriority w:val="30"/>
+    <w:rsid w:val="003F1109"/>
+    <w:rPr>
+      <w:i/>
+      <w:iCs/>
+      <w:color w:val="0F4761" w:themeColor="accent1" w:themeShade="BF"/>
+    </w:rPr>
+  </w:style>
+  <w:style w:type="character" w:styleId="a9">
+    <w:name w:val="Intense Reference"/>
+    <w:basedOn w:val="a0"/>
+    <w:uiPriority w:val="32"/>
+    <w:qFormat/>
+    <w:rsid w:val="003F1109"/>
+    <w:rPr>
+      <w:b/>
+      <w:bCs/>
+      <w:smallCaps/>
+      <w:color w:val="0F4761" w:themeColor="accent1" w:themeShade="BF"/>
+      <w:spacing w:val="5"/>
+    </w:rPr>
+  </w:style>
   <w:style w:type="table" w:customStyle="1" w:styleId="TableNormal">
     <w:name w:val="TableNormal"/>
+    <w:rsid w:val="003F1109"/>
+    <w:pPr>
+      <w:widowControl w:val="0"/>
+      <w:spacing w:after="0"/>
+    </w:pPr>
+    <w:rPr>
+      <w:rFonts w:ascii="돋움" w:hAnsi="돋움" w:cs="돋움"/>
+      <w:kern w:val="0"/>
+      <w:szCs w:val="22"/>
+      <w:lang w:val="en"/>
+      <w14:ligatures w14:val="none"/>
+    </w:rPr>
     <w:tblPr>
       <w:tblCellMar>
         <w:top w:w="100" w:type="dxa"/>
@@ -14635,69 +16827,25 @@
       </w:tblCellMar>
     </w:tblPr>
   </w:style>
-  <w:style w:type="paragraph" w:styleId="a3">
-    <w:name w:val="Title"/>
-    <w:basedOn w:val="a"/>
-    <w:next w:val="a"/>
-    <w:uiPriority w:val="10"/>
-    <w:qFormat/>
-    <w:pPr>
-      <w:ind w:left="22"/>
-      <w:jc w:val="center"/>
-    </w:pPr>
-    <w:rPr>
-      <w:rFonts w:ascii="맑은 고딕" w:eastAsia="맑은 고딕" w:hAnsi="맑은 고딕" w:cs="맑은 고딕"/>
-      <w:b/>
-      <w:sz w:val="48"/>
-      <w:szCs w:val="48"/>
-      <w:u w:val="single"/>
-    </w:rPr>
-  </w:style>
   <w:style w:type="table" w:customStyle="1" w:styleId="TableNormal0">
-    <w:name w:val="TableNormal"/>
-    <w:tblPr>
-      <w:tblCellMar>
-        <w:top w:w="100" w:type="dxa"/>
-        <w:left w:w="100" w:type="dxa"/>
-        <w:bottom w:w="100" w:type="dxa"/>
-        <w:right w:w="100" w:type="dxa"/>
-      </w:tblCellMar>
-    </w:tblPr>
-  </w:style>
-  <w:style w:type="table" w:customStyle="1" w:styleId="TableNormal1">
-    <w:name w:val="TableNormal"/>
-    <w:tblPr>
-      <w:tblCellMar>
-        <w:top w:w="100" w:type="dxa"/>
-        <w:left w:w="100" w:type="dxa"/>
-        <w:bottom w:w="100" w:type="dxa"/>
-        <w:right w:w="100" w:type="dxa"/>
-      </w:tblCellMar>
-    </w:tblPr>
-  </w:style>
-  <w:style w:type="table" w:customStyle="1" w:styleId="TableNormal2">
-    <w:name w:val="TableNormal"/>
-    <w:tblPr>
-      <w:tblCellMar>
-        <w:top w:w="100" w:type="dxa"/>
-        <w:left w:w="100" w:type="dxa"/>
-        <w:bottom w:w="100" w:type="dxa"/>
-        <w:right w:w="100" w:type="dxa"/>
-      </w:tblCellMar>
-    </w:tblPr>
-  </w:style>
-  <w:style w:type="table" w:customStyle="1" w:styleId="TableNormal3">
     <w:name w:val="Table Normal"/>
     <w:uiPriority w:val="2"/>
     <w:semiHidden/>
     <w:unhideWhenUsed/>
     <w:qFormat/>
+    <w:rsid w:val="003F1109"/>
     <w:pPr>
+      <w:widowControl w:val="0"/>
       <w:autoSpaceDE w:val="0"/>
       <w:autoSpaceDN w:val="0"/>
+      <w:spacing w:after="0"/>
     </w:pPr>
     <w:rPr>
-      <w:lang w:eastAsia="en-US"/>
+      <w:rFonts w:ascii="돋움" w:hAnsi="돋움" w:cs="돋움"/>
+      <w:kern w:val="0"/>
+      <w:szCs w:val="22"/>
+      <w:lang w:val="en" w:eastAsia="en-US"/>
+      <w14:ligatures w14:val="none"/>
     </w:rPr>
     <w:tblPr>
       <w:tblInd w:w="0" w:type="dxa"/>
@@ -14713,59 +16861,98 @@
     <w:name w:val="목차 11"/>
     <w:uiPriority w:val="1"/>
     <w:qFormat/>
+    <w:rsid w:val="003F1109"/>
     <w:pPr>
-      <w:spacing w:before="352" w:line="399" w:lineRule="exact"/>
+      <w:widowControl w:val="0"/>
+      <w:spacing w:before="352" w:after="0" w:line="399" w:lineRule="exact"/>
       <w:ind w:left="549" w:hanging="302"/>
     </w:pPr>
     <w:rPr>
       <w:rFonts w:ascii="맑은 고딕" w:eastAsia="맑은 고딕" w:hAnsi="맑은 고딕" w:cs="맑은 고딕"/>
+      <w:kern w:val="0"/>
       <w:sz w:val="24"/>
-      <w:szCs w:val="24"/>
+      <w:lang w:val="en"/>
+      <w14:ligatures w14:val="none"/>
     </w:rPr>
   </w:style>
   <w:style w:type="paragraph" w:customStyle="1" w:styleId="21">
     <w:name w:val="목차 21"/>
     <w:uiPriority w:val="1"/>
     <w:qFormat/>
+    <w:rsid w:val="003F1109"/>
     <w:pPr>
-      <w:spacing w:line="384" w:lineRule="exact"/>
+      <w:widowControl w:val="0"/>
+      <w:spacing w:after="0" w:line="384" w:lineRule="exact"/>
       <w:ind w:left="948" w:hanging="435"/>
     </w:pPr>
     <w:rPr>
       <w:rFonts w:ascii="맑은 고딕" w:eastAsia="맑은 고딕" w:hAnsi="맑은 고딕" w:cs="맑은 고딕"/>
+      <w:kern w:val="0"/>
       <w:sz w:val="24"/>
-      <w:szCs w:val="24"/>
+      <w:lang w:val="en"/>
+      <w14:ligatures w14:val="none"/>
     </w:rPr>
   </w:style>
   <w:style w:type="paragraph" w:customStyle="1" w:styleId="31">
     <w:name w:val="목차 31"/>
     <w:uiPriority w:val="1"/>
     <w:qFormat/>
+    <w:rsid w:val="003F1109"/>
     <w:pPr>
-      <w:spacing w:line="384" w:lineRule="exact"/>
+      <w:widowControl w:val="0"/>
+      <w:spacing w:after="0" w:line="384" w:lineRule="exact"/>
       <w:ind w:left="1041" w:hanging="435"/>
     </w:pPr>
     <w:rPr>
       <w:rFonts w:ascii="맑은 고딕" w:eastAsia="맑은 고딕" w:hAnsi="맑은 고딕" w:cs="맑은 고딕"/>
+      <w:kern w:val="0"/>
       <w:sz w:val="24"/>
-      <w:szCs w:val="24"/>
+      <w:lang w:val="en"/>
+      <w14:ligatures w14:val="none"/>
     </w:rPr>
   </w:style>
-  <w:style w:type="paragraph" w:styleId="a4">
+  <w:style w:type="paragraph" w:styleId="aa">
     <w:name w:val="Body Text"/>
+    <w:link w:val="Char3"/>
     <w:uiPriority w:val="1"/>
     <w:qFormat/>
+    <w:rsid w:val="003F1109"/>
+    <w:pPr>
+      <w:widowControl w:val="0"/>
+      <w:spacing w:after="0"/>
+    </w:pPr>
     <w:rPr>
+      <w:rFonts w:ascii="돋움" w:hAnsi="돋움" w:cs="돋움"/>
+      <w:kern w:val="0"/>
       <w:sz w:val="18"/>
       <w:szCs w:val="18"/>
+      <w:lang w:val="en"/>
+      <w14:ligatures w14:val="none"/>
+    </w:rPr>
+  </w:style>
+  <w:style w:type="character" w:customStyle="1" w:styleId="Char3">
+    <w:name w:val="본문 Char"/>
+    <w:basedOn w:val="a0"/>
+    <w:link w:val="aa"/>
+    <w:uiPriority w:val="1"/>
+    <w:rsid w:val="003F1109"/>
+    <w:rPr>
+      <w:rFonts w:ascii="돋움" w:hAnsi="돋움" w:cs="돋움"/>
+      <w:kern w:val="0"/>
+      <w:sz w:val="18"/>
+      <w:szCs w:val="18"/>
+      <w:lang w:val="en"/>
+      <w14:ligatures w14:val="none"/>
     </w:rPr>
   </w:style>
   <w:style w:type="paragraph" w:customStyle="1" w:styleId="110">
     <w:name w:val="제목 11"/>
     <w:uiPriority w:val="1"/>
     <w:qFormat/>
+    <w:rsid w:val="003F1109"/>
     <w:pPr>
-      <w:spacing w:before="412"/>
+      <w:widowControl w:val="0"/>
+      <w:spacing w:before="412" w:after="0"/>
       <w:ind w:right="134"/>
       <w:jc w:val="center"/>
       <w:outlineLvl w:val="1"/>
@@ -14774,15 +16961,21 @@
       <w:rFonts w:ascii="맑은 고딕" w:eastAsia="맑은 고딕" w:hAnsi="맑은 고딕" w:cs="맑은 고딕"/>
       <w:b/>
       <w:bCs/>
+      <w:kern w:val="0"/>
       <w:sz w:val="40"/>
       <w:szCs w:val="40"/>
+      <w:lang w:val="en"/>
+      <w14:ligatures w14:val="none"/>
     </w:rPr>
   </w:style>
   <w:style w:type="paragraph" w:customStyle="1" w:styleId="210">
     <w:name w:val="제목 21"/>
     <w:uiPriority w:val="1"/>
     <w:qFormat/>
+    <w:rsid w:val="003F1109"/>
     <w:pPr>
+      <w:widowControl w:val="0"/>
+      <w:spacing w:after="0"/>
       <w:ind w:left="17"/>
       <w:jc w:val="center"/>
       <w:outlineLvl w:val="2"/>
@@ -14791,31 +16984,42 @@
       <w:rFonts w:ascii="맑은 고딕" w:eastAsia="맑은 고딕" w:hAnsi="맑은 고딕" w:cs="맑은 고딕"/>
       <w:b/>
       <w:bCs/>
+      <w:kern w:val="0"/>
       <w:sz w:val="32"/>
       <w:szCs w:val="32"/>
       <w:u w:val="single" w:color="000000"/>
+      <w:lang w:val="en"/>
+      <w14:ligatures w14:val="none"/>
     </w:rPr>
   </w:style>
   <w:style w:type="paragraph" w:customStyle="1" w:styleId="310">
     <w:name w:val="제목 31"/>
     <w:uiPriority w:val="1"/>
     <w:qFormat/>
+    <w:rsid w:val="003F1109"/>
     <w:pPr>
+      <w:widowControl w:val="0"/>
+      <w:spacing w:after="0"/>
       <w:ind w:left="1605" w:hanging="406"/>
       <w:outlineLvl w:val="3"/>
     </w:pPr>
     <w:rPr>
       <w:rFonts w:ascii="맑은 고딕" w:eastAsia="맑은 고딕" w:hAnsi="맑은 고딕" w:cs="맑은 고딕"/>
+      <w:kern w:val="0"/>
       <w:sz w:val="32"/>
       <w:szCs w:val="32"/>
+      <w:lang w:val="en"/>
+      <w14:ligatures w14:val="none"/>
     </w:rPr>
   </w:style>
   <w:style w:type="paragraph" w:customStyle="1" w:styleId="41">
     <w:name w:val="제목 41"/>
     <w:uiPriority w:val="1"/>
     <w:qFormat/>
+    <w:rsid w:val="003F1109"/>
     <w:pPr>
-      <w:spacing w:before="46"/>
+      <w:widowControl w:val="0"/>
+      <w:spacing w:before="46" w:after="0"/>
       <w:ind w:left="470" w:hanging="353"/>
       <w:outlineLvl w:val="4"/>
     </w:pPr>
@@ -14823,86 +17027,119 @@
       <w:rFonts w:ascii="맑은 고딕" w:eastAsia="맑은 고딕" w:hAnsi="맑은 고딕" w:cs="맑은 고딕"/>
       <w:b/>
       <w:bCs/>
+      <w:kern w:val="0"/>
       <w:sz w:val="28"/>
       <w:szCs w:val="28"/>
-    </w:rPr>
-  </w:style>
-  <w:style w:type="paragraph" w:styleId="a5">
-    <w:name w:val="List Paragraph"/>
-    <w:uiPriority w:val="1"/>
-    <w:qFormat/>
-    <w:pPr>
-      <w:ind w:left="948" w:hanging="435"/>
-    </w:pPr>
-    <w:rPr>
-      <w:rFonts w:ascii="맑은 고딕" w:eastAsia="맑은 고딕" w:hAnsi="맑은 고딕" w:cs="맑은 고딕"/>
+      <w:lang w:val="en"/>
+      <w14:ligatures w14:val="none"/>
     </w:rPr>
   </w:style>
   <w:style w:type="paragraph" w:customStyle="1" w:styleId="TableParagraph">
     <w:name w:val="Table Paragraph"/>
     <w:uiPriority w:val="1"/>
     <w:qFormat/>
+    <w:rsid w:val="003F1109"/>
+    <w:pPr>
+      <w:widowControl w:val="0"/>
+      <w:spacing w:after="0"/>
+    </w:pPr>
     <w:rPr>
       <w:rFonts w:ascii="맑은 고딕" w:eastAsia="맑은 고딕" w:hAnsi="맑은 고딕" w:cs="맑은 고딕"/>
+      <w:kern w:val="0"/>
+      <w:szCs w:val="22"/>
+      <w:lang w:val="en"/>
+      <w14:ligatures w14:val="none"/>
     </w:rPr>
   </w:style>
-  <w:style w:type="paragraph" w:styleId="a6">
+  <w:style w:type="paragraph" w:styleId="ab">
     <w:name w:val="header"/>
-    <w:link w:val="Char"/>
+    <w:link w:val="Char4"/>
     <w:uiPriority w:val="99"/>
     <w:unhideWhenUsed/>
+    <w:rsid w:val="003F1109"/>
     <w:pPr>
+      <w:widowControl w:val="0"/>
       <w:tabs>
         <w:tab w:val="center" w:pos="4513"/>
         <w:tab w:val="right" w:pos="9026"/>
       </w:tabs>
       <w:snapToGrid w:val="0"/>
+      <w:spacing w:after="0"/>
     </w:pPr>
-  </w:style>
-  <w:style w:type="character" w:customStyle="1" w:styleId="Char">
-    <w:name w:val="머리글 Char"/>
-    <w:link w:val="a6"/>
-    <w:uiPriority w:val="99"/>
     <w:rPr>
-      <w:rFonts w:ascii="돋움" w:eastAsia="돋움" w:hAnsi="돋움" w:cs="돋움"/>
-      <w:lang w:eastAsia="ko-KR"/>
+      <w:rFonts w:ascii="돋움" w:hAnsi="돋움" w:cs="돋움"/>
+      <w:kern w:val="0"/>
+      <w:szCs w:val="22"/>
+      <w:lang w:val="en"/>
+      <w14:ligatures w14:val="none"/>
     </w:rPr>
   </w:style>
-  <w:style w:type="paragraph" w:styleId="a7">
+  <w:style w:type="character" w:customStyle="1" w:styleId="Char4">
+    <w:name w:val="머리글 Char"/>
+    <w:basedOn w:val="a0"/>
+    <w:link w:val="ab"/>
+    <w:uiPriority w:val="99"/>
+    <w:rsid w:val="003F1109"/>
+    <w:rPr>
+      <w:rFonts w:ascii="돋움" w:hAnsi="돋움" w:cs="돋움"/>
+      <w:kern w:val="0"/>
+      <w:szCs w:val="22"/>
+      <w:lang w:val="en"/>
+      <w14:ligatures w14:val="none"/>
+    </w:rPr>
+  </w:style>
+  <w:style w:type="paragraph" w:styleId="ac">
     <w:name w:val="footer"/>
-    <w:link w:val="Char0"/>
+    <w:link w:val="Char5"/>
     <w:uiPriority w:val="99"/>
     <w:unhideWhenUsed/>
+    <w:rsid w:val="003F1109"/>
     <w:pPr>
+      <w:widowControl w:val="0"/>
       <w:tabs>
         <w:tab w:val="center" w:pos="4513"/>
         <w:tab w:val="right" w:pos="9026"/>
       </w:tabs>
       <w:snapToGrid w:val="0"/>
+      <w:spacing w:after="0"/>
     </w:pPr>
-  </w:style>
-  <w:style w:type="character" w:customStyle="1" w:styleId="Char0">
-    <w:name w:val="바닥글 Char"/>
-    <w:link w:val="a7"/>
-    <w:uiPriority w:val="99"/>
     <w:rPr>
-      <w:rFonts w:ascii="돋움" w:eastAsia="돋움" w:hAnsi="돋움" w:cs="돋움"/>
-      <w:lang w:eastAsia="ko-KR"/>
+      <w:rFonts w:ascii="돋움" w:hAnsi="돋움" w:cs="돋움"/>
+      <w:kern w:val="0"/>
+      <w:szCs w:val="22"/>
+      <w:lang w:val="en"/>
+      <w14:ligatures w14:val="none"/>
     </w:rPr>
   </w:style>
-  <w:style w:type="character" w:styleId="a8">
+  <w:style w:type="character" w:customStyle="1" w:styleId="Char5">
+    <w:name w:val="바닥글 Char"/>
+    <w:basedOn w:val="a0"/>
+    <w:link w:val="ac"/>
+    <w:uiPriority w:val="99"/>
+    <w:rsid w:val="003F1109"/>
+    <w:rPr>
+      <w:rFonts w:ascii="돋움" w:hAnsi="돋움" w:cs="돋움"/>
+      <w:kern w:val="0"/>
+      <w:szCs w:val="22"/>
+      <w:lang w:val="en"/>
+      <w14:ligatures w14:val="none"/>
+    </w:rPr>
+  </w:style>
+  <w:style w:type="character" w:styleId="ad">
     <w:name w:val="Hyperlink"/>
     <w:uiPriority w:val="99"/>
     <w:unhideWhenUsed/>
+    <w:rsid w:val="003F1109"/>
     <w:rPr>
       <w:color w:val="0000FF"/>
       <w:u w:val="single"/>
     </w:rPr>
   </w:style>
-  <w:style w:type="character" w:styleId="a9">
+  <w:style w:type="character" w:styleId="ae">
     <w:name w:val="FollowedHyperlink"/>
     <w:uiPriority w:val="99"/>
     <w:unhideWhenUsed/>
+    <w:rsid w:val="003F1109"/>
     <w:rPr>
       <w:color w:val="800080"/>
       <w:u w:val="single"/>
@@ -14913,16 +17150,28 @@
     <w:uiPriority w:val="99"/>
     <w:semiHidden/>
     <w:unhideWhenUsed/>
+    <w:rsid w:val="003F1109"/>
     <w:rPr>
       <w:color w:val="605E5C"/>
       <w:shd w:val="clear" w:color="auto" w:fill="E1DFDD"/>
     </w:rPr>
   </w:style>
-  <w:style w:type="table" w:styleId="aa">
+  <w:style w:type="table" w:styleId="af">
     <w:name w:val="Table Grid"/>
     <w:basedOn w:val="a1"/>
     <w:uiPriority w:val="59"/>
-    <w:rsid w:val="003C0513"/>
+    <w:rsid w:val="003F1109"/>
+    <w:pPr>
+      <w:widowControl w:val="0"/>
+      <w:spacing w:after="0"/>
+    </w:pPr>
+    <w:rPr>
+      <w:rFonts w:ascii="돋움" w:hAnsi="돋움" w:cs="돋움"/>
+      <w:kern w:val="0"/>
+      <w:szCs w:val="22"/>
+      <w:lang w:val="en"/>
+      <w14:ligatures w14:val="none"/>
+    </w:rPr>
     <w:tblPr>
       <w:tblBorders>
         <w:top w:val="single" w:sz="4" w:space="0" w:color="auto"/>
@@ -14937,7 +17186,18 @@
   <w:style w:type="table" w:styleId="12">
     <w:name w:val="Plain Table 1"/>
     <w:basedOn w:val="a1"/>
-    <w:rsid w:val="003C0513"/>
+    <w:rsid w:val="003F1109"/>
+    <w:pPr>
+      <w:widowControl w:val="0"/>
+      <w:spacing w:after="0"/>
+    </w:pPr>
+    <w:rPr>
+      <w:rFonts w:ascii="돋움" w:hAnsi="돋움" w:cs="돋움"/>
+      <w:kern w:val="0"/>
+      <w:szCs w:val="22"/>
+      <w:lang w:val="en"/>
+      <w14:ligatures w14:val="none"/>
+    </w:rPr>
     <w:tblPr>
       <w:tblStyleRowBandSize w:val="1"/>
       <w:tblStyleColBandSize w:val="1"/>
@@ -14993,320 +17253,22 @@
       </w:tcPr>
     </w:tblStylePr>
   </w:style>
-  <w:style w:type="character" w:customStyle="1" w:styleId="1Char">
-    <w:name w:val="제목 1 Char"/>
-    <w:uiPriority w:val="9"/>
-    <w:rsid w:val="00DA4622"/>
-    <w:rPr>
-      <w:rFonts w:eastAsia="MS Gothic" w:cs="Times New Roman"/>
-      <w:b/>
-      <w:bCs/>
-      <w:color w:val="365F91"/>
-      <w:sz w:val="28"/>
-      <w:szCs w:val="28"/>
-      <w:lang w:eastAsia="en-US"/>
-    </w:rPr>
-  </w:style>
-  <w:style w:type="table" w:customStyle="1" w:styleId="ab">
-    <w:basedOn w:val="TableNormal3"/>
-    <w:tblPr>
-      <w:tblStyleRowBandSize w:val="1"/>
-      <w:tblStyleColBandSize w:val="1"/>
-    </w:tblPr>
-  </w:style>
-  <w:style w:type="table" w:customStyle="1" w:styleId="ac">
-    <w:basedOn w:val="TableNormal3"/>
-    <w:tblPr>
-      <w:tblStyleRowBandSize w:val="1"/>
-      <w:tblStyleColBandSize w:val="1"/>
-    </w:tblPr>
-  </w:style>
-  <w:style w:type="table" w:customStyle="1" w:styleId="ad">
-    <w:basedOn w:val="TableNormal3"/>
-    <w:tblPr>
-      <w:tblStyleRowBandSize w:val="1"/>
-      <w:tblStyleColBandSize w:val="1"/>
-      <w:tblCellMar>
-        <w:left w:w="115" w:type="dxa"/>
-        <w:right w:w="115" w:type="dxa"/>
-      </w:tblCellMar>
-    </w:tblPr>
-  </w:style>
-  <w:style w:type="table" w:customStyle="1" w:styleId="ae">
-    <w:basedOn w:val="TableNormal3"/>
-    <w:tblPr>
-      <w:tblStyleRowBandSize w:val="1"/>
-      <w:tblStyleColBandSize w:val="1"/>
-      <w:tblCellMar>
-        <w:left w:w="115" w:type="dxa"/>
-        <w:right w:w="115" w:type="dxa"/>
-      </w:tblCellMar>
-    </w:tblPr>
-  </w:style>
-  <w:style w:type="table" w:customStyle="1" w:styleId="af">
-    <w:basedOn w:val="TableNormal3"/>
-    <w:tblPr>
-      <w:tblStyleRowBandSize w:val="1"/>
-      <w:tblStyleColBandSize w:val="1"/>
-      <w:tblCellMar>
-        <w:left w:w="115" w:type="dxa"/>
-        <w:right w:w="115" w:type="dxa"/>
-      </w:tblCellMar>
-    </w:tblPr>
-  </w:style>
-  <w:style w:type="table" w:customStyle="1" w:styleId="af0">
-    <w:basedOn w:val="TableNormal3"/>
-    <w:tblPr>
-      <w:tblStyleRowBandSize w:val="1"/>
-      <w:tblStyleColBandSize w:val="1"/>
-      <w:tblCellMar>
-        <w:left w:w="115" w:type="dxa"/>
-        <w:right w:w="115" w:type="dxa"/>
-      </w:tblCellMar>
-    </w:tblPr>
-  </w:style>
-  <w:style w:type="table" w:customStyle="1" w:styleId="af1">
-    <w:basedOn w:val="TableNormal3"/>
-    <w:tblPr>
-      <w:tblStyleRowBandSize w:val="1"/>
-      <w:tblStyleColBandSize w:val="1"/>
-      <w:tblCellMar>
-        <w:left w:w="115" w:type="dxa"/>
-        <w:right w:w="115" w:type="dxa"/>
-      </w:tblCellMar>
-    </w:tblPr>
-  </w:style>
-  <w:style w:type="table" w:customStyle="1" w:styleId="af2">
-    <w:basedOn w:val="TableNormal3"/>
-    <w:tblPr>
-      <w:tblStyleRowBandSize w:val="1"/>
-      <w:tblStyleColBandSize w:val="1"/>
-      <w:tblCellMar>
-        <w:left w:w="115" w:type="dxa"/>
-        <w:right w:w="115" w:type="dxa"/>
-      </w:tblCellMar>
-    </w:tblPr>
-  </w:style>
-  <w:style w:type="table" w:customStyle="1" w:styleId="af3">
-    <w:basedOn w:val="TableNormal3"/>
-    <w:tblPr>
-      <w:tblStyleRowBandSize w:val="1"/>
-      <w:tblStyleColBandSize w:val="1"/>
-      <w:tblCellMar>
-        <w:left w:w="115" w:type="dxa"/>
-        <w:right w:w="115" w:type="dxa"/>
-      </w:tblCellMar>
-    </w:tblPr>
-  </w:style>
-  <w:style w:type="table" w:customStyle="1" w:styleId="af4">
-    <w:basedOn w:val="TableNormal3"/>
-    <w:tblPr>
-      <w:tblStyleRowBandSize w:val="1"/>
-      <w:tblStyleColBandSize w:val="1"/>
-      <w:tblCellMar>
-        <w:left w:w="115" w:type="dxa"/>
-        <w:right w:w="115" w:type="dxa"/>
-      </w:tblCellMar>
-    </w:tblPr>
-  </w:style>
-  <w:style w:type="table" w:customStyle="1" w:styleId="af5">
-    <w:basedOn w:val="TableNormal3"/>
-    <w:tblPr>
-      <w:tblStyleRowBandSize w:val="1"/>
-      <w:tblStyleColBandSize w:val="1"/>
-      <w:tblCellMar>
-        <w:top w:w="15" w:type="dxa"/>
-        <w:left w:w="15" w:type="dxa"/>
-        <w:bottom w:w="15" w:type="dxa"/>
-        <w:right w:w="15" w:type="dxa"/>
-      </w:tblCellMar>
-    </w:tblPr>
-  </w:style>
-  <w:style w:type="table" w:customStyle="1" w:styleId="af6">
-    <w:basedOn w:val="TableNormal3"/>
-    <w:tblPr>
-      <w:tblStyleRowBandSize w:val="1"/>
-      <w:tblStyleColBandSize w:val="1"/>
-      <w:tblCellMar>
-        <w:top w:w="15" w:type="dxa"/>
-        <w:left w:w="15" w:type="dxa"/>
-        <w:bottom w:w="15" w:type="dxa"/>
-        <w:right w:w="15" w:type="dxa"/>
-      </w:tblCellMar>
-    </w:tblPr>
-  </w:style>
-  <w:style w:type="table" w:customStyle="1" w:styleId="af7">
-    <w:basedOn w:val="TableNormal3"/>
-    <w:tblPr>
-      <w:tblStyleRowBandSize w:val="1"/>
-      <w:tblStyleColBandSize w:val="1"/>
-      <w:tblCellMar>
-        <w:left w:w="115" w:type="dxa"/>
-        <w:right w:w="115" w:type="dxa"/>
-      </w:tblCellMar>
-    </w:tblPr>
-  </w:style>
-  <w:style w:type="table" w:customStyle="1" w:styleId="af8">
-    <w:basedOn w:val="TableNormal3"/>
-    <w:tblPr>
-      <w:tblStyleRowBandSize w:val="1"/>
-      <w:tblStyleColBandSize w:val="1"/>
-      <w:tblCellMar>
-        <w:left w:w="115" w:type="dxa"/>
-        <w:right w:w="115" w:type="dxa"/>
-      </w:tblCellMar>
-    </w:tblPr>
-  </w:style>
-  <w:style w:type="table" w:customStyle="1" w:styleId="af9">
-    <w:basedOn w:val="TableNormal3"/>
-    <w:tblPr>
-      <w:tblStyleRowBandSize w:val="1"/>
-      <w:tblStyleColBandSize w:val="1"/>
-      <w:tblCellMar>
-        <w:left w:w="115" w:type="dxa"/>
-        <w:right w:w="115" w:type="dxa"/>
-      </w:tblCellMar>
-    </w:tblPr>
-  </w:style>
-  <w:style w:type="table" w:customStyle="1" w:styleId="afa">
-    <w:basedOn w:val="TableNormal3"/>
-    <w:tblPr>
-      <w:tblStyleRowBandSize w:val="1"/>
-      <w:tblStyleColBandSize w:val="1"/>
-      <w:tblCellMar>
-        <w:top w:w="15" w:type="dxa"/>
-        <w:left w:w="15" w:type="dxa"/>
-        <w:bottom w:w="15" w:type="dxa"/>
-        <w:right w:w="15" w:type="dxa"/>
-      </w:tblCellMar>
-    </w:tblPr>
-  </w:style>
-  <w:style w:type="table" w:customStyle="1" w:styleId="afb">
-    <w:basedOn w:val="TableNormal3"/>
-    <w:tblPr>
-      <w:tblStyleRowBandSize w:val="1"/>
-      <w:tblStyleColBandSize w:val="1"/>
-      <w:tblCellMar>
-        <w:top w:w="15" w:type="dxa"/>
-        <w:left w:w="15" w:type="dxa"/>
-        <w:bottom w:w="15" w:type="dxa"/>
-        <w:right w:w="15" w:type="dxa"/>
-      </w:tblCellMar>
-    </w:tblPr>
-  </w:style>
-  <w:style w:type="table" w:customStyle="1" w:styleId="afc">
-    <w:basedOn w:val="TableNormal3"/>
-    <w:tblPr>
-      <w:tblStyleRowBandSize w:val="1"/>
-      <w:tblStyleColBandSize w:val="1"/>
-      <w:tblCellMar>
-        <w:left w:w="115" w:type="dxa"/>
-        <w:right w:w="115" w:type="dxa"/>
-      </w:tblCellMar>
-    </w:tblPr>
-  </w:style>
-  <w:style w:type="table" w:customStyle="1" w:styleId="afd">
-    <w:basedOn w:val="TableNormal3"/>
-    <w:tblPr>
-      <w:tblStyleRowBandSize w:val="1"/>
-      <w:tblStyleColBandSize w:val="1"/>
-      <w:tblCellMar>
-        <w:top w:w="15" w:type="dxa"/>
-        <w:left w:w="15" w:type="dxa"/>
-        <w:bottom w:w="15" w:type="dxa"/>
-        <w:right w:w="15" w:type="dxa"/>
-      </w:tblCellMar>
-    </w:tblPr>
-  </w:style>
-  <w:style w:type="table" w:customStyle="1" w:styleId="afe">
-    <w:basedOn w:val="TableNormal3"/>
-    <w:tblPr>
-      <w:tblStyleRowBandSize w:val="1"/>
-      <w:tblStyleColBandSize w:val="1"/>
-      <w:tblCellMar>
-        <w:top w:w="15" w:type="dxa"/>
-        <w:left w:w="15" w:type="dxa"/>
-        <w:bottom w:w="15" w:type="dxa"/>
-        <w:right w:w="15" w:type="dxa"/>
-      </w:tblCellMar>
-    </w:tblPr>
-  </w:style>
-  <w:style w:type="table" w:customStyle="1" w:styleId="aff">
-    <w:basedOn w:val="TableNormal3"/>
-    <w:tblPr>
-      <w:tblStyleRowBandSize w:val="1"/>
-      <w:tblStyleColBandSize w:val="1"/>
-      <w:tblCellMar>
-        <w:left w:w="115" w:type="dxa"/>
-        <w:right w:w="115" w:type="dxa"/>
-      </w:tblCellMar>
-    </w:tblPr>
-  </w:style>
-  <w:style w:type="table" w:customStyle="1" w:styleId="aff0">
-    <w:basedOn w:val="TableNormal3"/>
-    <w:tblPr>
-      <w:tblStyleRowBandSize w:val="1"/>
-      <w:tblStyleColBandSize w:val="1"/>
-      <w:tblCellMar>
-        <w:left w:w="115" w:type="dxa"/>
-        <w:right w:w="115" w:type="dxa"/>
-      </w:tblCellMar>
-    </w:tblPr>
-  </w:style>
-  <w:style w:type="table" w:customStyle="1" w:styleId="aff1">
-    <w:basedOn w:val="TableNormal3"/>
-    <w:tblPr>
-      <w:tblStyleRowBandSize w:val="1"/>
-      <w:tblStyleColBandSize w:val="1"/>
-      <w:tblCellMar>
-        <w:left w:w="115" w:type="dxa"/>
-        <w:right w:w="115" w:type="dxa"/>
-      </w:tblCellMar>
-    </w:tblPr>
-  </w:style>
-  <w:style w:type="table" w:customStyle="1" w:styleId="aff2">
-    <w:basedOn w:val="TableNormal3"/>
-    <w:tblPr>
-      <w:tblStyleRowBandSize w:val="1"/>
-      <w:tblStyleColBandSize w:val="1"/>
-      <w:tblCellMar>
-        <w:left w:w="115" w:type="dxa"/>
-        <w:right w:w="115" w:type="dxa"/>
-      </w:tblCellMar>
-    </w:tblPr>
-  </w:style>
-  <w:style w:type="table" w:customStyle="1" w:styleId="aff3">
-    <w:basedOn w:val="TableNormal3"/>
-    <w:tblPr>
-      <w:tblStyleRowBandSize w:val="1"/>
-      <w:tblStyleColBandSize w:val="1"/>
-      <w:tblCellMar>
-        <w:left w:w="115" w:type="dxa"/>
-        <w:right w:w="115" w:type="dxa"/>
-      </w:tblCellMar>
-    </w:tblPr>
-  </w:style>
-  <w:style w:type="table" w:customStyle="1" w:styleId="aff4">
-    <w:basedOn w:val="TableNormal3"/>
-    <w:tblPr>
-      <w:tblStyleRowBandSize w:val="1"/>
-      <w:tblStyleColBandSize w:val="1"/>
-      <w:tblCellMar>
-        <w:left w:w="115" w:type="dxa"/>
-        <w:right w:w="115" w:type="dxa"/>
-      </w:tblCellMar>
-    </w:tblPr>
-  </w:style>
-  <w:style w:type="paragraph" w:styleId="aff5">
+  <w:style w:type="paragraph" w:styleId="af0">
     <w:name w:val="Normal (Web)"/>
     <w:uiPriority w:val="99"/>
     <w:semiHidden/>
     <w:unhideWhenUsed/>
-    <w:rsid w:val="000E0BB5"/>
+    <w:rsid w:val="003F1109"/>
+    <w:pPr>
+      <w:widowControl w:val="0"/>
+      <w:spacing w:after="0"/>
+    </w:pPr>
     <w:rPr>
       <w:rFonts w:ascii="Times New Roman" w:hAnsi="Times New Roman" w:cs="Times New Roman"/>
+      <w:kern w:val="0"/>
       <w:sz w:val="24"/>
-      <w:szCs w:val="24"/>
+      <w:lang w:val="en"/>
+      <w14:ligatures w14:val="none"/>
     </w:rPr>
   </w:style>
   <w:style w:type="paragraph" w:styleId="TOC">
@@ -15314,16 +17276,18 @@
     <w:uiPriority w:val="39"/>
     <w:unhideWhenUsed/>
     <w:qFormat/>
-    <w:rsid w:val="000A1A29"/>
+    <w:rsid w:val="003F1109"/>
     <w:pPr>
-      <w:spacing w:before="240" w:line="259" w:lineRule="auto"/>
+      <w:widowControl w:val="0"/>
+      <w:spacing w:before="240" w:after="0" w:line="259" w:lineRule="auto"/>
     </w:pPr>
     <w:rPr>
       <w:rFonts w:asciiTheme="majorHAnsi" w:eastAsiaTheme="majorEastAsia" w:hAnsiTheme="majorHAnsi" w:cstheme="majorBidi"/>
-      <w:color w:val="365F91" w:themeColor="accent1" w:themeShade="BF"/>
+      <w:color w:val="0F4761" w:themeColor="accent1" w:themeShade="BF"/>
+      <w:kern w:val="0"/>
       <w:sz w:val="32"/>
       <w:szCs w:val="32"/>
-      <w:lang w:val="en-US"/>
+      <w14:ligatures w14:val="none"/>
     </w:rPr>
   </w:style>
   <w:style w:type="paragraph" w:styleId="13">
@@ -15331,22 +17295,34 @@
     <w:autoRedefine/>
     <w:uiPriority w:val="39"/>
     <w:unhideWhenUsed/>
-    <w:rsid w:val="000A1A29"/>
+    <w:rsid w:val="003F1109"/>
+    <w:pPr>
+      <w:widowControl w:val="0"/>
+      <w:spacing w:after="0"/>
+    </w:pPr>
+    <w:rPr>
+      <w:rFonts w:ascii="돋움" w:hAnsi="돋움" w:cs="돋움"/>
+      <w:kern w:val="0"/>
+      <w:szCs w:val="22"/>
+      <w:lang w:val="en"/>
+      <w14:ligatures w14:val="none"/>
+    </w:rPr>
   </w:style>
   <w:style w:type="paragraph" w:styleId="20">
     <w:name w:val="toc 2"/>
     <w:autoRedefine/>
     <w:uiPriority w:val="39"/>
     <w:unhideWhenUsed/>
-    <w:rsid w:val="000A1A29"/>
+    <w:rsid w:val="003F1109"/>
     <w:pPr>
-      <w:widowControl/>
       <w:spacing w:after="100" w:line="259" w:lineRule="auto"/>
       <w:ind w:left="220"/>
     </w:pPr>
     <w:rPr>
-      <w:rFonts w:asciiTheme="minorHAnsi" w:hAnsiTheme="minorHAnsi" w:cs="Times New Roman"/>
-      <w:lang w:val="en-US"/>
+      <w:rFonts w:asciiTheme="minorHAnsi" w:cs="Times New Roman"/>
+      <w:kern w:val="0"/>
+      <w:szCs w:val="22"/>
+      <w14:ligatures w14:val="none"/>
     </w:rPr>
   </w:style>
   <w:style w:type="paragraph" w:styleId="30">
@@ -15354,562 +17330,23 @@
     <w:autoRedefine/>
     <w:uiPriority w:val="39"/>
     <w:unhideWhenUsed/>
-    <w:rsid w:val="000A1A29"/>
+    <w:rsid w:val="003F1109"/>
     <w:pPr>
-      <w:widowControl/>
       <w:spacing w:after="100" w:line="259" w:lineRule="auto"/>
       <w:ind w:left="440"/>
     </w:pPr>
     <w:rPr>
-      <w:rFonts w:asciiTheme="minorHAnsi" w:hAnsiTheme="minorHAnsi" w:cs="Times New Roman"/>
-      <w:lang w:val="en-US"/>
+      <w:rFonts w:asciiTheme="minorHAnsi" w:cs="Times New Roman"/>
+      <w:kern w:val="0"/>
+      <w:szCs w:val="22"/>
+      <w14:ligatures w14:val="none"/>
     </w:rPr>
-  </w:style>
-  <w:style w:type="table" w:customStyle="1" w:styleId="aff6">
-    <w:basedOn w:val="TableNormal2"/>
-    <w:tblPr>
-      <w:tblStyleRowBandSize w:val="1"/>
-      <w:tblStyleColBandSize w:val="1"/>
-      <w:tblCellMar>
-        <w:top w:w="0" w:type="dxa"/>
-        <w:left w:w="0" w:type="dxa"/>
-        <w:bottom w:w="0" w:type="dxa"/>
-        <w:right w:w="0" w:type="dxa"/>
-      </w:tblCellMar>
-    </w:tblPr>
-  </w:style>
-  <w:style w:type="table" w:customStyle="1" w:styleId="aff7">
-    <w:basedOn w:val="TableNormal2"/>
-    <w:tblPr>
-      <w:tblStyleRowBandSize w:val="1"/>
-      <w:tblStyleColBandSize w:val="1"/>
-      <w:tblCellMar>
-        <w:top w:w="0" w:type="dxa"/>
-        <w:left w:w="0" w:type="dxa"/>
-        <w:bottom w:w="0" w:type="dxa"/>
-        <w:right w:w="0" w:type="dxa"/>
-      </w:tblCellMar>
-    </w:tblPr>
-  </w:style>
-  <w:style w:type="table" w:customStyle="1" w:styleId="aff8">
-    <w:basedOn w:val="TableNormal2"/>
-    <w:tblPr>
-      <w:tblStyleRowBandSize w:val="1"/>
-      <w:tblStyleColBandSize w:val="1"/>
-      <w:tblCellMar>
-        <w:top w:w="0" w:type="dxa"/>
-        <w:left w:w="115" w:type="dxa"/>
-        <w:bottom w:w="0" w:type="dxa"/>
-        <w:right w:w="115" w:type="dxa"/>
-      </w:tblCellMar>
-    </w:tblPr>
-  </w:style>
-  <w:style w:type="table" w:customStyle="1" w:styleId="aff9">
-    <w:basedOn w:val="TableNormal2"/>
-    <w:tblPr>
-      <w:tblStyleRowBandSize w:val="1"/>
-      <w:tblStyleColBandSize w:val="1"/>
-      <w:tblCellMar>
-        <w:top w:w="0" w:type="dxa"/>
-        <w:left w:w="115" w:type="dxa"/>
-        <w:bottom w:w="0" w:type="dxa"/>
-        <w:right w:w="115" w:type="dxa"/>
-      </w:tblCellMar>
-    </w:tblPr>
-  </w:style>
-  <w:style w:type="table" w:customStyle="1" w:styleId="affa">
-    <w:basedOn w:val="TableNormal2"/>
-    <w:tblPr>
-      <w:tblStyleRowBandSize w:val="1"/>
-      <w:tblStyleColBandSize w:val="1"/>
-      <w:tblCellMar>
-        <w:top w:w="0" w:type="dxa"/>
-        <w:left w:w="115" w:type="dxa"/>
-        <w:bottom w:w="0" w:type="dxa"/>
-        <w:right w:w="115" w:type="dxa"/>
-      </w:tblCellMar>
-    </w:tblPr>
-  </w:style>
-  <w:style w:type="table" w:customStyle="1" w:styleId="affb">
-    <w:basedOn w:val="TableNormal2"/>
-    <w:tblPr>
-      <w:tblStyleRowBandSize w:val="1"/>
-      <w:tblStyleColBandSize w:val="1"/>
-      <w:tblCellMar>
-        <w:top w:w="0" w:type="dxa"/>
-        <w:left w:w="115" w:type="dxa"/>
-        <w:bottom w:w="0" w:type="dxa"/>
-        <w:right w:w="115" w:type="dxa"/>
-      </w:tblCellMar>
-    </w:tblPr>
-  </w:style>
-  <w:style w:type="table" w:customStyle="1" w:styleId="affc">
-    <w:basedOn w:val="TableNormal2"/>
-    <w:tblPr>
-      <w:tblStyleRowBandSize w:val="1"/>
-      <w:tblStyleColBandSize w:val="1"/>
-      <w:tblCellMar>
-        <w:top w:w="0" w:type="dxa"/>
-        <w:left w:w="115" w:type="dxa"/>
-        <w:bottom w:w="0" w:type="dxa"/>
-        <w:right w:w="115" w:type="dxa"/>
-      </w:tblCellMar>
-    </w:tblPr>
-  </w:style>
-  <w:style w:type="table" w:customStyle="1" w:styleId="affd">
-    <w:basedOn w:val="TableNormal2"/>
-    <w:tblPr>
-      <w:tblStyleRowBandSize w:val="1"/>
-      <w:tblStyleColBandSize w:val="1"/>
-      <w:tblCellMar>
-        <w:top w:w="0" w:type="dxa"/>
-        <w:left w:w="115" w:type="dxa"/>
-        <w:bottom w:w="0" w:type="dxa"/>
-        <w:right w:w="115" w:type="dxa"/>
-      </w:tblCellMar>
-    </w:tblPr>
-  </w:style>
-  <w:style w:type="table" w:customStyle="1" w:styleId="affe">
-    <w:basedOn w:val="TableNormal2"/>
-    <w:tblPr>
-      <w:tblStyleRowBandSize w:val="1"/>
-      <w:tblStyleColBandSize w:val="1"/>
-      <w:tblCellMar>
-        <w:top w:w="0" w:type="dxa"/>
-        <w:left w:w="115" w:type="dxa"/>
-        <w:bottom w:w="0" w:type="dxa"/>
-        <w:right w:w="115" w:type="dxa"/>
-      </w:tblCellMar>
-    </w:tblPr>
-  </w:style>
-  <w:style w:type="table" w:customStyle="1" w:styleId="afff">
-    <w:basedOn w:val="TableNormal2"/>
-    <w:tblPr>
-      <w:tblStyleRowBandSize w:val="1"/>
-      <w:tblStyleColBandSize w:val="1"/>
-      <w:tblCellMar>
-        <w:top w:w="0" w:type="dxa"/>
-        <w:left w:w="108" w:type="dxa"/>
-        <w:bottom w:w="0" w:type="dxa"/>
-        <w:right w:w="108" w:type="dxa"/>
-      </w:tblCellMar>
-    </w:tblPr>
-  </w:style>
-  <w:style w:type="table" w:customStyle="1" w:styleId="afff0">
-    <w:basedOn w:val="TableNormal2"/>
-    <w:tblPr>
-      <w:tblStyleRowBandSize w:val="1"/>
-      <w:tblStyleColBandSize w:val="1"/>
-      <w:tblCellMar>
-        <w:top w:w="0" w:type="dxa"/>
-        <w:left w:w="115" w:type="dxa"/>
-        <w:bottom w:w="0" w:type="dxa"/>
-        <w:right w:w="115" w:type="dxa"/>
-      </w:tblCellMar>
-    </w:tblPr>
-  </w:style>
-  <w:style w:type="table" w:customStyle="1" w:styleId="afff1">
-    <w:basedOn w:val="TableNormal2"/>
-    <w:tblPr>
-      <w:tblStyleRowBandSize w:val="1"/>
-      <w:tblStyleColBandSize w:val="1"/>
-      <w:tblCellMar>
-        <w:top w:w="0" w:type="dxa"/>
-        <w:left w:w="115" w:type="dxa"/>
-        <w:bottom w:w="0" w:type="dxa"/>
-        <w:right w:w="115" w:type="dxa"/>
-      </w:tblCellMar>
-    </w:tblPr>
-  </w:style>
-  <w:style w:type="table" w:customStyle="1" w:styleId="afff2">
-    <w:basedOn w:val="TableNormal2"/>
-    <w:tblPr>
-      <w:tblStyleRowBandSize w:val="1"/>
-      <w:tblStyleColBandSize w:val="1"/>
-      <w:tblCellMar>
-        <w:top w:w="0" w:type="dxa"/>
-        <w:left w:w="115" w:type="dxa"/>
-        <w:bottom w:w="0" w:type="dxa"/>
-        <w:right w:w="115" w:type="dxa"/>
-      </w:tblCellMar>
-    </w:tblPr>
-  </w:style>
-  <w:style w:type="table" w:customStyle="1" w:styleId="afff3">
-    <w:basedOn w:val="TableNormal2"/>
-    <w:tblPr>
-      <w:tblStyleRowBandSize w:val="1"/>
-      <w:tblStyleColBandSize w:val="1"/>
-      <w:tblCellMar>
-        <w:top w:w="0" w:type="dxa"/>
-        <w:left w:w="0" w:type="dxa"/>
-        <w:bottom w:w="0" w:type="dxa"/>
-        <w:right w:w="0" w:type="dxa"/>
-      </w:tblCellMar>
-    </w:tblPr>
-  </w:style>
-  <w:style w:type="table" w:customStyle="1" w:styleId="afff4">
-    <w:basedOn w:val="TableNormal2"/>
-    <w:tblPr>
-      <w:tblStyleRowBandSize w:val="1"/>
-      <w:tblStyleColBandSize w:val="1"/>
-      <w:tblCellMar>
-        <w:top w:w="0" w:type="dxa"/>
-        <w:left w:w="0" w:type="dxa"/>
-        <w:bottom w:w="0" w:type="dxa"/>
-        <w:right w:w="0" w:type="dxa"/>
-      </w:tblCellMar>
-    </w:tblPr>
-  </w:style>
-  <w:style w:type="table" w:customStyle="1" w:styleId="afff5">
-    <w:basedOn w:val="TableNormal2"/>
-    <w:tblPr>
-      <w:tblStyleRowBandSize w:val="1"/>
-      <w:tblStyleColBandSize w:val="1"/>
-      <w:tblCellMar>
-        <w:top w:w="0" w:type="dxa"/>
-        <w:left w:w="115" w:type="dxa"/>
-        <w:bottom w:w="0" w:type="dxa"/>
-        <w:right w:w="115" w:type="dxa"/>
-      </w:tblCellMar>
-    </w:tblPr>
-  </w:style>
-  <w:style w:type="table" w:customStyle="1" w:styleId="afff6">
-    <w:basedOn w:val="TableNormal2"/>
-    <w:tblPr>
-      <w:tblStyleRowBandSize w:val="1"/>
-      <w:tblStyleColBandSize w:val="1"/>
-      <w:tblCellMar>
-        <w:top w:w="0" w:type="dxa"/>
-        <w:left w:w="115" w:type="dxa"/>
-        <w:bottom w:w="0" w:type="dxa"/>
-        <w:right w:w="115" w:type="dxa"/>
-      </w:tblCellMar>
-    </w:tblPr>
-  </w:style>
-  <w:style w:type="table" w:customStyle="1" w:styleId="afff7">
-    <w:basedOn w:val="TableNormal2"/>
-    <w:tblPr>
-      <w:tblStyleRowBandSize w:val="1"/>
-      <w:tblStyleColBandSize w:val="1"/>
-      <w:tblCellMar>
-        <w:top w:w="0" w:type="dxa"/>
-        <w:left w:w="115" w:type="dxa"/>
-        <w:bottom w:w="0" w:type="dxa"/>
-        <w:right w:w="115" w:type="dxa"/>
-      </w:tblCellMar>
-    </w:tblPr>
-  </w:style>
-  <w:style w:type="table" w:customStyle="1" w:styleId="afff8">
-    <w:basedOn w:val="TableNormal2"/>
-    <w:tblPr>
-      <w:tblStyleRowBandSize w:val="1"/>
-      <w:tblStyleColBandSize w:val="1"/>
-      <w:tblCellMar>
-        <w:top w:w="0" w:type="dxa"/>
-        <w:left w:w="115" w:type="dxa"/>
-        <w:bottom w:w="0" w:type="dxa"/>
-        <w:right w:w="115" w:type="dxa"/>
-      </w:tblCellMar>
-    </w:tblPr>
-  </w:style>
-  <w:style w:type="table" w:customStyle="1" w:styleId="afff9">
-    <w:basedOn w:val="TableNormal2"/>
-    <w:tblPr>
-      <w:tblStyleRowBandSize w:val="1"/>
-      <w:tblStyleColBandSize w:val="1"/>
-      <w:tblCellMar>
-        <w:top w:w="0" w:type="dxa"/>
-        <w:left w:w="115" w:type="dxa"/>
-        <w:bottom w:w="0" w:type="dxa"/>
-        <w:right w:w="115" w:type="dxa"/>
-      </w:tblCellMar>
-    </w:tblPr>
-  </w:style>
-  <w:style w:type="table" w:customStyle="1" w:styleId="afffa">
-    <w:basedOn w:val="TableNormal2"/>
-    <w:tblPr>
-      <w:tblStyleRowBandSize w:val="1"/>
-      <w:tblStyleColBandSize w:val="1"/>
-      <w:tblCellMar>
-        <w:top w:w="0" w:type="dxa"/>
-        <w:left w:w="115" w:type="dxa"/>
-        <w:bottom w:w="0" w:type="dxa"/>
-        <w:right w:w="115" w:type="dxa"/>
-      </w:tblCellMar>
-    </w:tblPr>
-  </w:style>
-  <w:style w:type="table" w:customStyle="1" w:styleId="afffb">
-    <w:basedOn w:val="TableNormal2"/>
-    <w:tblPr>
-      <w:tblStyleRowBandSize w:val="1"/>
-      <w:tblStyleColBandSize w:val="1"/>
-      <w:tblCellMar>
-        <w:top w:w="0" w:type="dxa"/>
-        <w:left w:w="115" w:type="dxa"/>
-        <w:bottom w:w="0" w:type="dxa"/>
-        <w:right w:w="115" w:type="dxa"/>
-      </w:tblCellMar>
-    </w:tblPr>
-  </w:style>
-  <w:style w:type="table" w:customStyle="1" w:styleId="afffc">
-    <w:basedOn w:val="TableNormal2"/>
-    <w:tblPr>
-      <w:tblStyleRowBandSize w:val="1"/>
-      <w:tblStyleColBandSize w:val="1"/>
-      <w:tblCellMar>
-        <w:top w:w="0" w:type="dxa"/>
-        <w:left w:w="108" w:type="dxa"/>
-        <w:bottom w:w="0" w:type="dxa"/>
-        <w:right w:w="108" w:type="dxa"/>
-      </w:tblCellMar>
-    </w:tblPr>
-  </w:style>
-  <w:style w:type="table" w:customStyle="1" w:styleId="afffd">
-    <w:basedOn w:val="TableNormal2"/>
-    <w:tblPr>
-      <w:tblStyleRowBandSize w:val="1"/>
-      <w:tblStyleColBandSize w:val="1"/>
-      <w:tblCellMar>
-        <w:top w:w="0" w:type="dxa"/>
-        <w:left w:w="115" w:type="dxa"/>
-        <w:bottom w:w="0" w:type="dxa"/>
-        <w:right w:w="115" w:type="dxa"/>
-      </w:tblCellMar>
-    </w:tblPr>
-  </w:style>
-  <w:style w:type="table" w:customStyle="1" w:styleId="afffe">
-    <w:basedOn w:val="TableNormal2"/>
-    <w:tblPr>
-      <w:tblStyleRowBandSize w:val="1"/>
-      <w:tblStyleColBandSize w:val="1"/>
-      <w:tblCellMar>
-        <w:top w:w="0" w:type="dxa"/>
-        <w:left w:w="115" w:type="dxa"/>
-        <w:bottom w:w="0" w:type="dxa"/>
-        <w:right w:w="115" w:type="dxa"/>
-      </w:tblCellMar>
-    </w:tblPr>
-  </w:style>
-  <w:style w:type="table" w:customStyle="1" w:styleId="affff">
-    <w:basedOn w:val="TableNormal2"/>
-    <w:tblPr>
-      <w:tblStyleRowBandSize w:val="1"/>
-      <w:tblStyleColBandSize w:val="1"/>
-      <w:tblCellMar>
-        <w:top w:w="0" w:type="dxa"/>
-        <w:left w:w="115" w:type="dxa"/>
-        <w:bottom w:w="0" w:type="dxa"/>
-        <w:right w:w="115" w:type="dxa"/>
-      </w:tblCellMar>
-    </w:tblPr>
-  </w:style>
-  <w:style w:type="table" w:customStyle="1" w:styleId="affff0">
-    <w:basedOn w:val="TableNormal2"/>
-    <w:tblPr>
-      <w:tblStyleRowBandSize w:val="1"/>
-      <w:tblStyleColBandSize w:val="1"/>
-    </w:tblPr>
-  </w:style>
-  <w:style w:type="paragraph" w:styleId="affff1">
-    <w:name w:val="Subtitle"/>
-    <w:basedOn w:val="a"/>
-    <w:next w:val="a"/>
-    <w:uiPriority w:val="11"/>
-    <w:qFormat/>
-    <w:pPr>
-      <w:keepNext/>
-      <w:keepLines/>
-      <w:spacing w:before="360" w:after="80"/>
-    </w:pPr>
-    <w:rPr>
-      <w:rFonts w:ascii="Georgia" w:eastAsia="Georgia" w:hAnsi="Georgia" w:cs="Georgia"/>
-      <w:i/>
-      <w:color w:val="666666"/>
-      <w:sz w:val="48"/>
-      <w:szCs w:val="48"/>
-    </w:rPr>
-  </w:style>
-  <w:style w:type="table" w:customStyle="1" w:styleId="affff2">
-    <w:basedOn w:val="TableNormal0"/>
-    <w:tblPr>
-      <w:tblStyleRowBandSize w:val="1"/>
-      <w:tblStyleColBandSize w:val="1"/>
-      <w:tblCellMar>
-        <w:top w:w="0" w:type="dxa"/>
-        <w:left w:w="0" w:type="dxa"/>
-        <w:bottom w:w="0" w:type="dxa"/>
-        <w:right w:w="0" w:type="dxa"/>
-      </w:tblCellMar>
-    </w:tblPr>
-  </w:style>
-  <w:style w:type="table" w:customStyle="1" w:styleId="affff3">
-    <w:basedOn w:val="TableNormal0"/>
-    <w:tblPr>
-      <w:tblStyleRowBandSize w:val="1"/>
-      <w:tblStyleColBandSize w:val="1"/>
-      <w:tblCellMar>
-        <w:top w:w="0" w:type="dxa"/>
-        <w:left w:w="0" w:type="dxa"/>
-        <w:bottom w:w="0" w:type="dxa"/>
-        <w:right w:w="0" w:type="dxa"/>
-      </w:tblCellMar>
-    </w:tblPr>
-  </w:style>
-  <w:style w:type="table" w:customStyle="1" w:styleId="affff4">
-    <w:basedOn w:val="TableNormal0"/>
-    <w:tblPr>
-      <w:tblStyleRowBandSize w:val="1"/>
-      <w:tblStyleColBandSize w:val="1"/>
-      <w:tblCellMar>
-        <w:top w:w="0" w:type="dxa"/>
-        <w:left w:w="115" w:type="dxa"/>
-        <w:bottom w:w="0" w:type="dxa"/>
-        <w:right w:w="115" w:type="dxa"/>
-      </w:tblCellMar>
-    </w:tblPr>
-  </w:style>
-  <w:style w:type="table" w:customStyle="1" w:styleId="affff5">
-    <w:basedOn w:val="TableNormal0"/>
-    <w:tblPr>
-      <w:tblStyleRowBandSize w:val="1"/>
-      <w:tblStyleColBandSize w:val="1"/>
-      <w:tblCellMar>
-        <w:top w:w="0" w:type="dxa"/>
-        <w:left w:w="115" w:type="dxa"/>
-        <w:bottom w:w="0" w:type="dxa"/>
-        <w:right w:w="115" w:type="dxa"/>
-      </w:tblCellMar>
-    </w:tblPr>
-  </w:style>
-  <w:style w:type="table" w:customStyle="1" w:styleId="affff6">
-    <w:basedOn w:val="TableNormal0"/>
-    <w:tblPr>
-      <w:tblStyleRowBandSize w:val="1"/>
-      <w:tblStyleColBandSize w:val="1"/>
-      <w:tblCellMar>
-        <w:top w:w="0" w:type="dxa"/>
-        <w:left w:w="115" w:type="dxa"/>
-        <w:bottom w:w="0" w:type="dxa"/>
-        <w:right w:w="115" w:type="dxa"/>
-      </w:tblCellMar>
-    </w:tblPr>
-  </w:style>
-  <w:style w:type="table" w:customStyle="1" w:styleId="affff7">
-    <w:basedOn w:val="TableNormal0"/>
-    <w:tblPr>
-      <w:tblStyleRowBandSize w:val="1"/>
-      <w:tblStyleColBandSize w:val="1"/>
-      <w:tblCellMar>
-        <w:top w:w="0" w:type="dxa"/>
-        <w:left w:w="115" w:type="dxa"/>
-        <w:bottom w:w="0" w:type="dxa"/>
-        <w:right w:w="115" w:type="dxa"/>
-      </w:tblCellMar>
-    </w:tblPr>
-  </w:style>
-  <w:style w:type="table" w:customStyle="1" w:styleId="affff8">
-    <w:basedOn w:val="TableNormal0"/>
-    <w:tblPr>
-      <w:tblStyleRowBandSize w:val="1"/>
-      <w:tblStyleColBandSize w:val="1"/>
-      <w:tblCellMar>
-        <w:top w:w="0" w:type="dxa"/>
-        <w:left w:w="115" w:type="dxa"/>
-        <w:bottom w:w="0" w:type="dxa"/>
-        <w:right w:w="115" w:type="dxa"/>
-      </w:tblCellMar>
-    </w:tblPr>
-  </w:style>
-  <w:style w:type="table" w:customStyle="1" w:styleId="affff9">
-    <w:basedOn w:val="TableNormal0"/>
-    <w:tblPr>
-      <w:tblStyleRowBandSize w:val="1"/>
-      <w:tblStyleColBandSize w:val="1"/>
-      <w:tblCellMar>
-        <w:top w:w="0" w:type="dxa"/>
-        <w:left w:w="115" w:type="dxa"/>
-        <w:bottom w:w="0" w:type="dxa"/>
-        <w:right w:w="115" w:type="dxa"/>
-      </w:tblCellMar>
-    </w:tblPr>
-  </w:style>
-  <w:style w:type="table" w:customStyle="1" w:styleId="affffa">
-    <w:basedOn w:val="TableNormal0"/>
-    <w:tblPr>
-      <w:tblStyleRowBandSize w:val="1"/>
-      <w:tblStyleColBandSize w:val="1"/>
-      <w:tblCellMar>
-        <w:top w:w="0" w:type="dxa"/>
-        <w:left w:w="115" w:type="dxa"/>
-        <w:bottom w:w="0" w:type="dxa"/>
-        <w:right w:w="115" w:type="dxa"/>
-      </w:tblCellMar>
-    </w:tblPr>
-  </w:style>
-  <w:style w:type="table" w:customStyle="1" w:styleId="affffb">
-    <w:basedOn w:val="TableNormal0"/>
-    <w:tblPr>
-      <w:tblStyleRowBandSize w:val="1"/>
-      <w:tblStyleColBandSize w:val="1"/>
-      <w:tblCellMar>
-        <w:top w:w="0" w:type="dxa"/>
-        <w:left w:w="108" w:type="dxa"/>
-        <w:bottom w:w="0" w:type="dxa"/>
-        <w:right w:w="108" w:type="dxa"/>
-      </w:tblCellMar>
-    </w:tblPr>
-  </w:style>
-  <w:style w:type="table" w:customStyle="1" w:styleId="affffc">
-    <w:basedOn w:val="TableNormal0"/>
-    <w:tblPr>
-      <w:tblStyleRowBandSize w:val="1"/>
-      <w:tblStyleColBandSize w:val="1"/>
-      <w:tblCellMar>
-        <w:top w:w="0" w:type="dxa"/>
-        <w:left w:w="115" w:type="dxa"/>
-        <w:bottom w:w="0" w:type="dxa"/>
-        <w:right w:w="115" w:type="dxa"/>
-      </w:tblCellMar>
-    </w:tblPr>
-  </w:style>
-  <w:style w:type="table" w:customStyle="1" w:styleId="affffd">
-    <w:basedOn w:val="TableNormal0"/>
-    <w:tblPr>
-      <w:tblStyleRowBandSize w:val="1"/>
-      <w:tblStyleColBandSize w:val="1"/>
-      <w:tblCellMar>
-        <w:top w:w="0" w:type="dxa"/>
-        <w:left w:w="115" w:type="dxa"/>
-        <w:bottom w:w="0" w:type="dxa"/>
-        <w:right w:w="115" w:type="dxa"/>
-      </w:tblCellMar>
-    </w:tblPr>
-  </w:style>
-  <w:style w:type="table" w:customStyle="1" w:styleId="affffe">
-    <w:basedOn w:val="TableNormal0"/>
-    <w:tblPr>
-      <w:tblStyleRowBandSize w:val="1"/>
-      <w:tblStyleColBandSize w:val="1"/>
-      <w:tblCellMar>
-        <w:top w:w="0" w:type="dxa"/>
-        <w:left w:w="115" w:type="dxa"/>
-        <w:bottom w:w="0" w:type="dxa"/>
-        <w:right w:w="115" w:type="dxa"/>
-      </w:tblCellMar>
-    </w:tblPr>
-  </w:style>
-  <w:style w:type="table" w:customStyle="1" w:styleId="afffff">
-    <w:basedOn w:val="TableNormal0"/>
-    <w:tblPr>
-      <w:tblStyleRowBandSize w:val="1"/>
-      <w:tblStyleColBandSize w:val="1"/>
-    </w:tblPr>
   </w:style>
 </w:styles>
 </file>
 
 <file path=word/theme/theme1.xml><?xml version="1.0" encoding="utf-8"?>
-<a:theme xmlns:a="http://schemas.openxmlformats.org/drawingml/2006/main" name="Office Theme">
+<a:theme xmlns:a="http://schemas.openxmlformats.org/drawingml/2006/main" name="Office 테마">
   <a:themeElements>
     <a:clrScheme name="Office">
       <a:dk1>
@@ -15919,44 +17356,44 @@
         <a:sysClr val="window" lastClr="FFFFFF"/>
       </a:lt1>
       <a:dk2>
-        <a:srgbClr val="1F497D"/>
+        <a:srgbClr val="0E2841"/>
       </a:dk2>
       <a:lt2>
-        <a:srgbClr val="EEECE1"/>
+        <a:srgbClr val="E8E8E8"/>
       </a:lt2>
       <a:accent1>
-        <a:srgbClr val="4F81BD"/>
+        <a:srgbClr val="156082"/>
       </a:accent1>
       <a:accent2>
-        <a:srgbClr val="C0504D"/>
+        <a:srgbClr val="E97132"/>
       </a:accent2>
       <a:accent3>
-        <a:srgbClr val="9BBB59"/>
+        <a:srgbClr val="196B24"/>
       </a:accent3>
       <a:accent4>
-        <a:srgbClr val="8064A2"/>
+        <a:srgbClr val="0F9ED5"/>
       </a:accent4>
       <a:accent5>
-        <a:srgbClr val="4BACC6"/>
+        <a:srgbClr val="A02B93"/>
       </a:accent5>
       <a:accent6>
-        <a:srgbClr val="F79646"/>
+        <a:srgbClr val="4EA72E"/>
       </a:accent6>
       <a:hlink>
-        <a:srgbClr val="0000FF"/>
+        <a:srgbClr val="467886"/>
       </a:hlink>
       <a:folHlink>
-        <a:srgbClr val="800080"/>
+        <a:srgbClr val="96607D"/>
       </a:folHlink>
     </a:clrScheme>
     <a:fontScheme name="Office">
       <a:majorFont>
-        <a:latin typeface="Cambria"/>
-        <a:ea typeface="돋움"/>
+        <a:latin typeface="맑은 고딕" panose="020F0302020204030204"/>
+        <a:ea typeface=""/>
         <a:cs typeface=""/>
-        <a:font script="Jpan" typeface="ＭＳ ゴシック"/>
+        <a:font script="Jpan" typeface="游ゴシック Light"/>
         <a:font script="Hang" typeface="맑은 고딕"/>
-        <a:font script="Hans" typeface="宋体"/>
+        <a:font script="Hans" typeface="等线 Light"/>
         <a:font script="Hant" typeface="新細明體"/>
         <a:font script="Arab" typeface="Times New Roman"/>
         <a:font script="Hebr" typeface="Times New Roman"/>
@@ -15983,16 +17420,32 @@
         <a:font script="Mong" typeface="Mongolian Baiti"/>
         <a:font script="Viet" typeface="Times New Roman"/>
         <a:font script="Uigh" typeface="Microsoft Uighur"/>
-        <a:font script="Geor" typeface=""/>
-        <a:font script="Mymr" typeface=""/>
+        <a:font script="Geor" typeface="Sylfaen"/>
+        <a:font script="Armn" typeface="Arial"/>
+        <a:font script="Bugi" typeface="Leelawadee UI"/>
+        <a:font script="Bopo" typeface="Microsoft JhengHei"/>
+        <a:font script="Java" typeface="Javanese Text"/>
+        <a:font script="Lisu" typeface="Segoe UI"/>
+        <a:font script="Mymr" typeface="Myanmar Text"/>
+        <a:font script="Nkoo" typeface="Ebrima"/>
+        <a:font script="Olck" typeface="Nirmala UI"/>
+        <a:font script="Osma" typeface="Ebrima"/>
+        <a:font script="Phag" typeface="Phagspa"/>
+        <a:font script="Syrn" typeface="Estrangelo Edessa"/>
+        <a:font script="Syrj" typeface="Estrangelo Edessa"/>
+        <a:font script="Syre" typeface="Estrangelo Edessa"/>
+        <a:font script="Sora" typeface="Nirmala UI"/>
+        <a:font script="Tale" typeface="Microsoft Tai Le"/>
+        <a:font script="Talu" typeface="Microsoft New Tai Lue"/>
+        <a:font script="Tfng" typeface="Ebrima"/>
       </a:majorFont>
       <a:minorFont>
-        <a:latin typeface="Calibri"/>
-        <a:ea typeface="바탕"/>
+        <a:latin typeface="맑은 고딕" panose="020F0502020204030204"/>
+        <a:ea typeface=""/>
         <a:cs typeface=""/>
-        <a:font script="Jpan" typeface="ＭＳ 明朝"/>
+        <a:font script="Jpan" typeface="游明朝"/>
         <a:font script="Hang" typeface="맑은 고딕"/>
-        <a:font script="Hans" typeface="宋体"/>
+        <a:font script="Hans" typeface="等线"/>
         <a:font script="Hant" typeface="新細明體"/>
         <a:font script="Arab" typeface="Arial"/>
         <a:font script="Hebr" typeface="Arial"/>
@@ -16019,8 +17472,24 @@
         <a:font script="Mong" typeface="Mongolian Baiti"/>
         <a:font script="Viet" typeface="Arial"/>
         <a:font script="Uigh" typeface="Microsoft Uighur"/>
-        <a:font script="Geor" typeface=""/>
-        <a:font script="Mymr" typeface=""/>
+        <a:font script="Geor" typeface="Sylfaen"/>
+        <a:font script="Armn" typeface="Arial"/>
+        <a:font script="Bugi" typeface="Leelawadee UI"/>
+        <a:font script="Bopo" typeface="Microsoft JhengHei"/>
+        <a:font script="Java" typeface="Javanese Text"/>
+        <a:font script="Lisu" typeface="Segoe UI"/>
+        <a:font script="Mymr" typeface="Myanmar Text"/>
+        <a:font script="Nkoo" typeface="Ebrima"/>
+        <a:font script="Olck" typeface="Nirmala UI"/>
+        <a:font script="Osma" typeface="Ebrima"/>
+        <a:font script="Phag" typeface="Phagspa"/>
+        <a:font script="Syrn" typeface="Estrangelo Edessa"/>
+        <a:font script="Syrj" typeface="Estrangelo Edessa"/>
+        <a:font script="Syre" typeface="Estrangelo Edessa"/>
+        <a:font script="Sora" typeface="Nirmala UI"/>
+        <a:font script="Tale" typeface="Microsoft Tai Le"/>
+        <a:font script="Talu" typeface="Microsoft New Tai Lue"/>
+        <a:font script="Tfng" typeface="Ebrima"/>
       </a:minorFont>
     </a:fontScheme>
     <a:fmtScheme name="Office">
@@ -16032,174 +17501,141 @@
           <a:gsLst>
             <a:gs pos="0">
               <a:schemeClr val="phClr">
-                <a:tint val="50000"/>
-                <a:satMod val="300000"/>
+                <a:lumMod val="110000"/>
+                <a:satMod val="105000"/>
+                <a:tint val="67000"/>
               </a:schemeClr>
             </a:gs>
-            <a:gs pos="35000">
+            <a:gs pos="50000">
               <a:schemeClr val="phClr">
-                <a:tint val="37000"/>
-                <a:satMod val="300000"/>
+                <a:lumMod val="105000"/>
+                <a:satMod val="103000"/>
+                <a:tint val="73000"/>
               </a:schemeClr>
             </a:gs>
             <a:gs pos="100000">
               <a:schemeClr val="phClr">
-                <a:tint val="15000"/>
-                <a:satMod val="350000"/>
+                <a:lumMod val="105000"/>
+                <a:satMod val="109000"/>
+                <a:tint val="81000"/>
               </a:schemeClr>
             </a:gs>
           </a:gsLst>
-          <a:lin ang="16200000" scaled="1"/>
+          <a:lin ang="5400000" scaled="0"/>
         </a:gradFill>
         <a:gradFill rotWithShape="1">
           <a:gsLst>
             <a:gs pos="0">
               <a:schemeClr val="phClr">
-                <a:shade val="51000"/>
-                <a:satMod val="130000"/>
+                <a:satMod val="103000"/>
+                <a:lumMod val="102000"/>
+                <a:tint val="94000"/>
               </a:schemeClr>
             </a:gs>
-            <a:gs pos="80000">
+            <a:gs pos="50000">
               <a:schemeClr val="phClr">
-                <a:shade val="93000"/>
-                <a:satMod val="130000"/>
+                <a:satMod val="110000"/>
+                <a:lumMod val="100000"/>
+                <a:shade val="100000"/>
               </a:schemeClr>
             </a:gs>
             <a:gs pos="100000">
               <a:schemeClr val="phClr">
-                <a:shade val="94000"/>
-                <a:satMod val="135000"/>
+                <a:lumMod val="99000"/>
+                <a:satMod val="120000"/>
+                <a:shade val="78000"/>
               </a:schemeClr>
             </a:gs>
           </a:gsLst>
-          <a:lin ang="16200000" scaled="0"/>
+          <a:lin ang="5400000" scaled="0"/>
         </a:gradFill>
       </a:fillStyleLst>
       <a:lnStyleLst>
-        <a:ln w="12700">
+        <a:ln w="6350" cap="flat" cmpd="sng" algn="ctr">
           <a:solidFill>
             <a:schemeClr val="phClr"/>
           </a:solidFill>
+          <a:prstDash val="solid"/>
+          <a:miter lim="800000"/>
         </a:ln>
-        <a:ln w="19050">
+        <a:ln w="12700" cap="flat" cmpd="sng" algn="ctr">
           <a:solidFill>
             <a:schemeClr val="phClr"/>
           </a:solidFill>
+          <a:prstDash val="solid"/>
+          <a:miter lim="800000"/>
         </a:ln>
-        <a:ln w="38100">
+        <a:ln w="19050" cap="flat" cmpd="sng" algn="ctr">
           <a:solidFill>
             <a:schemeClr val="phClr"/>
           </a:solidFill>
+          <a:prstDash val="solid"/>
+          <a:miter lim="800000"/>
         </a:ln>
       </a:lnStyleLst>
       <a:effectStyleLst>
         <a:effectStyle>
+          <a:effectLst/>
+        </a:effectStyle>
+        <a:effectStyle>
+          <a:effectLst/>
+        </a:effectStyle>
+        <a:effectStyle>
           <a:effectLst>
-            <a:outerShdw blurRad="40000" dist="20000" dir="5400000" rotWithShape="0">
+            <a:outerShdw blurRad="57150" dist="19050" dir="5400000" algn="ctr" rotWithShape="0">
               <a:srgbClr val="000000">
-                <a:alpha val="38000"/>
+                <a:alpha val="63000"/>
               </a:srgbClr>
             </a:outerShdw>
           </a:effectLst>
-        </a:effectStyle>
-        <a:effectStyle>
-          <a:effectLst>
-            <a:outerShdw blurRad="40000" dist="23000" dir="5400000" rotWithShape="0">
-              <a:srgbClr val="000000">
-                <a:alpha val="35000"/>
-              </a:srgbClr>
-            </a:outerShdw>
-          </a:effectLst>
-        </a:effectStyle>
-        <a:effectStyle>
-          <a:effectLst>
-            <a:outerShdw blurRad="40000" dist="23000" dir="5400000" rotWithShape="0">
-              <a:srgbClr val="000000">
-                <a:alpha val="35000"/>
-              </a:srgbClr>
-            </a:outerShdw>
-          </a:effectLst>
-          <a:scene3d>
-            <a:camera prst="orthographicFront">
-              <a:rot lat="0" lon="0" rev="0"/>
-            </a:camera>
-            <a:lightRig rig="threePt" dir="t">
-              <a:rot lat="0" lon="0" rev="1200000"/>
-            </a:lightRig>
-          </a:scene3d>
-          <a:sp3d>
-            <a:bevelT w="63500" h="25400"/>
-          </a:sp3d>
         </a:effectStyle>
       </a:effectStyleLst>
       <a:bgFillStyleLst>
         <a:solidFill>
           <a:schemeClr val="phClr"/>
         </a:solidFill>
+        <a:solidFill>
+          <a:schemeClr val="phClr">
+            <a:tint val="95000"/>
+            <a:satMod val="170000"/>
+          </a:schemeClr>
+        </a:solidFill>
         <a:gradFill rotWithShape="1">
           <a:gsLst>
             <a:gs pos="0">
               <a:schemeClr val="phClr">
-                <a:tint val="40000"/>
-                <a:satMod val="350000"/>
+                <a:tint val="93000"/>
+                <a:satMod val="150000"/>
+                <a:shade val="98000"/>
+                <a:lumMod val="102000"/>
               </a:schemeClr>
             </a:gs>
-            <a:gs pos="40000">
+            <a:gs pos="50000">
               <a:schemeClr val="phClr">
-                <a:tint val="45000"/>
-                <a:shade val="99000"/>
-                <a:satMod val="350000"/>
+                <a:tint val="98000"/>
+                <a:satMod val="130000"/>
+                <a:shade val="90000"/>
+                <a:lumMod val="103000"/>
               </a:schemeClr>
             </a:gs>
             <a:gs pos="100000">
               <a:schemeClr val="phClr">
-                <a:shade val="20000"/>
-                <a:satMod val="255000"/>
+                <a:shade val="63000"/>
+                <a:satMod val="120000"/>
               </a:schemeClr>
             </a:gs>
           </a:gsLst>
-          <a:path path="circle">
-            <a:fillToRect l="50000" t="-80000" r="50000" b="180000"/>
-          </a:path>
-        </a:gradFill>
-        <a:gradFill rotWithShape="1">
-          <a:gsLst>
-            <a:gs pos="0">
-              <a:schemeClr val="phClr">
-                <a:tint val="80000"/>
-                <a:satMod val="300000"/>
-              </a:schemeClr>
-            </a:gs>
-            <a:gs pos="100000">
-              <a:schemeClr val="phClr">
-                <a:shade val="30000"/>
-                <a:satMod val="200000"/>
-              </a:schemeClr>
-            </a:gs>
-          </a:gsLst>
-          <a:path path="circle">
-            <a:fillToRect l="50000" t="50000" r="50000" b="50000"/>
-          </a:path>
+          <a:lin ang="5400000" scaled="0"/>
         </a:gradFill>
       </a:bgFillStyleLst>
     </a:fmtScheme>
   </a:themeElements>
   <a:objectDefaults/>
   <a:extraClrSchemeLst/>
+  <a:extLst>
+    <a:ext uri="{05A4C25C-085E-4340-85A3-A5531E510DB2}">
+      <thm15:themeFamily xmlns:thm15="http://schemas.microsoft.com/office/thememl/2012/main" name="Office Theme" id="{62F939B6-93AF-4DB8-9C6B-D6C7DFDC589F}" vid="{4A3C46E8-61CC-4603-A589-7422A47A8E4A}"/>
+    </a:ext>
+  </a:extLst>
 </a:theme>
-</file>
-
-<file path=customXml/item1.xml><?xml version="1.0" encoding="utf-8"?>
-<go:gDocsCustomXmlDataStorage xmlns:go="http://customooxmlschemas.google.com/" xmlns:r="http://schemas.openxmlformats.org/officeDocument/2006/relationships" uri="GoogleDocsCustomDataVersion2">
-  <go:docsCustomData xmlns:go="http://customooxmlschemas.google.com/" roundtripDataSignature="AMtx7mhVIn18enum0V6HJRE/YQ29iEfB0Q==">CgMxLjAaHwoBMBIaChgICVIUChJ0YWJsZS52YWowY3Y0cTh1ZDY4AHIhMXBjVEwyUXhobUVremF0dDFrZ0hucTJNamxyTDNkMElS</go:docsCustomData>
-</go:gDocsCustomXmlDataStorage>
-</file>
-
-<file path=customXml/itemProps1.xml><?xml version="1.0" encoding="utf-8"?>
-<ds:datastoreItem xmlns:ds="http://schemas.openxmlformats.org/officeDocument/2006/customXml" ds:itemID="{11111111-1234-1234-1234-123412341234}">
-  <ds:schemaRefs>
-    <ds:schemaRef ds:uri="http://customooxmlschemas.google.com/"/>
-    <ds:schemaRef ds:uri="http://schemas.openxmlformats.org/officeDocument/2006/relationships"/>
-  </ds:schemaRefs>
-</ds:datastoreItem>
 </file>